--- a/CV.docx
+++ b/CV.docx
@@ -1,19 +1,16 @@
 
 <file path=word/document.xml><?xml version="1.0" encoding="utf-8"?>
-<w:document xmlns:wpc="http://schemas.microsoft.com/office/word/2010/wordprocessingCanvas" xmlns:mc="http://schemas.openxmlformats.org/markup-compatibility/2006" xmlns:o="urn:schemas-microsoft-com:office:office" xmlns:r="http://schemas.openxmlformats.org/officeDocument/2006/relationships" xmlns:m="http://schemas.openxmlformats.org/officeDocument/2006/math" xmlns:v="urn:schemas-microsoft-com:vml" xmlns:wp14="http://schemas.microsoft.com/office/word/2010/wordprocessingDrawing" xmlns:wp="http://schemas.openxmlformats.org/drawingml/2006/wordprocessingDrawing" xmlns:w="http://schemas.openxmlformats.org/wordprocessingml/2006/main" xmlns:w14="http://schemas.microsoft.com/office/word/2010/wordml" xmlns:w10="urn:schemas-microsoft-com:office:word" xmlns:w15="http://schemas.microsoft.com/office/word/2012/wordml" xmlns:wpg="http://schemas.microsoft.com/office/word/2010/wordprocessingGroup" xmlns:wpi="http://schemas.microsoft.com/office/word/2010/wordprocessingInk" xmlns:wne="http://schemas.microsoft.com/office/word/2006/wordml" xmlns:wps="http://schemas.microsoft.com/office/word/2010/wordprocessingShape" xmlns:wpsCustomData="http://www.wps.cn/officeDocument/2013/wpsCustomData" mc:Ignorable="w14 w15 wp14">
+<w:document xmlns:wpc="http://schemas.microsoft.com/office/word/2010/wordprocessingCanvas" xmlns:cx="http://schemas.microsoft.com/office/drawing/2014/chartex" xmlns:cx1="http://schemas.microsoft.com/office/drawing/2015/9/8/chartex" xmlns:cx2="http://schemas.microsoft.com/office/drawing/2015/10/21/chartex" xmlns:cx3="http://schemas.microsoft.com/office/drawing/2016/5/9/chartex" xmlns:cx4="http://schemas.microsoft.com/office/drawing/2016/5/10/chartex" xmlns:cx5="http://schemas.microsoft.com/office/drawing/2016/5/11/chartex" xmlns:cx6="http://schemas.microsoft.com/office/drawing/2016/5/12/chartex" xmlns:cx7="http://schemas.microsoft.com/office/drawing/2016/5/13/chartex" xmlns:cx8="http://schemas.microsoft.com/office/drawing/2016/5/14/chartex" xmlns:mc="http://schemas.openxmlformats.org/markup-compatibility/2006" xmlns:aink="http://schemas.microsoft.com/office/drawing/2016/ink" xmlns:am3d="http://schemas.microsoft.com/office/drawing/2017/model3d" xmlns:o="urn:schemas-microsoft-com:office:office" xmlns:r="http://schemas.openxmlformats.org/officeDocument/2006/relationships" xmlns:m="http://schemas.openxmlformats.org/officeDocument/2006/math" xmlns:v="urn:schemas-microsoft-com:vml" xmlns:wp14="http://schemas.microsoft.com/office/word/2010/wordprocessingDrawing" xmlns:wp="http://schemas.openxmlformats.org/drawingml/2006/wordprocessingDrawing" xmlns:w10="urn:schemas-microsoft-com:office:word" xmlns:w="http://schemas.openxmlformats.org/wordprocessingml/2006/main" xmlns:w14="http://schemas.microsoft.com/office/word/2010/wordml" xmlns:w15="http://schemas.microsoft.com/office/word/2012/wordml" xmlns:w16cex="http://schemas.microsoft.com/office/word/2018/wordml/cex" xmlns:w16cid="http://schemas.microsoft.com/office/word/2016/wordml/cid" xmlns:w16="http://schemas.microsoft.com/office/word/2018/wordml" xmlns:w16sdtdh="http://schemas.microsoft.com/office/word/2020/wordml/sdtdatahash" xmlns:w16se="http://schemas.microsoft.com/office/word/2015/wordml/symex" xmlns:wpg="http://schemas.microsoft.com/office/word/2010/wordprocessingGroup" xmlns:wpi="http://schemas.microsoft.com/office/word/2010/wordprocessingInk" xmlns:wne="http://schemas.microsoft.com/office/word/2006/wordml" xmlns:wps="http://schemas.microsoft.com/office/word/2010/wordprocessingShape" mc:Ignorable="w14 w15 w16se w16cid w16 w16cex w16sdtdh wp14">
   <w:body>
     <w:tbl>
       <w:tblPr>
-        <w:tblStyle w:val="6"/>
         <w:tblW w:w="5000" w:type="pct"/>
-        <w:tblInd w:w="0" w:type="dxa"/>
-        <w:tblLayout w:type="autofit"/>
         <w:tblCellMar>
-          <w:top w:w="0" w:type="dxa"/>
           <w:left w:w="0" w:type="dxa"/>
           <w:bottom w:w="432" w:type="dxa"/>
           <w:right w:w="0" w:type="dxa"/>
         </w:tblCellMar>
+        <w:tblLook w:val="04A0" w:firstRow="1" w:lastRow="0" w:firstColumn="1" w:lastColumn="0" w:noHBand="0" w:noVBand="1"/>
       </w:tblPr>
       <w:tblGrid>
         <w:gridCol w:w="5581"/>
@@ -21,7 +18,7 @@
       </w:tblGrid>
       <w:tr>
         <w:trPr>
-          <w:trHeight w:val="1197" w:hRule="atLeast"/>
+          <w:trHeight w:val="1197"/>
         </w:trPr>
         <w:tc>
           <w:tcPr>
@@ -31,36 +28,40 @@
           </w:tcPr>
           <w:p>
             <w:pPr>
-              <w:pStyle w:val="14"/>
+              <w:pStyle w:val="Title"/>
               <w:rPr>
-                <w:rFonts w:hint="default" w:ascii="Times New Roman" w:hAnsi="Times New Roman" w:cs="Times New Roman"/>
+                <w:rFonts w:ascii="Times New Roman" w:hAnsi="Times New Roman"/>
                 <w:color w:val="auto"/>
               </w:rPr>
             </w:pPr>
+            <w:proofErr w:type="spellStart"/>
             <w:r>
               <w:rPr>
-                <w:rFonts w:hint="default" w:ascii="Times New Roman" w:hAnsi="Times New Roman" w:cs="Times New Roman"/>
+                <w:rFonts w:ascii="Times New Roman" w:hAnsi="Times New Roman"/>
                 <w:color w:val="auto"/>
                 <w:sz w:val="56"/>
               </w:rPr>
               <w:t>Laniran</w:t>
             </w:r>
+            <w:proofErr w:type="spellEnd"/>
             <w:r>
               <w:rPr>
-                <w:rFonts w:hint="default" w:ascii="Times New Roman" w:hAnsi="Times New Roman" w:cs="Times New Roman"/>
+                <w:rFonts w:ascii="Times New Roman" w:hAnsi="Times New Roman"/>
                 <w:color w:val="auto"/>
                 <w:sz w:val="56"/>
               </w:rPr>
-              <w:br w:type="textWrapping"/>
+              <w:br/>
             </w:r>
+            <w:proofErr w:type="spellStart"/>
             <w:r>
               <w:rPr>
-                <w:rFonts w:hint="default" w:ascii="Times New Roman" w:hAnsi="Times New Roman" w:cs="Times New Roman"/>
+                <w:rFonts w:ascii="Times New Roman" w:hAnsi="Times New Roman"/>
                 <w:color w:val="auto"/>
                 <w:sz w:val="56"/>
               </w:rPr>
               <w:t>JohnPaul</w:t>
             </w:r>
+            <w:proofErr w:type="spellEnd"/>
           </w:p>
         </w:tc>
         <w:tc>
@@ -71,30 +72,18 @@
           </w:tcPr>
           <w:tbl>
             <w:tblPr>
-              <w:tblStyle w:val="6"/>
               <w:tblW w:w="5000" w:type="pct"/>
-              <w:tblInd w:w="0" w:type="dxa"/>
-              <w:tblLayout w:type="autofit"/>
               <w:tblCellMar>
-                <w:top w:w="0" w:type="dxa"/>
                 <w:left w:w="720" w:type="dxa"/>
-                <w:bottom w:w="0" w:type="dxa"/>
                 <w:right w:w="29" w:type="dxa"/>
               </w:tblCellMar>
+              <w:tblLook w:val="04A0" w:firstRow="1" w:lastRow="0" w:firstColumn="1" w:lastColumn="0" w:noHBand="0" w:noVBand="1"/>
             </w:tblPr>
             <w:tblGrid>
               <w:gridCol w:w="3412"/>
               <w:gridCol w:w="367"/>
             </w:tblGrid>
             <w:tr>
-              <w:tblPrEx>
-                <w:tblCellMar>
-                  <w:top w:w="0" w:type="dxa"/>
-                  <w:left w:w="720" w:type="dxa"/>
-                  <w:bottom w:w="0" w:type="dxa"/>
-                  <w:right w:w="29" w:type="dxa"/>
-                </w:tblCellMar>
-              </w:tblPrEx>
               <w:tc>
                 <w:tcPr>
                   <w:tcW w:w="3412" w:type="dxa"/>
@@ -102,80 +91,101 @@
                 </w:tcPr>
                 <w:p>
                   <w:pPr>
-                    <w:pStyle w:val="24"/>
-                    <w:spacing w:before="40" w:after="0"/>
-                    <w:jc w:val="right"/>
+                    <w:pStyle w:val="ContactInfo"/>
                     <w:rPr>
-                      <w:rFonts w:hint="default" w:ascii="Times New Roman" w:hAnsi="Times New Roman" w:cs="Times New Roman"/>
+                      <w:rFonts w:ascii="Times New Roman" w:hAnsi="Times New Roman"/>
                       <w:color w:val="auto"/>
                     </w:rPr>
                   </w:pPr>
                   <w:r>
                     <w:rPr>
-                      <w:rFonts w:hint="default" w:ascii="Times New Roman" w:hAnsi="Times New Roman" w:cs="Times New Roman"/>
+                      <w:rFonts w:ascii="Times New Roman" w:hAnsi="Times New Roman"/>
                       <w:color w:val="auto"/>
-                      <w:lang w:val="en"/>
                     </w:rPr>
-                    <w:t>5-7</w:t>
+                    <w:t>No 36</w:t>
                   </w:r>
                   <w:r>
                     <w:rPr>
-                      <w:rFonts w:hint="default" w:ascii="Times New Roman" w:hAnsi="Times New Roman" w:cs="Times New Roman"/>
+                      <w:rFonts w:ascii="Times New Roman" w:hAnsi="Times New Roman"/>
+                      <w:color w:val="auto"/>
+                    </w:rPr>
+                    <w:t>,</w:t>
+                  </w:r>
+                  <w:r>
+                    <w:rPr>
+                      <w:rFonts w:ascii="Times New Roman" w:hAnsi="Times New Roman"/>
+                      <w:color w:val="auto"/>
+                    </w:rPr>
+                    <w:t xml:space="preserve"> </w:t>
+                  </w:r>
+                  <w:proofErr w:type="spellStart"/>
+                  <w:r>
+                    <w:rPr>
+                      <w:rFonts w:ascii="Times New Roman" w:hAnsi="Times New Roman"/>
+                      <w:color w:val="auto"/>
+                    </w:rPr>
+                    <w:t>Yabatech</w:t>
+                  </w:r>
+                  <w:proofErr w:type="spellEnd"/>
+                  <w:r>
+                    <w:rPr>
+                      <w:rFonts w:ascii="Times New Roman" w:hAnsi="Times New Roman"/>
+                      <w:color w:val="auto"/>
+                    </w:rPr>
+                    <w:t xml:space="preserve"> G.R.A.,</w:t>
+                  </w:r>
+                  <w:r>
+                    <w:rPr>
+                      <w:rFonts w:ascii="Times New Roman" w:hAnsi="Times New Roman"/>
+                      <w:color w:val="auto"/>
+                    </w:rPr>
+                    <w:t xml:space="preserve"> </w:t>
+                  </w:r>
+                  <w:r>
+                    <w:rPr>
+                      <w:rFonts w:ascii="Times New Roman" w:hAnsi="Times New Roman"/>
+                      <w:color w:val="auto"/>
+                    </w:rPr>
+                    <w:br/>
+                  </w:r>
+                  <w:proofErr w:type="spellStart"/>
+                  <w:r>
+                    <w:rPr>
+                      <w:rFonts w:ascii="Times New Roman" w:hAnsi="Times New Roman"/>
+                      <w:color w:val="auto"/>
+                    </w:rPr>
+                    <w:t>Yaba</w:t>
+                  </w:r>
+                  <w:proofErr w:type="spellEnd"/>
+                  <w:r>
+                    <w:rPr>
+                      <w:rFonts w:ascii="Times New Roman" w:hAnsi="Times New Roman"/>
                       <w:color w:val="auto"/>
                     </w:rPr>
                     <w:t xml:space="preserve">, </w:t>
                   </w:r>
                   <w:r>
                     <w:rPr>
-                      <w:rFonts w:hint="default" w:ascii="Times New Roman" w:hAnsi="Times New Roman" w:cs="Times New Roman"/>
+                      <w:rFonts w:ascii="Times New Roman" w:hAnsi="Times New Roman"/>
                       <w:color w:val="auto"/>
-                      <w:lang w:val="en"/>
                     </w:rPr>
-                    <w:t>Oduduwa Crescent</w:t>
+                    <w:t>Lagos,</w:t>
                   </w:r>
+                </w:p>
+                <w:p>
+                  <w:pPr>
+                    <w:pStyle w:val="ContactInfo"/>
+                    <w:rPr>
+                      <w:rFonts w:ascii="Times New Roman" w:hAnsi="Times New Roman"/>
+                      <w:color w:val="auto"/>
+                    </w:rPr>
+                  </w:pPr>
                   <w:r>
                     <w:rPr>
-                      <w:rFonts w:hint="default" w:ascii="Times New Roman" w:hAnsi="Times New Roman" w:cs="Times New Roman"/>
+                      <w:rFonts w:ascii="Times New Roman" w:hAnsi="Times New Roman"/>
                       <w:color w:val="auto"/>
                     </w:rPr>
-                    <w:t xml:space="preserve">, </w:t>
-                  </w:r>
-                  <w:r>
-                    <w:rPr>
-                      <w:rFonts w:hint="default" w:ascii="Times New Roman" w:hAnsi="Times New Roman" w:cs="Times New Roman"/>
-                      <w:color w:val="auto"/>
-                    </w:rPr>
-                    <w:br w:type="textWrapping"/>
-                  </w:r>
-                  <w:r>
-                    <w:rPr>
-                      <w:rFonts w:hint="default" w:ascii="Times New Roman" w:hAnsi="Times New Roman" w:cs="Times New Roman"/>
-                      <w:color w:val="auto"/>
-                      <w:lang w:val="en"/>
-                    </w:rPr>
-                    <w:t>IIorin</w:t>
-                  </w:r>
-                  <w:r>
-                    <w:rPr>
-                      <w:rFonts w:hint="default" w:ascii="Times New Roman" w:hAnsi="Times New Roman" w:cs="Times New Roman"/>
-                      <w:color w:val="auto"/>
-                    </w:rPr>
-                    <w:t xml:space="preserve">, </w:t>
-                  </w:r>
-                  <w:r>
-                    <w:rPr>
-                      <w:rFonts w:hint="default" w:ascii="Times New Roman" w:hAnsi="Times New Roman" w:cs="Times New Roman"/>
-                      <w:color w:val="auto"/>
-                      <w:lang w:val="en"/>
-                    </w:rPr>
-                    <w:t>Kwara</w:t>
-                  </w:r>
-                  <w:r>
-                    <w:rPr>
-                      <w:rFonts w:hint="default" w:ascii="Times New Roman" w:hAnsi="Times New Roman" w:cs="Times New Roman"/>
-                      <w:color w:val="auto"/>
-                    </w:rPr>
-                    <w:t>.</w:t>
+                    <w:t>Nigeria.</w:t>
                   </w:r>
                 </w:p>
               </w:tc>
@@ -190,23 +200,22 @@
                 </w:tcPr>
                 <w:p>
                   <w:pPr>
-                    <w:pStyle w:val="25"/>
-                    <w:spacing w:before="0" w:after="40"/>
-                    <w:jc w:val="center"/>
+                    <w:pStyle w:val="Icons"/>
                     <w:rPr>
-                      <w:rFonts w:hint="default" w:ascii="Times New Roman" w:hAnsi="Times New Roman" w:cs="Times New Roman"/>
+                      <w:rFonts w:ascii="Times New Roman" w:hAnsi="Times New Roman"/>
                       <w:color w:val="auto"/>
                     </w:rPr>
                   </w:pPr>
                   <w:r>
                     <w:rPr>
-                      <w:rFonts w:hint="default" w:ascii="Times New Roman" w:hAnsi="Times New Roman" w:cs="Times New Roman"/>
+                      <w:rFonts w:ascii="Times New Roman" w:hAnsi="Times New Roman"/>
+                      <w:noProof/>
                       <w:color w:val="auto"/>
                     </w:rPr>
                     <mc:AlternateContent>
                       <mc:Choice Requires="wps">
                         <w:drawing>
-                          <wp:inline distT="0" distB="0" distL="0" distR="0">
+                          <wp:inline distT="0" distB="0" distL="0" distR="0" wp14:anchorId="0CBB5B3F" wp14:editId="0AA8273A">
                             <wp:extent cx="119380" cy="119380"/>
                             <wp:effectExtent l="0" t="0" r="0" b="0"/>
                             <wp:docPr id="1" name="Freeform 1"/>
@@ -972,7 +981,7 @@
                           </wp:inline>
                         </w:drawing>
                       </mc:Choice>
-                      <mc:Fallback>
+                      <mc:Fallback xmlns:wpsCustomData="http://www.wps.cn/officeDocument/2013/wpsCustomData">
                         <w:pict>
                           <v:shape id="_x0000_s1026" o:spid="_x0000_s1026" o:spt="100" style="height:9.4pt;width:9.4pt;" fillcolor="#007FAB" filled="t" stroked="f" coordsize="2846,2833" o:gfxdata="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" path="m1418,0l1443,3,1468,11,1493,23,1520,39,1547,60,1575,85,1607,115,1642,147,1678,181,1717,218,1757,256,1799,295,1842,337,1886,379,1931,422,1977,467,2024,512,2071,558,2118,603,2165,649,2213,695,2259,741,2306,787,2351,831,2397,875,2440,918,2482,960,2524,1001,2563,1040,2601,1077,2637,1113,2671,1147,2702,1178,2731,1207,2757,1234,2780,1257,2800,1278,2816,1296,2829,1310,2839,1321,2846,1329,2801,1332,2757,1334,2711,1336,2667,1338,2625,1339,2584,1340,2548,1341,2515,1342,2488,1343,2467,1345,2467,1478,2467,1613,2467,2513,2467,2566,2465,2611,2462,2651,2456,2686,2448,2716,2437,2741,2422,2763,2405,2781,2383,2796,2358,2808,2328,2817,2295,2824,2256,2830,2238,2832,2215,2833,2188,2833,2157,2833,2126,2832,2095,2831,2066,2831,2039,2830,2018,2830,1983,2829,1951,2827,1925,2822,1903,2814,1885,2803,1870,2788,1858,2769,1848,2744,1840,2715,1835,2680,1831,2639,1828,2591,1826,2536,1825,2500,1825,2460,1824,2416,1823,2370,1823,2323,1822,2273,1822,2224,1821,2173,1821,2124,1821,2076,1821,2030,1821,1985,1821,1945,1821,1908,1821,1874,1821,1846,1821,1823,1822,1807,1822,1797,1822,1763,1818,1733,1811,1707,1800,1684,1786,1664,1769,1646,1750,1631,1728,1618,1704,1608,1678,1599,1651,1592,1622,1587,1591,1583,1561,1581,1529,1579,1496,1578,1463,1577,1431,1577,1398,1577,1361,1578,1324,1579,1289,1582,1253,1586,1220,1591,1188,1598,1157,1606,1129,1617,1103,1629,1080,1643,1058,1660,1041,1678,1028,1699,1018,1723,1012,1748,1010,1778,1012,1940,1011,2103,1010,2265,1011,2427,1015,2590,1015,2630,1013,2666,1009,2697,1001,2723,990,2746,976,2767,959,2783,936,2796,910,2807,880,2815,845,2822,804,2826,760,2829,600,2829,562,2828,528,2824,496,2817,468,2806,444,2793,423,2776,406,2755,391,2731,380,2703,373,2672,369,2636,368,2596,372,2285,372,1973,371,1662,371,1350,370,1351,362,1351,348,1352,330,1352,308,1352,281,1353,252,1353,222,1353,191,1353,159,1353,129,1352,100,1352,73,1352,48,1352,29,1352,13,1352,4,1352,0,1352,5,1345,14,1334,26,1319,42,1301,61,1280,84,1256,109,1230,137,1199,167,1168,201,1134,236,1097,272,1059,312,1019,352,977,394,934,438,891,482,845,528,800,574,753,621,706,668,660,714,612,762,566,809,518,856,473,901,427,946,383,991,340,1033,297,1076,257,1116,218,1154,180,1191,145,1225,112,1257,81,1287,55,1315,34,1342,18,1367,7,1392,1,1418,0xe">
                             <v:fill on="t" focussize="0,0"/>
@@ -990,14 +999,6 @@
               </w:tc>
             </w:tr>
             <w:tr>
-              <w:tblPrEx>
-                <w:tblCellMar>
-                  <w:top w:w="0" w:type="dxa"/>
-                  <w:left w:w="720" w:type="dxa"/>
-                  <w:bottom w:w="0" w:type="dxa"/>
-                  <w:right w:w="29" w:type="dxa"/>
-                </w:tblCellMar>
-              </w:tblPrEx>
               <w:tc>
                 <w:tcPr>
                   <w:tcW w:w="3412" w:type="dxa"/>
@@ -1005,20 +1006,32 @@
                 </w:tcPr>
                 <w:p>
                   <w:pPr>
-                    <w:pStyle w:val="24"/>
-                    <w:spacing w:before="40" w:after="0"/>
-                    <w:jc w:val="right"/>
+                    <w:pStyle w:val="ContactInfo"/>
                     <w:rPr>
-                      <w:rFonts w:hint="default" w:ascii="Times New Roman" w:hAnsi="Times New Roman" w:cs="Times New Roman"/>
+                      <w:rFonts w:ascii="Times New Roman" w:hAnsi="Times New Roman"/>
                       <w:color w:val="auto"/>
                     </w:rPr>
                   </w:pPr>
                   <w:r>
                     <w:rPr>
-                      <w:rFonts w:hint="default" w:ascii="Times New Roman" w:hAnsi="Times New Roman" w:cs="Times New Roman"/>
+                      <w:rFonts w:ascii="Times New Roman" w:hAnsi="Times New Roman"/>
                       <w:color w:val="auto"/>
                     </w:rPr>
-                    <w:t xml:space="preserve">+2348054370764 </w:t>
+                    <w:t>+234</w:t>
+                  </w:r>
+                  <w:r>
+                    <w:rPr>
+                      <w:rFonts w:ascii="Times New Roman" w:hAnsi="Times New Roman"/>
+                      <w:color w:val="auto"/>
+                    </w:rPr>
+                    <w:t>9121169737</w:t>
+                  </w:r>
+                  <w:r>
+                    <w:rPr>
+                      <w:rFonts w:ascii="Times New Roman" w:hAnsi="Times New Roman"/>
+                      <w:color w:val="auto"/>
+                    </w:rPr>
+                    <w:t xml:space="preserve"> </w:t>
                   </w:r>
                 </w:p>
               </w:tc>
@@ -1033,23 +1046,22 @@
                 </w:tcPr>
                 <w:p>
                   <w:pPr>
-                    <w:pStyle w:val="25"/>
-                    <w:spacing w:before="0" w:after="40"/>
-                    <w:jc w:val="center"/>
+                    <w:pStyle w:val="Icons"/>
                     <w:rPr>
-                      <w:rFonts w:hint="default" w:ascii="Times New Roman" w:hAnsi="Times New Roman" w:cs="Times New Roman"/>
+                      <w:rFonts w:ascii="Times New Roman" w:hAnsi="Times New Roman"/>
                       <w:color w:val="auto"/>
                     </w:rPr>
                   </w:pPr>
                   <w:r>
                     <w:rPr>
-                      <w:rFonts w:hint="default" w:ascii="Times New Roman" w:hAnsi="Times New Roman" w:cs="Times New Roman"/>
+                      <w:rFonts w:ascii="Times New Roman" w:hAnsi="Times New Roman"/>
+                      <w:noProof/>
                       <w:color w:val="auto"/>
                     </w:rPr>
                     <mc:AlternateContent>
                       <mc:Choice Requires="wps">
                         <w:drawing>
-                          <wp:inline distT="0" distB="5080" distL="0" distR="5080">
+                          <wp:inline distT="0" distB="5080" distL="0" distR="5080" wp14:anchorId="6FF59D68" wp14:editId="3CA4879B">
                             <wp:extent cx="109855" cy="109855"/>
                             <wp:effectExtent l="0" t="0" r="5085" b="5085"/>
                             <wp:docPr id="2" name="Freeform 2"/>
@@ -1563,7 +1575,7 @@
                           </wp:inline>
                         </w:drawing>
                       </mc:Choice>
-                      <mc:Fallback>
+                      <mc:Fallback xmlns:wpsCustomData="http://www.wps.cn/officeDocument/2013/wpsCustomData">
                         <w:pict>
                           <v:shape id="_x0000_s1026" o:spid="_x0000_s1026" o:spt="100" style="height:8.65pt;width:8.65pt;" fillcolor="#007FAB" filled="t" stroked="f" coordsize="2552,2616" o:gfxdata="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" path="m410,0l443,2,477,11,511,26,545,48,580,77,634,132,688,186,742,241,798,294,829,324,854,356,875,387,890,418,900,449,904,480,901,510,892,540,878,571,857,600,830,629,797,658,758,690,727,723,702,755,683,789,669,823,661,856,659,890,663,925,672,959,687,992,707,1027,731,1060,760,1093,918,1253,1077,1409,1239,1565,1402,1718,1566,1870,1598,1897,1630,1918,1662,1933,1695,1943,1727,1946,1759,1944,1792,1936,1823,1921,1854,1899,1884,1871,1914,1836,1948,1796,1982,1763,2018,1737,2052,1719,2086,1708,2121,1703,2155,1705,2189,1714,2222,1728,2256,1749,2288,1776,2320,1810,2353,1848,2509,2031,2529,2061,2542,2090,2550,2121,2552,2149,2551,2176,2546,2202,2538,2228,2528,2250,2517,2270,2506,2287,2494,2302,2484,2313,2475,2321,2473,2322,2467,2327,2458,2336,2445,2347,2430,2360,2412,2374,2392,2390,2371,2408,2347,2426,2322,2444,2296,2464,2269,2482,2243,2500,2214,2517,2187,2532,2161,2546,2135,2558,2109,2567,2058,2583,2010,2595,1964,2605,1923,2611,1884,2615,1848,2616,1814,2615,1782,2611,1752,2606,1723,2599,1695,2591,1668,2581,1641,2570,1615,2558,1589,2544,1561,2531,1534,2517,1439,2469,1347,2418,1256,2367,1167,2314,1081,2260,997,2203,916,2146,838,2085,762,2024,689,1959,619,1893,551,1823,488,1751,426,1677,369,1600,314,1520,263,1436,214,1351,170,1261,130,1168,92,1072,59,972,29,868,14,801,4,734,0,669,2,606,11,543,23,483,41,423,63,365,91,307,124,252,160,197,201,144,247,92,279,61,311,36,345,18,377,6,410,0xe">
                             <v:fill on="t" focussize="0,0"/>
@@ -1588,21 +1600,21 @@
                 </w:tcPr>
                 <w:p>
                   <w:pPr>
-                    <w:pStyle w:val="24"/>
-                    <w:spacing w:before="40" w:after="0"/>
-                    <w:jc w:val="right"/>
+                    <w:pStyle w:val="ContactInfo"/>
                     <w:rPr>
-                      <w:rFonts w:hint="default" w:ascii="Times New Roman" w:hAnsi="Times New Roman" w:cs="Times New Roman"/>
+                      <w:rFonts w:ascii="Times New Roman" w:hAnsi="Times New Roman"/>
                       <w:color w:val="auto"/>
                     </w:rPr>
                   </w:pPr>
-                  <w:r>
-                    <w:rPr>
-                      <w:rFonts w:hint="default" w:ascii="Times New Roman" w:hAnsi="Times New Roman" w:cs="Times New Roman"/>
-                      <w:color w:val="auto"/>
-                    </w:rPr>
-                    <w:t>Jplaniran01@gmail.com</w:t>
-                  </w:r>
+                  <w:hyperlink r:id="rId8" w:history="1">
+                    <w:r>
+                      <w:rPr>
+                        <w:rStyle w:val="Hyperlink"/>
+                        <w:rFonts w:ascii="Times New Roman" w:hAnsi="Times New Roman"/>
+                      </w:rPr>
+                      <w:t>Jplaniran01@gmail.com</w:t>
+                    </w:r>
+                  </w:hyperlink>
                 </w:p>
               </w:tc>
               <w:tc>
@@ -1616,23 +1628,22 @@
                 </w:tcPr>
                 <w:p>
                   <w:pPr>
-                    <w:pStyle w:val="25"/>
-                    <w:spacing w:before="0" w:after="40"/>
-                    <w:jc w:val="center"/>
+                    <w:pStyle w:val="Icons"/>
                     <w:rPr>
-                      <w:rFonts w:hint="default" w:ascii="Times New Roman" w:hAnsi="Times New Roman" w:cs="Times New Roman"/>
+                      <w:rFonts w:ascii="Times New Roman" w:hAnsi="Times New Roman"/>
                       <w:color w:val="auto"/>
                     </w:rPr>
                   </w:pPr>
                   <w:r>
                     <w:rPr>
-                      <w:rFonts w:hint="default" w:ascii="Times New Roman" w:hAnsi="Times New Roman" w:cs="Times New Roman"/>
+                      <w:rFonts w:ascii="Times New Roman" w:hAnsi="Times New Roman"/>
+                      <w:noProof/>
                       <w:color w:val="auto"/>
                     </w:rPr>
                     <mc:AlternateContent>
                       <mc:Choice Requires="wps">
                         <w:drawing>
-                          <wp:inline distT="0" distB="3810" distL="0" distR="0">
+                          <wp:inline distT="0" distB="3810" distL="0" distR="0" wp14:anchorId="0EF323A6" wp14:editId="20AB3EB8">
                             <wp:extent cx="137795" cy="92075"/>
                             <wp:effectExtent l="0" t="0" r="0" b="3810"/>
                             <wp:docPr id="3" name="Freeform 3"/>
@@ -1764,7 +1775,7 @@
                           </wp:inline>
                         </w:drawing>
                       </mc:Choice>
-                      <mc:Fallback>
+                      <mc:Fallback xmlns:wpsCustomData="http://www.wps.cn/officeDocument/2013/wpsCustomData">
                         <w:pict>
                           <v:shape id="_x0000_s1026" o:spid="_x0000_s1026" o:spt="100" style="height:7.25pt;width:10.85pt;" fillcolor="#007FAB" filled="t" stroked="f" coordsize="120,80" o:gfxdata="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" path="m108,21l108,21,60,58,12,21c11,20,11,19,12,18c13,16,14,16,16,17l60,51,104,17c105,16,107,16,108,18c109,19,109,20,108,21l108,21xm114,0l114,0,6,0c3,0,0,3,0,6l0,74c0,77,3,80,6,80l114,80c117,80,120,77,120,74l120,6c120,3,117,0,114,0xe">
                             <v:fill on="t" focussize="0,0"/>
@@ -1782,14 +1793,6 @@
               </w:tc>
             </w:tr>
             <w:tr>
-              <w:tblPrEx>
-                <w:tblCellMar>
-                  <w:top w:w="0" w:type="dxa"/>
-                  <w:left w:w="720" w:type="dxa"/>
-                  <w:bottom w:w="0" w:type="dxa"/>
-                  <w:right w:w="29" w:type="dxa"/>
-                </w:tblCellMar>
-              </w:tblPrEx>
               <w:tc>
                 <w:tcPr>
                   <w:tcW w:w="3412" w:type="dxa"/>
@@ -1797,20 +1800,27 @@
                 </w:tcPr>
                 <w:p>
                   <w:pPr>
-                    <w:pStyle w:val="24"/>
-                    <w:spacing w:before="40" w:after="0"/>
-                    <w:jc w:val="right"/>
+                    <w:pStyle w:val="ContactInfo"/>
                     <w:rPr>
-                      <w:rFonts w:hint="default" w:ascii="Times New Roman" w:hAnsi="Times New Roman" w:cs="Times New Roman"/>
+                      <w:rFonts w:ascii="Times New Roman" w:hAnsi="Times New Roman"/>
                       <w:color w:val="auto"/>
                     </w:rPr>
                   </w:pPr>
+                  <w:proofErr w:type="spellStart"/>
                   <w:r>
                     <w:rPr>
-                      <w:rFonts w:hint="default" w:ascii="Times New Roman" w:hAnsi="Times New Roman" w:cs="Times New Roman"/>
+                      <w:rFonts w:ascii="Times New Roman" w:hAnsi="Times New Roman"/>
                       <w:color w:val="auto"/>
                     </w:rPr>
-                    <w:t>Laniran Johnpaul</w:t>
+                    <w:t>Laniran</w:t>
+                  </w:r>
+                  <w:proofErr w:type="spellEnd"/>
+                  <w:r>
+                    <w:rPr>
+                      <w:rFonts w:ascii="Times New Roman" w:hAnsi="Times New Roman"/>
+                      <w:color w:val="auto"/>
+                    </w:rPr>
+                    <w:t xml:space="preserve"> Johnpaul</w:t>
                   </w:r>
                 </w:p>
               </w:tc>
@@ -1825,23 +1835,22 @@
                 </w:tcPr>
                 <w:p>
                   <w:pPr>
-                    <w:pStyle w:val="25"/>
-                    <w:spacing w:before="0" w:after="40"/>
-                    <w:jc w:val="center"/>
+                    <w:pStyle w:val="Icons"/>
                     <w:rPr>
-                      <w:rFonts w:hint="default" w:ascii="Times New Roman" w:hAnsi="Times New Roman" w:cs="Times New Roman"/>
+                      <w:rFonts w:ascii="Times New Roman" w:hAnsi="Times New Roman"/>
                       <w:color w:val="auto"/>
                     </w:rPr>
                   </w:pPr>
                   <w:r>
                     <w:rPr>
-                      <w:rFonts w:hint="default" w:ascii="Times New Roman" w:hAnsi="Times New Roman" w:cs="Times New Roman"/>
+                      <w:rFonts w:ascii="Times New Roman" w:hAnsi="Times New Roman"/>
+                      <w:noProof/>
                       <w:color w:val="auto"/>
                     </w:rPr>
                     <mc:AlternateContent>
                       <mc:Choice Requires="wps">
                         <w:drawing>
-                          <wp:inline distT="0" distB="5080" distL="0" distR="5080">
+                          <wp:inline distT="0" distB="5080" distL="0" distR="5080" wp14:anchorId="6491E126" wp14:editId="4B775382">
                             <wp:extent cx="109855" cy="165100"/>
                             <wp:effectExtent l="0" t="0" r="5085" b="5085"/>
                             <wp:docPr id="4" name="Freeform 4"/>
@@ -2514,7 +2523,7 @@
                           </wp:inline>
                         </w:drawing>
                       </mc:Choice>
-                      <mc:Fallback>
+                      <mc:Fallback xmlns:wpsCustomData="http://www.wps.cn/officeDocument/2013/wpsCustomData">
                         <w:pict>
                           <v:shape id="_x0000_s1026" o:spid="_x0000_s1026" o:spt="100" style="height:13pt;width:8.65pt;" fillcolor="#007FAB" filled="t" stroked="f" coordsize="2616,2610" o:gfxdata="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" path="m419,978l404,978,394,981,390,985,388,995,387,1010,387,1600,387,2196,388,2210,389,2219,394,2223,402,2225,415,2225,749,2225,761,2225,769,2223,773,2219,775,2211,775,2197,775,1006,775,993,773,985,769,979,761,978,747,978,419,978xm1785,947l1720,949,1677,955,1635,964,1595,977,1558,994,1523,1013,1490,1037,1459,1065,1431,1097,1405,1133,1401,1138,1396,1144,1392,1142,1392,1122,1391,1004,1391,992,1390,985,1386,981,1378,978,1365,978,1048,978,1033,978,1025,979,1020,985,1019,993,1019,1007,1019,2195,1019,2210,1020,2219,1025,2223,1033,2225,1048,2225,1377,2225,1391,2225,1400,2223,1404,2219,1406,2210,1406,2195,1406,1626,1407,1580,1409,1533,1415,1487,1425,1442,1435,1413,1447,1387,1462,1363,1480,1343,1501,1326,1525,1311,1552,1301,1581,1294,1614,1290,1647,1290,1679,1292,1708,1297,1735,1307,1758,1322,1778,1341,1795,1363,1809,1390,1821,1418,1828,1448,1833,1491,1838,1534,1839,1578,1840,1889,1840,2198,1840,2208,1842,2215,1845,2221,1852,2224,1862,2225,2207,2225,2217,2224,2224,2220,2227,2213,2228,2203,2227,1829,2226,1455,2223,1392,2216,1331,2203,1269,2186,1209,2169,1166,2148,1128,2125,1094,2099,1062,2069,1035,2035,1011,1998,992,1958,975,1914,963,1850,951,1785,947xm582,359l546,362,511,370,478,383,449,401,423,423,401,450,383,479,368,511,360,546,357,582,359,618,367,654,382,686,399,715,421,741,447,765,476,783,508,797,542,805,578,808,616,805,651,797,683,784,714,766,740,742,763,717,781,687,795,655,803,620,806,583,803,548,795,513,781,481,763,452,741,426,715,402,685,384,653,370,619,362,582,359xm163,0l2451,0,2457,2,2463,4,2498,15,2527,30,2553,49,2575,72,2592,99,2605,128,2613,160,2616,195,2616,2414,2616,2425,2612,2458,2602,2490,2587,2518,2568,2545,2546,2567,2520,2585,2491,2599,2458,2607,2425,2610,189,2610,160,2608,132,2602,106,2591,82,2577,59,2558,41,2540,27,2519,15,2498,7,2475,0,2452,0,158,7,133,17,109,30,85,47,64,67,45,88,29,111,17,136,7,163,0xe">
                             <v:fill on="t" focussize="0,0"/>
@@ -2534,9 +2543,9 @@
           </w:tbl>
           <w:p>
             <w:pPr>
-              <w:pStyle w:val="11"/>
+              <w:pStyle w:val="Header"/>
               <w:rPr>
-                <w:rFonts w:hint="default" w:ascii="Times New Roman" w:hAnsi="Times New Roman" w:cs="Times New Roman"/>
+                <w:rFonts w:ascii="Times New Roman" w:hAnsi="Times New Roman"/>
                 <w:color w:val="auto"/>
               </w:rPr>
             </w:pPr>
@@ -2547,7 +2556,7 @@
     <w:p>
       <w:pPr>
         <w:rPr>
-          <w:rFonts w:hint="default" w:ascii="Times New Roman" w:hAnsi="Times New Roman" w:cs="Times New Roman"/>
+          <w:rFonts w:ascii="Times New Roman" w:hAnsi="Times New Roman"/>
           <w:color w:val="auto"/>
         </w:rPr>
       </w:pPr>
@@ -2555,7 +2564,7 @@
     <w:p>
       <w:pPr>
         <w:rPr>
-          <w:rFonts w:hint="default" w:ascii="Times New Roman" w:hAnsi="Times New Roman" w:cs="Times New Roman"/>
+          <w:rFonts w:ascii="Times New Roman" w:hAnsi="Times New Roman"/>
           <w:b/>
           <w:bCs/>
           <w:color w:val="auto"/>
@@ -2566,7 +2575,7 @@
       </w:pPr>
       <w:r>
         <w:rPr>
-          <w:rFonts w:hint="default" w:ascii="Times New Roman" w:hAnsi="Times New Roman" w:cs="Times New Roman"/>
+          <w:rFonts w:ascii="Times New Roman" w:hAnsi="Times New Roman"/>
           <w:b/>
           <w:bCs/>
           <w:color w:val="auto"/>
@@ -2579,56 +2588,47 @@
     </w:p>
     <w:p>
       <w:pPr>
-        <w:keepNext w:val="0"/>
-        <w:keepLines w:val="0"/>
-        <w:widowControl/>
-        <w:suppressLineNumbers w:val="0"/>
-        <w:jc w:val="left"/>
-        <w:rPr>
-          <w:rFonts w:hint="default" w:ascii="Times New Roman" w:hAnsi="Times New Roman" w:cs="Times New Roman"/>
-          <w:color w:val="auto"/>
-          <w:sz w:val="22"/>
-          <w:szCs w:val="22"/>
-        </w:rPr>
-      </w:pPr>
-      <w:r>
-        <w:rPr>
-          <w:rFonts w:hint="default" w:ascii="Times New Roman" w:hAnsi="Times New Roman" w:eastAsia="Arial" w:cs="Times New Roman"/>
-          <w:i w:val="0"/>
-          <w:caps w:val="0"/>
+        <w:rPr>
+          <w:rFonts w:ascii="Times New Roman" w:hAnsi="Times New Roman"/>
+          <w:color w:val="auto"/>
+        </w:rPr>
+      </w:pPr>
+      <w:r>
+        <w:rPr>
+          <w:rFonts w:ascii="Times New Roman" w:eastAsia="Arial" w:hAnsi="Times New Roman"/>
           <w:color w:val="auto"/>
           <w:spacing w:val="8"/>
-          <w:kern w:val="0"/>
-          <w:sz w:val="22"/>
-          <w:szCs w:val="22"/>
-          <w:shd w:val="clear" w:fill="FFFFFF"/>
-          <w:lang w:val="en-US" w:eastAsia="zh-CN" w:bidi="ar"/>
-        </w:rPr>
-        <w:t>Web Developer with a passion for web application development and success in managing development projects</w:t>
-      </w:r>
-      <w:bookmarkStart w:id="0" w:name="_GoBack"/>
-      <w:bookmarkEnd w:id="0"/>
-      <w:r>
-        <w:rPr>
-          <w:rFonts w:hint="default" w:ascii="Times New Roman" w:hAnsi="Times New Roman" w:eastAsia="Arial" w:cs="Times New Roman"/>
-          <w:i w:val="0"/>
-          <w:caps w:val="0"/>
+          <w:shd w:val="clear" w:color="auto" w:fill="FFFFFF"/>
+          <w:lang w:eastAsia="zh-CN" w:bidi="ar"/>
+        </w:rPr>
+        <w:t xml:space="preserve">Web Developer with a passion for web application development and success in managing development projects. Skilled in </w:t>
+      </w:r>
+      <w:r>
+        <w:rPr>
+          <w:rFonts w:ascii="Times New Roman" w:eastAsia="Arial" w:hAnsi="Times New Roman"/>
           <w:color w:val="auto"/>
           <w:spacing w:val="8"/>
-          <w:kern w:val="0"/>
-          <w:sz w:val="22"/>
-          <w:szCs w:val="22"/>
-          <w:shd w:val="clear" w:fill="FFFFFF"/>
-          <w:lang w:val="en-US" w:eastAsia="zh-CN" w:bidi="ar"/>
-        </w:rPr>
-        <w:t>. Skilled in conceptualizing, designing, development, and deploying software containing logical and mathematical solutions to business problems. Dedicated to driving innovation with the ability to follow industry and technological trends, and facilitating early adoption of innovations.</w:t>
+          <w:shd w:val="clear" w:color="auto" w:fill="FFFFFF"/>
+          <w:lang w:eastAsia="zh-CN" w:bidi="ar"/>
+        </w:rPr>
+        <w:t>conceptualizing, designing, development, and deploying software containing logical and mathematical solutions to business problems. Dedicated to driving innovation with the ability to follow industry and technological trends, and facilitating early adoptio</w:t>
+      </w:r>
+      <w:r>
+        <w:rPr>
+          <w:rFonts w:ascii="Times New Roman" w:eastAsia="Arial" w:hAnsi="Times New Roman"/>
+          <w:color w:val="auto"/>
+          <w:spacing w:val="8"/>
+          <w:shd w:val="clear" w:color="auto" w:fill="FFFFFF"/>
+          <w:lang w:eastAsia="zh-CN" w:bidi="ar"/>
+        </w:rPr>
+        <w:t>n of innovations.</w:t>
       </w:r>
     </w:p>
     <w:p>
       <w:pPr>
-        <w:pStyle w:val="2"/>
-        <w:rPr>
-          <w:rFonts w:hint="default" w:ascii="Times New Roman" w:hAnsi="Times New Roman" w:cs="Times New Roman"/>
+        <w:pStyle w:val="Heading1"/>
+        <w:rPr>
+          <w:rFonts w:ascii="Times New Roman" w:hAnsi="Times New Roman"/>
           <w:color w:val="auto"/>
           <w:sz w:val="28"/>
           <w:szCs w:val="28"/>
@@ -2637,7 +2637,7 @@
       </w:pPr>
       <w:r>
         <w:rPr>
-          <w:rFonts w:hint="default" w:ascii="Times New Roman" w:hAnsi="Times New Roman" w:cs="Times New Roman"/>
+          <w:rFonts w:ascii="Times New Roman" w:hAnsi="Times New Roman"/>
           <w:color w:val="auto"/>
           <w:sz w:val="28"/>
           <w:szCs w:val="28"/>
@@ -2648,23 +2648,9 @@
     </w:p>
     <w:p>
       <w:pPr>
-        <w:keepNext w:val="0"/>
-        <w:keepLines w:val="0"/>
-        <w:pageBreakBefore w:val="0"/>
-        <w:widowControl/>
-        <w:kinsoku/>
-        <w:wordWrap/>
-        <w:overflowPunct/>
-        <w:topLinePunct w:val="0"/>
-        <w:autoSpaceDE/>
-        <w:autoSpaceDN/>
-        <w:bidi w:val="0"/>
-        <w:adjustRightInd/>
-        <w:snapToGrid/>
         <w:spacing w:after="0"/>
-        <w:textAlignment w:val="baseline"/>
-        <w:rPr>
-          <w:rFonts w:hint="default" w:ascii="Times New Roman" w:hAnsi="Times New Roman" w:cs="Times New Roman"/>
+        <w:rPr>
+          <w:rFonts w:ascii="Times New Roman" w:hAnsi="Times New Roman"/>
           <w:b/>
           <w:bCs/>
           <w:color w:val="auto"/>
@@ -2673,7 +2659,7 @@
       </w:pPr>
       <w:r>
         <w:rPr>
-          <w:rFonts w:hint="default" w:ascii="Times New Roman" w:hAnsi="Times New Roman" w:cs="Times New Roman"/>
+          <w:rFonts w:ascii="Times New Roman" w:hAnsi="Times New Roman"/>
           <w:b/>
           <w:bCs/>
           <w:color w:val="auto"/>
@@ -2683,7 +2669,7 @@
       </w:r>
       <w:r>
         <w:rPr>
-          <w:rFonts w:hint="default" w:ascii="Times New Roman" w:hAnsi="Times New Roman" w:cs="Times New Roman"/>
+          <w:rFonts w:ascii="Times New Roman" w:hAnsi="Times New Roman"/>
           <w:b/>
           <w:bCs/>
           <w:color w:val="auto"/>
@@ -2693,7 +2679,7 @@
       </w:r>
       <w:r>
         <w:rPr>
-          <w:rFonts w:hint="default" w:ascii="Times New Roman" w:hAnsi="Times New Roman" w:cs="Times New Roman"/>
+          <w:rFonts w:ascii="Times New Roman" w:hAnsi="Times New Roman"/>
           <w:b/>
           <w:bCs/>
           <w:color w:val="auto"/>
@@ -2703,7 +2689,7 @@
       </w:r>
       <w:r>
         <w:rPr>
-          <w:rFonts w:hint="default" w:ascii="Times New Roman" w:hAnsi="Times New Roman" w:cs="Times New Roman"/>
+          <w:rFonts w:ascii="Times New Roman" w:hAnsi="Times New Roman"/>
           <w:b/>
           <w:bCs/>
           <w:color w:val="auto"/>
@@ -2713,7 +2699,7 @@
       </w:r>
       <w:r>
         <w:rPr>
-          <w:rFonts w:hint="default" w:ascii="Times New Roman" w:hAnsi="Times New Roman" w:cs="Times New Roman"/>
+          <w:rFonts w:ascii="Times New Roman" w:hAnsi="Times New Roman"/>
           <w:b/>
           <w:bCs/>
           <w:color w:val="auto"/>
@@ -2723,7 +2709,7 @@
       </w:r>
       <w:r>
         <w:rPr>
-          <w:rFonts w:hint="default" w:ascii="Times New Roman" w:hAnsi="Times New Roman" w:cs="Times New Roman"/>
+          <w:rFonts w:ascii="Times New Roman" w:hAnsi="Times New Roman"/>
           <w:b/>
           <w:bCs/>
           <w:color w:val="auto"/>
@@ -2733,85 +2719,48 @@
       </w:r>
       <w:r>
         <w:rPr>
-          <w:rFonts w:hint="default" w:ascii="Times New Roman" w:hAnsi="Times New Roman" w:cs="Times New Roman"/>
+          <w:rFonts w:ascii="Times New Roman" w:hAnsi="Times New Roman"/>
           <w:b/>
           <w:bCs/>
           <w:color w:val="auto"/>
           <w:lang w:val="en"/>
         </w:rPr>
         <w:tab/>
-      </w:r>
-      <w:r>
-        <w:rPr>
-          <w:rFonts w:hint="default" w:ascii="Times New Roman" w:hAnsi="Times New Roman" w:cs="Times New Roman"/>
+        <w:t>May 2021 - July 2021</w:t>
+      </w:r>
+    </w:p>
+    <w:p>
+      <w:pPr>
+        <w:spacing w:after="0"/>
+        <w:rPr>
+          <w:rFonts w:ascii="Times New Roman" w:hAnsi="Times New Roman"/>
           <w:b/>
           <w:bCs/>
           <w:color w:val="auto"/>
           <w:lang w:val="en"/>
         </w:rPr>
-        <w:t>May 2021 - July 2021</w:t>
+      </w:pPr>
+      <w:r>
+        <w:rPr>
+          <w:rFonts w:ascii="Times New Roman" w:hAnsi="Times New Roman"/>
+          <w:b/>
+          <w:bCs/>
+          <w:color w:val="auto"/>
+          <w:lang w:val="en"/>
+        </w:rPr>
+        <w:t>Intern</w:t>
       </w:r>
     </w:p>
     <w:p>
       <w:pPr>
-        <w:keepNext w:val="0"/>
-        <w:keepLines w:val="0"/>
-        <w:pageBreakBefore w:val="0"/>
-        <w:widowControl/>
-        <w:kinsoku/>
-        <w:wordWrap/>
-        <w:overflowPunct/>
-        <w:topLinePunct w:val="0"/>
-        <w:autoSpaceDE/>
-        <w:autoSpaceDN/>
-        <w:bidi w:val="0"/>
-        <w:adjustRightInd/>
-        <w:snapToGrid/>
-        <w:spacing w:after="0"/>
-        <w:textAlignment w:val="baseline"/>
-        <w:rPr>
-          <w:rFonts w:hint="default" w:ascii="Times New Roman" w:hAnsi="Times New Roman" w:cs="Times New Roman"/>
-          <w:b/>
-          <w:bCs/>
-          <w:color w:val="auto"/>
-          <w:lang w:val="en"/>
-        </w:rPr>
-      </w:pPr>
-      <w:r>
-        <w:rPr>
-          <w:rFonts w:hint="default" w:ascii="Times New Roman" w:hAnsi="Times New Roman" w:cs="Times New Roman"/>
-          <w:b/>
-          <w:bCs/>
-          <w:color w:val="auto"/>
-          <w:lang w:val="en"/>
-        </w:rPr>
-        <w:t>Intern</w:t>
-      </w:r>
-    </w:p>
-    <w:p>
-      <w:pPr>
-        <w:keepNext w:val="0"/>
-        <w:keepLines w:val="0"/>
-        <w:pageBreakBefore w:val="0"/>
-        <w:widowControl/>
         <w:numPr>
           <w:ilvl w:val="0"/>
           <w:numId w:val="1"/>
         </w:numPr>
-        <w:kinsoku/>
-        <w:wordWrap/>
-        <w:overflowPunct/>
-        <w:topLinePunct w:val="0"/>
-        <w:autoSpaceDE/>
-        <w:autoSpaceDN/>
-        <w:bidi w:val="0"/>
-        <w:adjustRightInd/>
-        <w:snapToGrid/>
         <w:spacing w:after="0" w:line="360" w:lineRule="auto"/>
-        <w:ind w:left="840" w:leftChars="0" w:hanging="420" w:firstLineChars="0"/>
-        <w:textAlignment w:val="baseline"/>
-        <w:rPr>
-          <w:rFonts w:hint="default" w:ascii="Times New Roman" w:hAnsi="Times New Roman" w:cs="Times New Roman"/>
+        <w:ind w:left="840"/>
+        <w:rPr>
+          <w:rFonts w:ascii="Times New Roman" w:hAnsi="Times New Roman"/>
           <w:b/>
           <w:bCs/>
           <w:color w:val="auto"/>
@@ -2820,9 +2769,7 @@
       </w:pPr>
       <w:r>
         <w:rPr>
-          <w:rFonts w:hint="default" w:ascii="Times New Roman" w:hAnsi="Times New Roman" w:cs="Times New Roman"/>
-          <w:b w:val="0"/>
-          <w:bCs w:val="0"/>
+          <w:rFonts w:ascii="Times New Roman" w:hAnsi="Times New Roman"/>
           <w:color w:val="auto"/>
           <w:lang w:val="en"/>
         </w:rPr>
@@ -2831,28 +2778,14 @@
     </w:p>
     <w:p>
       <w:pPr>
-        <w:keepNext w:val="0"/>
-        <w:keepLines w:val="0"/>
-        <w:pageBreakBefore w:val="0"/>
-        <w:widowControl/>
         <w:numPr>
           <w:ilvl w:val="0"/>
           <w:numId w:val="1"/>
         </w:numPr>
-        <w:kinsoku/>
-        <w:wordWrap/>
-        <w:overflowPunct/>
-        <w:topLinePunct w:val="0"/>
-        <w:autoSpaceDE/>
-        <w:autoSpaceDN/>
-        <w:bidi w:val="0"/>
-        <w:adjustRightInd/>
-        <w:snapToGrid/>
         <w:spacing w:after="0" w:line="360" w:lineRule="auto"/>
-        <w:ind w:left="840" w:leftChars="0" w:hanging="420" w:firstLineChars="0"/>
-        <w:textAlignment w:val="baseline"/>
-        <w:rPr>
-          <w:rFonts w:hint="default" w:ascii="Times New Roman" w:hAnsi="Times New Roman" w:cs="Times New Roman"/>
+        <w:ind w:left="840"/>
+        <w:rPr>
+          <w:rFonts w:ascii="Times New Roman" w:hAnsi="Times New Roman"/>
           <w:b/>
           <w:bCs/>
           <w:color w:val="auto"/>
@@ -2861,9 +2794,7 @@
       </w:pPr>
       <w:r>
         <w:rPr>
-          <w:rFonts w:hint="default" w:ascii="Times New Roman" w:hAnsi="Times New Roman" w:cs="Times New Roman"/>
-          <w:b w:val="0"/>
-          <w:bCs w:val="0"/>
+          <w:rFonts w:ascii="Times New Roman" w:hAnsi="Times New Roman"/>
           <w:color w:val="auto"/>
           <w:lang w:val="en"/>
         </w:rPr>
@@ -2872,32 +2803,12 @@
     </w:p>
     <w:p>
       <w:pPr>
-        <w:keepNext w:val="0"/>
-        <w:keepLines w:val="0"/>
-        <w:pageBreakBefore w:val="0"/>
-        <w:widowControl/>
-        <w:numPr>
-          <w:ilvl w:val="0"/>
-          <w:numId w:val="0"/>
-        </w:numPr>
         <w:tabs>
           <w:tab w:val="left" w:pos="420"/>
         </w:tabs>
-        <w:suppressAutoHyphens/>
-        <w:kinsoku/>
-        <w:wordWrap/>
-        <w:overflowPunct/>
-        <w:topLinePunct w:val="0"/>
-        <w:autoSpaceDE/>
-        <w:autoSpaceDN/>
-        <w:bidi w:val="0"/>
-        <w:adjustRightInd/>
-        <w:snapToGrid/>
-        <w:spacing w:before="0" w:after="0" w:line="360" w:lineRule="auto"/>
-        <w:jc w:val="left"/>
-        <w:textAlignment w:val="baseline"/>
-        <w:rPr>
-          <w:rFonts w:hint="default" w:ascii="Times New Roman" w:hAnsi="Times New Roman" w:cs="Times New Roman"/>
+        <w:spacing w:after="0" w:line="360" w:lineRule="auto"/>
+        <w:rPr>
+          <w:rFonts w:ascii="Times New Roman" w:hAnsi="Times New Roman"/>
           <w:b/>
           <w:bCs/>
           <w:color w:val="auto"/>
@@ -2907,23 +2818,9 @@
     </w:p>
     <w:p>
       <w:pPr>
-        <w:keepNext w:val="0"/>
-        <w:keepLines w:val="0"/>
-        <w:pageBreakBefore w:val="0"/>
-        <w:widowControl/>
-        <w:kinsoku/>
-        <w:wordWrap/>
-        <w:overflowPunct/>
-        <w:topLinePunct w:val="0"/>
-        <w:autoSpaceDE/>
-        <w:autoSpaceDN/>
-        <w:bidi w:val="0"/>
-        <w:adjustRightInd/>
-        <w:snapToGrid/>
         <w:spacing w:after="0"/>
-        <w:textAlignment w:val="baseline"/>
-        <w:rPr>
-          <w:rFonts w:hint="default" w:ascii="Times New Roman" w:hAnsi="Times New Roman" w:cs="Times New Roman"/>
+        <w:rPr>
+          <w:rFonts w:ascii="Times New Roman" w:hAnsi="Times New Roman"/>
           <w:b/>
           <w:bCs/>
           <w:color w:val="auto"/>
@@ -2933,24 +2830,10 @@
     </w:p>
     <w:p>
       <w:pPr>
-        <w:pStyle w:val="3"/>
-        <w:pageBreakBefore w:val="0"/>
-        <w:kinsoku/>
-        <w:wordWrap/>
-        <w:overflowPunct/>
-        <w:topLinePunct w:val="0"/>
-        <w:autoSpaceDE/>
-        <w:autoSpaceDN/>
-        <w:bidi w:val="0"/>
-        <w:adjustRightInd/>
-        <w:snapToGrid/>
+        <w:pStyle w:val="Heading2"/>
         <w:spacing w:line="360" w:lineRule="auto"/>
-        <w:textAlignment w:val="baseline"/>
-        <w:rPr>
-          <w:rFonts w:hint="default" w:ascii="Times New Roman" w:hAnsi="Times New Roman" w:cs="Times New Roman"/>
-          <w:b/>
-          <w:bCs w:val="0"/>
-          <w:i w:val="0"/>
+        <w:rPr>
+          <w:rFonts w:ascii="Times New Roman" w:hAnsi="Times New Roman"/>
           <w:iCs/>
           <w:color w:val="auto"/>
           <w:sz w:val="24"/>
@@ -2959,9 +2842,8 @@
       </w:pPr>
       <w:r>
         <w:rPr>
-          <w:rStyle w:val="9"/>
-          <w:rFonts w:hint="default" w:ascii="Times New Roman" w:hAnsi="Times New Roman" w:cs="Times New Roman"/>
-          <w:b/>
+          <w:rStyle w:val="Emphasis"/>
+          <w:rFonts w:ascii="Times New Roman" w:hAnsi="Times New Roman"/>
           <w:color w:val="auto"/>
           <w:sz w:val="24"/>
           <w:szCs w:val="24"/>
@@ -2970,9 +2852,8 @@
       </w:r>
       <w:r>
         <w:rPr>
-          <w:rStyle w:val="9"/>
-          <w:rFonts w:hint="default" w:ascii="Times New Roman" w:hAnsi="Times New Roman" w:cs="Times New Roman"/>
-          <w:b/>
+          <w:rStyle w:val="Emphasis"/>
+          <w:rFonts w:ascii="Times New Roman" w:hAnsi="Times New Roman"/>
           <w:color w:val="auto"/>
           <w:sz w:val="24"/>
           <w:szCs w:val="24"/>
@@ -2982,9 +2863,8 @@
       </w:r>
       <w:r>
         <w:rPr>
-          <w:rStyle w:val="9"/>
-          <w:rFonts w:hint="default" w:ascii="Times New Roman" w:hAnsi="Times New Roman" w:cs="Times New Roman"/>
-          <w:b/>
+          <w:rStyle w:val="Emphasis"/>
+          <w:rFonts w:ascii="Times New Roman" w:hAnsi="Times New Roman"/>
           <w:color w:val="auto"/>
           <w:sz w:val="24"/>
           <w:szCs w:val="24"/>
@@ -2994,163 +2874,121 @@
       </w:r>
       <w:r>
         <w:rPr>
-          <w:rStyle w:val="9"/>
-          <w:rFonts w:hint="default" w:ascii="Times New Roman" w:hAnsi="Times New Roman" w:cs="Times New Roman"/>
-          <w:b/>
+          <w:rStyle w:val="Emphasis"/>
+          <w:rFonts w:ascii="Times New Roman" w:hAnsi="Times New Roman"/>
           <w:color w:val="auto"/>
           <w:sz w:val="24"/>
           <w:szCs w:val="24"/>
           <w:lang w:val="en"/>
         </w:rPr>
         <w:tab/>
-      </w:r>
-      <w:r>
-        <w:rPr>
-          <w:rStyle w:val="9"/>
-          <w:rFonts w:hint="default" w:ascii="Times New Roman" w:hAnsi="Times New Roman" w:cs="Times New Roman"/>
-          <w:b/>
+        <w:t xml:space="preserve">         </w:t>
+      </w:r>
+      <w:r>
+        <w:rPr>
+          <w:rFonts w:ascii="Times New Roman" w:hAnsi="Times New Roman"/>
+          <w:iCs/>
+          <w:color w:val="auto"/>
+          <w:sz w:val="24"/>
+          <w:szCs w:val="24"/>
+        </w:rPr>
+        <w:t>September 2020 – April 2021</w:t>
+      </w:r>
+    </w:p>
+    <w:p>
+      <w:pPr>
+        <w:pStyle w:val="Heading2"/>
+        <w:spacing w:line="360" w:lineRule="auto"/>
+        <w:rPr>
+          <w:rFonts w:ascii="Times New Roman" w:hAnsi="Times New Roman"/>
+          <w:i/>
+          <w:color w:val="auto"/>
+        </w:rPr>
+      </w:pPr>
+      <w:r>
+        <w:rPr>
+          <w:rFonts w:ascii="Times New Roman" w:hAnsi="Times New Roman"/>
+          <w:b w:val="0"/>
+          <w:bCs/>
+          <w:color w:val="auto"/>
+          <w:sz w:val="24"/>
+          <w:szCs w:val="24"/>
+        </w:rPr>
+        <w:t>Undergraduate I</w:t>
+      </w:r>
+      <w:proofErr w:type="spellStart"/>
+      <w:r>
+        <w:rPr>
+          <w:rFonts w:ascii="Times New Roman" w:hAnsi="Times New Roman"/>
+          <w:b w:val="0"/>
+          <w:bCs/>
           <w:color w:val="auto"/>
           <w:sz w:val="24"/>
           <w:szCs w:val="24"/>
           <w:lang w:val="en"/>
         </w:rPr>
-        <w:t xml:space="preserve">         </w:t>
-      </w:r>
-      <w:r>
-        <w:rPr>
-          <w:rFonts w:hint="default" w:ascii="Times New Roman" w:hAnsi="Times New Roman" w:cs="Times New Roman"/>
-          <w:b/>
-          <w:bCs w:val="0"/>
-          <w:i w:val="0"/>
+        <w:t>ntern</w:t>
+      </w:r>
+      <w:proofErr w:type="spellEnd"/>
+      <w:r>
+        <w:rPr>
+          <w:rFonts w:ascii="Times New Roman" w:hAnsi="Times New Roman"/>
           <w:iCs/>
           <w:color w:val="auto"/>
           <w:sz w:val="24"/>
           <w:szCs w:val="24"/>
         </w:rPr>
-        <w:t>September 2020 – April 2021</w:t>
+        <w:t xml:space="preserve"> </w:t>
       </w:r>
     </w:p>
     <w:p>
       <w:pPr>
-        <w:pStyle w:val="3"/>
-        <w:pageBreakBefore w:val="0"/>
-        <w:kinsoku/>
-        <w:wordWrap/>
-        <w:overflowPunct/>
-        <w:topLinePunct w:val="0"/>
-        <w:autoSpaceDE/>
-        <w:autoSpaceDN/>
-        <w:bidi w:val="0"/>
-        <w:adjustRightInd/>
-        <w:snapToGrid/>
-        <w:spacing w:line="360" w:lineRule="auto"/>
-        <w:textAlignment w:val="baseline"/>
-        <w:rPr>
-          <w:rFonts w:hint="default" w:ascii="Times New Roman" w:hAnsi="Times New Roman" w:cs="Times New Roman"/>
-          <w:i/>
-          <w:color w:val="auto"/>
-        </w:rPr>
-      </w:pPr>
-      <w:r>
-        <w:rPr>
-          <w:rFonts w:hint="default" w:ascii="Times New Roman" w:hAnsi="Times New Roman" w:cs="Times New Roman"/>
-          <w:b w:val="0"/>
-          <w:bCs/>
-          <w:color w:val="auto"/>
-          <w:sz w:val="24"/>
-          <w:szCs w:val="24"/>
-        </w:rPr>
-        <w:t>Undergraduate I</w:t>
-      </w:r>
-      <w:r>
-        <w:rPr>
-          <w:rFonts w:hint="default" w:ascii="Times New Roman" w:hAnsi="Times New Roman" w:cs="Times New Roman"/>
-          <w:b w:val="0"/>
-          <w:bCs/>
-          <w:color w:val="auto"/>
-          <w:sz w:val="24"/>
-          <w:szCs w:val="24"/>
-          <w:lang w:val="en"/>
-        </w:rPr>
-        <w:t>ntern</w:t>
-      </w:r>
-      <w:r>
-        <w:rPr>
-          <w:rFonts w:hint="default" w:ascii="Times New Roman" w:hAnsi="Times New Roman" w:cs="Times New Roman"/>
-          <w:b/>
-          <w:bCs w:val="0"/>
-          <w:i w:val="0"/>
-          <w:iCs/>
-          <w:color w:val="auto"/>
-          <w:sz w:val="24"/>
-          <w:szCs w:val="24"/>
-        </w:rPr>
-        <w:t xml:space="preserve"> </w:t>
-      </w:r>
-    </w:p>
-    <w:p>
-      <w:pPr>
-        <w:pStyle w:val="26"/>
-        <w:pageBreakBefore w:val="0"/>
+        <w:pStyle w:val="ListParagraph"/>
         <w:numPr>
           <w:ilvl w:val="0"/>
           <w:numId w:val="2"/>
         </w:numPr>
-        <w:kinsoku/>
-        <w:wordWrap/>
-        <w:overflowPunct/>
-        <w:topLinePunct w:val="0"/>
-        <w:autoSpaceDE/>
-        <w:autoSpaceDN/>
-        <w:bidi w:val="0"/>
-        <w:adjustRightInd/>
-        <w:snapToGrid/>
         <w:spacing w:line="360" w:lineRule="auto"/>
-        <w:ind w:left="840" w:leftChars="0" w:hanging="420" w:firstLineChars="0"/>
-        <w:textAlignment w:val="baseline"/>
-        <w:rPr>
-          <w:rFonts w:hint="default" w:ascii="Times New Roman" w:hAnsi="Times New Roman" w:cs="Times New Roman"/>
+        <w:ind w:left="840"/>
+        <w:rPr>
+          <w:rFonts w:ascii="Times New Roman" w:hAnsi="Times New Roman"/>
           <w:b/>
           <w:color w:val="auto"/>
         </w:rPr>
       </w:pPr>
       <w:r>
         <w:rPr>
-          <w:rFonts w:hint="default" w:ascii="Times New Roman" w:hAnsi="Times New Roman" w:cs="Times New Roman"/>
-          <w:color w:val="auto"/>
-        </w:rPr>
-        <w:t>Assisting in the research of malaria vaccine, cancer treatment and current ongoing covid-19 vaccine project.</w:t>
+          <w:rFonts w:ascii="Times New Roman" w:hAnsi="Times New Roman"/>
+          <w:color w:val="auto"/>
+        </w:rPr>
+        <w:t xml:space="preserve">Assisting in the </w:t>
+      </w:r>
+      <w:r>
+        <w:rPr>
+          <w:rFonts w:ascii="Times New Roman" w:hAnsi="Times New Roman"/>
+          <w:color w:val="auto"/>
+        </w:rPr>
+        <w:t>research of malaria vaccine, cancer treatment and current ongoing covid-19 vaccine project.</w:t>
       </w:r>
     </w:p>
     <w:p>
       <w:pPr>
-        <w:pStyle w:val="26"/>
-        <w:pageBreakBefore w:val="0"/>
+        <w:pStyle w:val="ListParagraph"/>
         <w:numPr>
           <w:ilvl w:val="0"/>
           <w:numId w:val="3"/>
         </w:numPr>
-        <w:kinsoku/>
-        <w:wordWrap/>
-        <w:overflowPunct/>
-        <w:topLinePunct w:val="0"/>
-        <w:autoSpaceDE/>
-        <w:autoSpaceDN/>
-        <w:bidi w:val="0"/>
-        <w:adjustRightInd/>
-        <w:snapToGrid/>
         <w:spacing w:line="360" w:lineRule="auto"/>
-        <w:ind w:left="840" w:leftChars="0" w:hanging="420" w:firstLineChars="0"/>
-        <w:textAlignment w:val="baseline"/>
-        <w:rPr>
-          <w:rFonts w:hint="default" w:ascii="Times New Roman" w:hAnsi="Times New Roman" w:cs="Times New Roman"/>
+        <w:ind w:left="840"/>
+        <w:rPr>
+          <w:rFonts w:ascii="Times New Roman" w:hAnsi="Times New Roman"/>
           <w:b/>
           <w:color w:val="auto"/>
         </w:rPr>
       </w:pPr>
       <w:r>
         <w:rPr>
-          <w:rFonts w:hint="default" w:ascii="Times New Roman" w:hAnsi="Times New Roman" w:cs="Times New Roman"/>
+          <w:rFonts w:ascii="Times New Roman" w:hAnsi="Times New Roman"/>
           <w:color w:val="auto"/>
         </w:rPr>
         <w:t xml:space="preserve">Study and Diagnosis of common malaria parasites, diabetes and polymerase chain reaction for amplification of various DNA. </w:t>
@@ -3158,33 +2996,22 @@
     </w:p>
     <w:p>
       <w:pPr>
-        <w:pStyle w:val="26"/>
-        <w:pageBreakBefore w:val="0"/>
+        <w:pStyle w:val="ListParagraph"/>
         <w:numPr>
           <w:ilvl w:val="0"/>
           <w:numId w:val="4"/>
         </w:numPr>
-        <w:kinsoku/>
-        <w:wordWrap/>
-        <w:overflowPunct/>
-        <w:topLinePunct w:val="0"/>
-        <w:autoSpaceDE/>
-        <w:autoSpaceDN/>
-        <w:bidi w:val="0"/>
-        <w:adjustRightInd/>
-        <w:snapToGrid/>
         <w:spacing w:line="360" w:lineRule="auto"/>
-        <w:ind w:left="840" w:leftChars="0" w:hanging="420" w:firstLineChars="0"/>
-        <w:textAlignment w:val="baseline"/>
-        <w:rPr>
-          <w:rFonts w:hint="default" w:ascii="Times New Roman" w:hAnsi="Times New Roman" w:cs="Times New Roman"/>
+        <w:ind w:left="840"/>
+        <w:rPr>
+          <w:rFonts w:ascii="Times New Roman" w:hAnsi="Times New Roman"/>
           <w:b/>
           <w:color w:val="auto"/>
         </w:rPr>
       </w:pPr>
       <w:r>
         <w:rPr>
-          <w:rFonts w:hint="default" w:ascii="Times New Roman" w:hAnsi="Times New Roman" w:cs="Times New Roman"/>
+          <w:rFonts w:ascii="Times New Roman" w:hAnsi="Times New Roman"/>
           <w:color w:val="auto"/>
         </w:rPr>
         <w:t xml:space="preserve">Carried out tests for detecting blood group and blood genotypes.  </w:t>
@@ -3192,65 +3019,52 @@
     </w:p>
     <w:p>
       <w:pPr>
-        <w:pStyle w:val="3"/>
-        <w:pageBreakBefore w:val="0"/>
-        <w:kinsoku/>
-        <w:wordWrap/>
-        <w:overflowPunct/>
-        <w:topLinePunct w:val="0"/>
-        <w:autoSpaceDE/>
-        <w:autoSpaceDN/>
-        <w:bidi w:val="0"/>
-        <w:adjustRightInd/>
-        <w:snapToGrid/>
+        <w:pStyle w:val="Heading2"/>
         <w:spacing w:line="360" w:lineRule="auto"/>
-        <w:textAlignment w:val="baseline"/>
-        <w:rPr>
-          <w:rFonts w:hint="default" w:ascii="Times New Roman" w:hAnsi="Times New Roman" w:cs="Times New Roman"/>
-          <w:color w:val="auto"/>
-        </w:rPr>
-      </w:pPr>
-    </w:p>
-    <w:p>
-      <w:pPr>
-        <w:pStyle w:val="3"/>
-        <w:pageBreakBefore w:val="0"/>
-        <w:kinsoku/>
-        <w:wordWrap/>
-        <w:overflowPunct/>
-        <w:topLinePunct w:val="0"/>
-        <w:autoSpaceDE/>
-        <w:autoSpaceDN/>
-        <w:bidi w:val="0"/>
-        <w:adjustRightInd/>
-        <w:snapToGrid/>
-        <w:spacing w:line="360" w:lineRule="auto"/>
-        <w:textAlignment w:val="baseline"/>
-        <w:rPr>
-          <w:rFonts w:hint="default" w:ascii="Times New Roman" w:hAnsi="Times New Roman" w:cs="Times New Roman"/>
-          <w:i w:val="0"/>
+        <w:rPr>
+          <w:rFonts w:ascii="Times New Roman" w:hAnsi="Times New Roman"/>
           <w:iCs/>
           <w:color w:val="auto"/>
           <w:sz w:val="24"/>
           <w:szCs w:val="24"/>
         </w:rPr>
       </w:pPr>
-      <w:r>
-        <w:rPr>
-          <w:rStyle w:val="9"/>
-          <w:rFonts w:hint="default" w:ascii="Times New Roman" w:hAnsi="Times New Roman" w:cs="Times New Roman"/>
-          <w:b/>
+      <w:proofErr w:type="spellStart"/>
+      <w:r>
+        <w:rPr>
+          <w:rStyle w:val="Emphasis"/>
+          <w:rFonts w:ascii="Times New Roman" w:hAnsi="Times New Roman"/>
           <w:color w:val="auto"/>
           <w:sz w:val="24"/>
           <w:szCs w:val="24"/>
         </w:rPr>
-        <w:t>Syndram Global Services Limited</w:t>
-      </w:r>
-      <w:r>
-        <w:rPr>
-          <w:rStyle w:val="9"/>
-          <w:rFonts w:hint="default" w:ascii="Times New Roman" w:hAnsi="Times New Roman" w:cs="Times New Roman"/>
-          <w:b/>
+        <w:t>S</w:t>
+      </w:r>
+      <w:r>
+        <w:rPr>
+          <w:rStyle w:val="Emphasis"/>
+          <w:rFonts w:ascii="Times New Roman" w:hAnsi="Times New Roman"/>
+          <w:color w:val="auto"/>
+          <w:sz w:val="24"/>
+          <w:szCs w:val="24"/>
+        </w:rPr>
+        <w:t>yndram</w:t>
+      </w:r>
+      <w:proofErr w:type="spellEnd"/>
+      <w:r>
+        <w:rPr>
+          <w:rStyle w:val="Emphasis"/>
+          <w:rFonts w:ascii="Times New Roman" w:hAnsi="Times New Roman"/>
+          <w:color w:val="auto"/>
+          <w:sz w:val="24"/>
+          <w:szCs w:val="24"/>
+        </w:rPr>
+        <w:t xml:space="preserve"> Global Services Limited</w:t>
+      </w:r>
+      <w:r>
+        <w:rPr>
+          <w:rStyle w:val="Emphasis"/>
+          <w:rFonts w:ascii="Times New Roman" w:hAnsi="Times New Roman"/>
           <w:color w:val="auto"/>
           <w:sz w:val="24"/>
           <w:szCs w:val="24"/>
@@ -3260,9 +3074,8 @@
       </w:r>
       <w:r>
         <w:rPr>
-          <w:rStyle w:val="9"/>
-          <w:rFonts w:hint="default" w:ascii="Times New Roman" w:hAnsi="Times New Roman" w:cs="Times New Roman"/>
-          <w:b/>
+          <w:rStyle w:val="Emphasis"/>
+          <w:rFonts w:ascii="Times New Roman" w:hAnsi="Times New Roman"/>
           <w:color w:val="auto"/>
           <w:sz w:val="24"/>
           <w:szCs w:val="24"/>
@@ -3271,9 +3084,8 @@
       </w:r>
       <w:r>
         <w:rPr>
-          <w:rStyle w:val="9"/>
-          <w:rFonts w:hint="default" w:ascii="Times New Roman" w:hAnsi="Times New Roman" w:cs="Times New Roman"/>
-          <w:b/>
+          <w:rStyle w:val="Emphasis"/>
+          <w:rFonts w:ascii="Times New Roman" w:hAnsi="Times New Roman"/>
           <w:color w:val="auto"/>
           <w:sz w:val="24"/>
           <w:szCs w:val="24"/>
@@ -3283,9 +3095,8 @@
       </w:r>
       <w:r>
         <w:rPr>
-          <w:rStyle w:val="9"/>
-          <w:rFonts w:hint="default" w:ascii="Times New Roman" w:hAnsi="Times New Roman" w:cs="Times New Roman"/>
-          <w:b/>
+          <w:rStyle w:val="Emphasis"/>
+          <w:rFonts w:ascii="Times New Roman" w:hAnsi="Times New Roman"/>
           <w:color w:val="auto"/>
           <w:sz w:val="24"/>
           <w:szCs w:val="24"/>
@@ -3295,9 +3106,8 @@
       </w:r>
       <w:r>
         <w:rPr>
-          <w:rStyle w:val="9"/>
-          <w:rFonts w:hint="default" w:ascii="Times New Roman" w:hAnsi="Times New Roman" w:cs="Times New Roman"/>
-          <w:b/>
+          <w:rStyle w:val="Emphasis"/>
+          <w:rFonts w:ascii="Times New Roman" w:hAnsi="Times New Roman"/>
           <w:color w:val="auto"/>
           <w:sz w:val="24"/>
           <w:szCs w:val="24"/>
@@ -3307,111 +3117,82 @@
       </w:r>
       <w:r>
         <w:rPr>
-          <w:rStyle w:val="9"/>
-          <w:rFonts w:hint="default" w:ascii="Times New Roman" w:hAnsi="Times New Roman" w:cs="Times New Roman"/>
-          <w:b/>
+          <w:rStyle w:val="Emphasis"/>
+          <w:rFonts w:ascii="Times New Roman" w:hAnsi="Times New Roman"/>
           <w:color w:val="auto"/>
           <w:sz w:val="24"/>
           <w:szCs w:val="24"/>
           <w:lang w:val="en"/>
         </w:rPr>
         <w:tab/>
-      </w:r>
-      <w:r>
-        <w:rPr>
-          <w:rStyle w:val="9"/>
-          <w:rFonts w:hint="default" w:ascii="Times New Roman" w:hAnsi="Times New Roman" w:cs="Times New Roman"/>
-          <w:b/>
+        <w:t xml:space="preserve">           </w:t>
+      </w:r>
+      <w:r>
+        <w:rPr>
+          <w:rFonts w:ascii="Times New Roman" w:hAnsi="Times New Roman"/>
+          <w:iCs/>
+          <w:color w:val="auto"/>
+          <w:sz w:val="24"/>
+          <w:szCs w:val="24"/>
+        </w:rPr>
+        <w:t>Jun</w:t>
+      </w:r>
+      <w:r>
+        <w:rPr>
+          <w:rFonts w:ascii="Times New Roman" w:hAnsi="Times New Roman"/>
+          <w:iCs/>
           <w:color w:val="auto"/>
           <w:sz w:val="24"/>
           <w:szCs w:val="24"/>
           <w:lang w:val="en"/>
         </w:rPr>
-        <w:t xml:space="preserve">           </w:t>
-      </w:r>
-      <w:r>
-        <w:rPr>
-          <w:rFonts w:hint="default" w:ascii="Times New Roman" w:hAnsi="Times New Roman" w:cs="Times New Roman"/>
-          <w:i w:val="0"/>
+        <w:t>e</w:t>
+      </w:r>
+      <w:r>
+        <w:rPr>
+          <w:rFonts w:ascii="Times New Roman" w:hAnsi="Times New Roman"/>
           <w:iCs/>
           <w:color w:val="auto"/>
           <w:sz w:val="24"/>
           <w:szCs w:val="24"/>
         </w:rPr>
-        <w:t>Jun</w:t>
-      </w:r>
-      <w:r>
-        <w:rPr>
-          <w:rFonts w:hint="default" w:ascii="Times New Roman" w:hAnsi="Times New Roman" w:cs="Times New Roman"/>
-          <w:i w:val="0"/>
+        <w:t xml:space="preserve"> 2019 – Sep</w:t>
+      </w:r>
+      <w:proofErr w:type="spellStart"/>
+      <w:r>
+        <w:rPr>
+          <w:rFonts w:ascii="Times New Roman" w:hAnsi="Times New Roman"/>
           <w:iCs/>
           <w:color w:val="auto"/>
           <w:sz w:val="24"/>
           <w:szCs w:val="24"/>
           <w:lang w:val="en"/>
         </w:rPr>
-        <w:t>e</w:t>
-      </w:r>
-      <w:r>
-        <w:rPr>
-          <w:rFonts w:hint="default" w:ascii="Times New Roman" w:hAnsi="Times New Roman" w:cs="Times New Roman"/>
-          <w:i w:val="0"/>
+        <w:t>tember</w:t>
+      </w:r>
+      <w:proofErr w:type="spellEnd"/>
+      <w:r>
+        <w:rPr>
+          <w:rFonts w:ascii="Times New Roman" w:hAnsi="Times New Roman"/>
           <w:iCs/>
           <w:color w:val="auto"/>
           <w:sz w:val="24"/>
           <w:szCs w:val="24"/>
         </w:rPr>
-        <w:t xml:space="preserve"> 2019 – Sep</w:t>
-      </w:r>
-      <w:r>
-        <w:rPr>
-          <w:rFonts w:hint="default" w:ascii="Times New Roman" w:hAnsi="Times New Roman" w:cs="Times New Roman"/>
-          <w:i w:val="0"/>
-          <w:iCs/>
-          <w:color w:val="auto"/>
-          <w:sz w:val="24"/>
-          <w:szCs w:val="24"/>
-          <w:lang w:val="en"/>
-        </w:rPr>
-        <w:t>tember</w:t>
-      </w:r>
-      <w:r>
-        <w:rPr>
-          <w:rFonts w:hint="default" w:ascii="Times New Roman" w:hAnsi="Times New Roman" w:cs="Times New Roman"/>
-          <w:i w:val="0"/>
-          <w:iCs/>
-          <w:color w:val="auto"/>
-          <w:sz w:val="24"/>
-          <w:szCs w:val="24"/>
-        </w:rPr>
         <w:t xml:space="preserve"> 2019</w:t>
       </w:r>
     </w:p>
     <w:p>
       <w:pPr>
-        <w:keepNext w:val="0"/>
-        <w:keepLines w:val="0"/>
-        <w:pageBreakBefore w:val="0"/>
-        <w:widowControl/>
-        <w:kinsoku/>
-        <w:wordWrap/>
-        <w:overflowPunct/>
-        <w:topLinePunct w:val="0"/>
-        <w:autoSpaceDE/>
-        <w:autoSpaceDN/>
-        <w:bidi w:val="0"/>
-        <w:adjustRightInd/>
-        <w:snapToGrid/>
         <w:spacing w:after="0" w:line="360" w:lineRule="auto"/>
-        <w:textAlignment w:val="baseline"/>
-        <w:rPr>
-          <w:rFonts w:hint="default" w:ascii="Times New Roman" w:hAnsi="Times New Roman" w:cs="Times New Roman"/>
-          <w:color w:val="auto"/>
-        </w:rPr>
-      </w:pPr>
-      <w:r>
-        <w:rPr>
-          <w:rFonts w:hint="default" w:ascii="Times New Roman" w:hAnsi="Times New Roman" w:cs="Times New Roman"/>
+        <w:rPr>
+          <w:rFonts w:ascii="Times New Roman" w:hAnsi="Times New Roman"/>
+          <w:color w:val="auto"/>
+        </w:rPr>
+      </w:pPr>
+      <w:r>
+        <w:rPr>
+          <w:rFonts w:ascii="Times New Roman" w:hAnsi="Times New Roman"/>
           <w:color w:val="auto"/>
         </w:rPr>
         <w:t>Sales Representative</w:t>
@@ -3419,34 +3200,20 @@
     </w:p>
     <w:p>
       <w:pPr>
-        <w:keepNext w:val="0"/>
-        <w:keepLines w:val="0"/>
-        <w:pageBreakBefore w:val="0"/>
-        <w:widowControl/>
         <w:numPr>
           <w:ilvl w:val="0"/>
           <w:numId w:val="5"/>
         </w:numPr>
-        <w:kinsoku/>
-        <w:wordWrap/>
-        <w:overflowPunct/>
-        <w:topLinePunct w:val="0"/>
-        <w:autoSpaceDE/>
-        <w:autoSpaceDN/>
-        <w:bidi w:val="0"/>
-        <w:adjustRightInd/>
-        <w:snapToGrid/>
         <w:spacing w:after="0" w:line="360" w:lineRule="auto"/>
-        <w:ind w:left="840" w:leftChars="0" w:hanging="420" w:firstLineChars="0"/>
-        <w:textAlignment w:val="baseline"/>
-        <w:rPr>
-          <w:rFonts w:hint="default" w:ascii="Times New Roman" w:hAnsi="Times New Roman" w:cs="Times New Roman"/>
-          <w:color w:val="auto"/>
-        </w:rPr>
-      </w:pPr>
-      <w:r>
-        <w:rPr>
-          <w:rFonts w:hint="default" w:ascii="Times New Roman" w:hAnsi="Times New Roman" w:cs="Times New Roman"/>
+        <w:ind w:left="840"/>
+        <w:rPr>
+          <w:rFonts w:ascii="Times New Roman" w:hAnsi="Times New Roman"/>
+          <w:color w:val="auto"/>
+        </w:rPr>
+      </w:pPr>
+      <w:r>
+        <w:rPr>
+          <w:rFonts w:ascii="Times New Roman" w:hAnsi="Times New Roman"/>
           <w:color w:val="auto"/>
         </w:rPr>
         <w:t xml:space="preserve">Overseeing of the company’s affairs, ensuring that the company runs smoothly with not less than 98% satisfaction rating from customers. </w:t>
@@ -3454,46 +3221,36 @@
     </w:p>
     <w:p>
       <w:pPr>
-        <w:pStyle w:val="26"/>
-        <w:keepNext w:val="0"/>
-        <w:keepLines w:val="0"/>
-        <w:pageBreakBefore w:val="0"/>
-        <w:widowControl/>
+        <w:pStyle w:val="ListParagraph"/>
         <w:numPr>
           <w:ilvl w:val="0"/>
           <w:numId w:val="5"/>
         </w:numPr>
-        <w:kinsoku/>
-        <w:wordWrap/>
-        <w:overflowPunct/>
-        <w:topLinePunct w:val="0"/>
-        <w:autoSpaceDE/>
-        <w:autoSpaceDN/>
-        <w:bidi w:val="0"/>
-        <w:adjustRightInd/>
-        <w:snapToGrid/>
         <w:spacing w:after="0" w:line="360" w:lineRule="auto"/>
-        <w:ind w:left="840" w:leftChars="0" w:hanging="420" w:firstLineChars="0"/>
-        <w:textAlignment w:val="baseline"/>
-        <w:rPr>
-          <w:rFonts w:hint="default" w:ascii="Times New Roman" w:hAnsi="Times New Roman" w:cs="Times New Roman"/>
-          <w:b w:val="0"/>
-          <w:bCs w:val="0"/>
-          <w:color w:val="auto"/>
-        </w:rPr>
-      </w:pPr>
-      <w:r>
-        <w:rPr>
-          <w:rFonts w:hint="default" w:ascii="Times New Roman" w:hAnsi="Times New Roman" w:cs="Times New Roman"/>
-          <w:color w:val="auto"/>
-        </w:rPr>
-        <w:t xml:space="preserve">The managing of all sectors of the company, making sure that all sectors of the company are 100% efficient in their various aspects and ensuring that the books are balanced weekly and monthly. </w:t>
+        <w:ind w:left="840"/>
+        <w:rPr>
+          <w:rFonts w:ascii="Times New Roman" w:hAnsi="Times New Roman"/>
+          <w:color w:val="auto"/>
+        </w:rPr>
+      </w:pPr>
+      <w:r>
+        <w:rPr>
+          <w:rFonts w:ascii="Times New Roman" w:hAnsi="Times New Roman"/>
+          <w:color w:val="auto"/>
+        </w:rPr>
+        <w:t>The managing of all sectors of the company, making sure that all sectors of the company are 100% efficient in their var</w:t>
+      </w:r>
+      <w:r>
+        <w:rPr>
+          <w:rFonts w:ascii="Times New Roman" w:hAnsi="Times New Roman"/>
+          <w:color w:val="auto"/>
+        </w:rPr>
+        <w:t xml:space="preserve">ious aspects and ensuring that the books are balanced weekly and monthly. </w:t>
       </w:r>
     </w:p>
     <w:p>
       <w:pPr>
-        <w:pStyle w:val="26"/>
-        <w:pageBreakBefore w:val="0"/>
+        <w:pStyle w:val="ListParagraph"/>
         <w:numPr>
           <w:ilvl w:val="0"/>
           <w:numId w:val="5"/>
@@ -3501,35 +3258,25 @@
         <w:tabs>
           <w:tab w:val="clear" w:pos="420"/>
         </w:tabs>
-        <w:kinsoku/>
-        <w:wordWrap/>
-        <w:overflowPunct/>
-        <w:topLinePunct w:val="0"/>
-        <w:autoSpaceDE/>
-        <w:autoSpaceDN/>
-        <w:bidi w:val="0"/>
-        <w:adjustRightInd/>
-        <w:snapToGrid/>
         <w:spacing w:line="360" w:lineRule="auto"/>
-        <w:ind w:left="840" w:leftChars="0" w:hanging="420" w:firstLineChars="0"/>
-        <w:textAlignment w:val="baseline"/>
-        <w:rPr>
-          <w:rFonts w:hint="default" w:ascii="Times New Roman" w:hAnsi="Times New Roman" w:cs="Times New Roman"/>
-          <w:color w:val="auto"/>
-        </w:rPr>
-      </w:pPr>
-      <w:r>
-        <w:rPr>
-          <w:rFonts w:hint="default" w:ascii="Times New Roman" w:hAnsi="Times New Roman" w:cs="Times New Roman"/>
-          <w:color w:val="auto"/>
-        </w:rPr>
+        <w:ind w:left="840"/>
+        <w:rPr>
+          <w:rFonts w:ascii="Times New Roman" w:hAnsi="Times New Roman"/>
+          <w:color w:val="auto"/>
+        </w:rPr>
+      </w:pPr>
+      <w:r>
+        <w:rPr>
+          <w:rFonts w:ascii="Times New Roman" w:hAnsi="Times New Roman"/>
+          <w:color w:val="auto"/>
+        </w:rPr>
+        <w:lastRenderedPageBreak/>
         <w:t>Relating with both workers and customers to resolve various issues or any complaints.</w:t>
       </w:r>
     </w:p>
     <w:p>
       <w:pPr>
-        <w:pStyle w:val="26"/>
-        <w:pageBreakBefore w:val="0"/>
+        <w:pStyle w:val="ListParagraph"/>
         <w:numPr>
           <w:ilvl w:val="0"/>
           <w:numId w:val="5"/>
@@ -3537,26 +3284,16 @@
         <w:tabs>
           <w:tab w:val="clear" w:pos="420"/>
         </w:tabs>
-        <w:kinsoku/>
-        <w:wordWrap/>
-        <w:overflowPunct/>
-        <w:topLinePunct w:val="0"/>
-        <w:autoSpaceDE/>
-        <w:autoSpaceDN/>
-        <w:bidi w:val="0"/>
-        <w:adjustRightInd/>
-        <w:snapToGrid/>
         <w:spacing w:line="360" w:lineRule="auto"/>
-        <w:ind w:left="840" w:leftChars="0" w:hanging="420" w:firstLineChars="0"/>
-        <w:textAlignment w:val="baseline"/>
-        <w:rPr>
-          <w:rFonts w:hint="default" w:ascii="Times New Roman" w:hAnsi="Times New Roman" w:cs="Times New Roman"/>
-          <w:color w:val="auto"/>
-        </w:rPr>
-      </w:pPr>
-      <w:r>
-        <w:rPr>
-          <w:rFonts w:hint="default" w:ascii="Times New Roman" w:hAnsi="Times New Roman" w:cs="Times New Roman"/>
+        <w:ind w:left="840"/>
+        <w:rPr>
+          <w:rFonts w:ascii="Times New Roman" w:hAnsi="Times New Roman"/>
+          <w:color w:val="auto"/>
+        </w:rPr>
+      </w:pPr>
+      <w:r>
+        <w:rPr>
+          <w:rFonts w:ascii="Times New Roman" w:hAnsi="Times New Roman"/>
           <w:color w:val="auto"/>
         </w:rPr>
         <w:t>Creating a bond with workers for better work flow which in turn leads to better productivity.</w:t>
@@ -3564,23 +3301,11 @@
     </w:p>
     <w:p>
       <w:pPr>
-        <w:pStyle w:val="2"/>
-        <w:pageBreakBefore w:val="0"/>
-        <w:kinsoku/>
-        <w:wordWrap/>
-        <w:overflowPunct/>
-        <w:topLinePunct w:val="0"/>
-        <w:autoSpaceDE/>
-        <w:autoSpaceDN/>
-        <w:bidi w:val="0"/>
-        <w:adjustRightInd/>
-        <w:snapToGrid/>
-        <w:spacing w:before="480" w:after="0" w:line="360" w:lineRule="auto"/>
+        <w:pStyle w:val="Heading1"/>
+        <w:spacing w:after="0" w:line="360" w:lineRule="auto"/>
         <w:contextualSpacing/>
-        <w:textAlignment w:val="baseline"/>
-        <w:rPr>
-          <w:rFonts w:hint="default" w:ascii="Times New Roman" w:hAnsi="Times New Roman" w:eastAsia="MS Gothic" w:cs="Times New Roman"/>
-          <w:b/>
+        <w:rPr>
+          <w:rFonts w:ascii="Times New Roman" w:hAnsi="Times New Roman"/>
           <w:iCs/>
           <w:color w:val="auto"/>
           <w:sz w:val="32"/>
@@ -3589,58 +3314,64 @@
       </w:pPr>
       <w:r>
         <w:rPr>
-          <w:rFonts w:hint="default" w:ascii="Times New Roman" w:hAnsi="Times New Roman" w:cs="Times New Roman"/>
-          <w:b/>
-          <w:bCs w:val="0"/>
+          <w:rFonts w:ascii="Times New Roman" w:hAnsi="Times New Roman"/>
           <w:color w:val="auto"/>
           <w:sz w:val="28"/>
           <w:szCs w:val="28"/>
           <w:lang w:val="en"/>
         </w:rPr>
-        <w:t>VOLUNTEER EXPERIENCE</w:t>
+        <w:t>V</w:t>
+      </w:r>
+      <w:r>
+        <w:rPr>
+          <w:rFonts w:ascii="Times New Roman" w:hAnsi="Times New Roman"/>
+          <w:color w:val="auto"/>
+          <w:sz w:val="28"/>
+          <w:szCs w:val="28"/>
+          <w:lang w:val="en"/>
+        </w:rPr>
+        <w:t>OLUNTEER EXPERIENCE</w:t>
       </w:r>
     </w:p>
     <w:p>
       <w:pPr>
         <w:keepNext/>
         <w:keepLines/>
-        <w:pageBreakBefore w:val="0"/>
-        <w:numPr>
-          <w:ilvl w:val="0"/>
-          <w:numId w:val="0"/>
-        </w:numPr>
-        <w:kinsoku/>
-        <w:wordWrap/>
-        <w:overflowPunct/>
-        <w:topLinePunct w:val="0"/>
-        <w:autoSpaceDE/>
-        <w:autoSpaceDN/>
-        <w:bidi w:val="0"/>
-        <w:adjustRightInd/>
-        <w:snapToGrid/>
-        <w:spacing w:before="0" w:after="40" w:line="360" w:lineRule="auto"/>
-        <w:textAlignment w:val="baseline"/>
+        <w:spacing w:after="40" w:line="360" w:lineRule="auto"/>
         <w:outlineLvl w:val="1"/>
         <w:rPr>
-          <w:rFonts w:hint="default" w:ascii="Times New Roman" w:hAnsi="Times New Roman" w:cs="Times New Roman"/>
+          <w:rFonts w:ascii="Times New Roman" w:hAnsi="Times New Roman"/>
           <w:i/>
           <w:color w:val="auto"/>
         </w:rPr>
       </w:pPr>
-      <w:r>
-        <w:rPr>
-          <w:rFonts w:hint="default" w:ascii="Times New Roman" w:hAnsi="Times New Roman" w:eastAsia="MS Gothic" w:cs="Times New Roman"/>
+      <w:proofErr w:type="spellStart"/>
+      <w:r>
+        <w:rPr>
+          <w:rFonts w:ascii="Times New Roman" w:eastAsia="MS Gothic" w:hAnsi="Times New Roman"/>
           <w:b/>
           <w:iCs/>
           <w:color w:val="auto"/>
           <w:sz w:val="32"/>
           <w:szCs w:val="26"/>
         </w:rPr>
-        <w:t>Jovilan Ventures</w:t>
-      </w:r>
-      <w:r>
-        <w:rPr>
-          <w:rFonts w:hint="default" w:ascii="Times New Roman" w:hAnsi="Times New Roman" w:eastAsia="MS Gothic" w:cs="Times New Roman"/>
+        <w:t>Jovilan</w:t>
+      </w:r>
+      <w:proofErr w:type="spellEnd"/>
+      <w:r>
+        <w:rPr>
+          <w:rFonts w:ascii="Times New Roman" w:eastAsia="MS Gothic" w:hAnsi="Times New Roman"/>
+          <w:b/>
+          <w:iCs/>
+          <w:color w:val="auto"/>
+          <w:sz w:val="32"/>
+          <w:szCs w:val="26"/>
+        </w:rPr>
+        <w:t xml:space="preserve"> Ventures</w:t>
+      </w:r>
+      <w:r>
+        <w:rPr>
+          <w:rFonts w:ascii="Times New Roman" w:eastAsia="MS Gothic" w:hAnsi="Times New Roman"/>
           <w:b/>
           <w:iCs/>
           <w:color w:val="auto"/>
@@ -3652,7 +3383,7 @@
       </w:r>
       <w:r>
         <w:rPr>
-          <w:rFonts w:hint="default" w:ascii="Times New Roman" w:hAnsi="Times New Roman" w:eastAsia="MS Gothic" w:cs="Times New Roman"/>
+          <w:rFonts w:ascii="Times New Roman" w:eastAsia="MS Gothic" w:hAnsi="Times New Roman"/>
           <w:b/>
           <w:iCs/>
           <w:color w:val="auto"/>
@@ -3664,7 +3395,7 @@
       </w:r>
       <w:r>
         <w:rPr>
-          <w:rFonts w:hint="default" w:ascii="Times New Roman" w:hAnsi="Times New Roman" w:eastAsia="MS Gothic" w:cs="Times New Roman"/>
+          <w:rFonts w:ascii="Times New Roman" w:eastAsia="MS Gothic" w:hAnsi="Times New Roman"/>
           <w:b/>
           <w:iCs/>
           <w:color w:val="auto"/>
@@ -3676,7 +3407,7 @@
       </w:r>
       <w:r>
         <w:rPr>
-          <w:rFonts w:hint="default" w:ascii="Times New Roman" w:hAnsi="Times New Roman" w:eastAsia="MS Gothic" w:cs="Times New Roman"/>
+          <w:rFonts w:ascii="Times New Roman" w:eastAsia="MS Gothic" w:hAnsi="Times New Roman"/>
           <w:b/>
           <w:iCs/>
           <w:color w:val="auto"/>
@@ -3688,7 +3419,7 @@
       </w:r>
       <w:r>
         <w:rPr>
-          <w:rFonts w:hint="default" w:ascii="Times New Roman" w:hAnsi="Times New Roman" w:eastAsia="MS Gothic" w:cs="Times New Roman"/>
+          <w:rFonts w:ascii="Times New Roman" w:eastAsia="MS Gothic" w:hAnsi="Times New Roman"/>
           <w:b/>
           <w:iCs/>
           <w:color w:val="auto"/>
@@ -3700,7 +3431,7 @@
       </w:r>
       <w:r>
         <w:rPr>
-          <w:rFonts w:hint="default" w:ascii="Times New Roman" w:hAnsi="Times New Roman" w:eastAsia="MS Gothic" w:cs="Times New Roman"/>
+          <w:rFonts w:ascii="Times New Roman" w:eastAsia="MS Gothic" w:hAnsi="Times New Roman"/>
           <w:b/>
           <w:iCs/>
           <w:color w:val="auto"/>
@@ -3709,25 +3440,13 @@
           <w:lang w:val="en"/>
         </w:rPr>
         <w:tab/>
-      </w:r>
-      <w:r>
-        <w:rPr>
-          <w:rFonts w:hint="default" w:ascii="Times New Roman" w:hAnsi="Times New Roman" w:eastAsia="MS Gothic" w:cs="Times New Roman"/>
-          <w:b/>
-          <w:iCs/>
-          <w:color w:val="auto"/>
-          <w:sz w:val="32"/>
-          <w:szCs w:val="26"/>
-          <w:lang w:val="en"/>
-        </w:rPr>
         <w:t xml:space="preserve">   </w:t>
       </w:r>
       <w:r>
         <w:rPr>
-          <w:rFonts w:hint="default" w:ascii="Times New Roman" w:hAnsi="Times New Roman" w:cs="Times New Roman"/>
+          <w:rFonts w:ascii="Times New Roman" w:hAnsi="Times New Roman"/>
           <w:b/>
           <w:bCs/>
-          <w:i w:val="0"/>
           <w:iCs/>
           <w:color w:val="auto"/>
         </w:rPr>
@@ -3736,36 +3455,24 @@
     </w:p>
     <w:p>
       <w:pPr>
-        <w:pStyle w:val="26"/>
-        <w:pageBreakBefore w:val="0"/>
+        <w:pStyle w:val="ListParagraph"/>
         <w:widowControl w:val="0"/>
         <w:numPr>
           <w:ilvl w:val="0"/>
           <w:numId w:val="6"/>
         </w:numPr>
-        <w:kinsoku/>
-        <w:wordWrap/>
-        <w:overflowPunct/>
-        <w:topLinePunct w:val="0"/>
-        <w:autoSpaceDE/>
-        <w:autoSpaceDN/>
-        <w:bidi w:val="0"/>
-        <w:adjustRightInd/>
-        <w:snapToGrid/>
-        <w:spacing w:before="0" w:after="160" w:line="360" w:lineRule="auto"/>
-        <w:ind w:left="840" w:leftChars="0" w:hanging="420" w:firstLineChars="0"/>
-        <w:contextualSpacing/>
+        <w:spacing w:after="160" w:line="360" w:lineRule="auto"/>
+        <w:ind w:left="840"/>
         <w:jc w:val="both"/>
-        <w:textAlignment w:val="baseline"/>
-        <w:rPr>
-          <w:rFonts w:hint="default" w:ascii="Times New Roman" w:hAnsi="Times New Roman" w:cs="Times New Roman"/>
+        <w:rPr>
+          <w:rFonts w:ascii="Times New Roman" w:hAnsi="Times New Roman"/>
           <w:iCs/>
           <w:color w:val="auto"/>
         </w:rPr>
       </w:pPr>
       <w:r>
         <w:rPr>
-          <w:rFonts w:hint="default" w:ascii="Times New Roman" w:hAnsi="Times New Roman" w:cs="Times New Roman"/>
+          <w:rFonts w:ascii="Times New Roman" w:hAnsi="Times New Roman"/>
           <w:iCs/>
           <w:color w:val="auto"/>
         </w:rPr>
@@ -3774,36 +3481,24 @@
     </w:p>
     <w:p>
       <w:pPr>
-        <w:pStyle w:val="26"/>
-        <w:pageBreakBefore w:val="0"/>
+        <w:pStyle w:val="ListParagraph"/>
         <w:widowControl w:val="0"/>
         <w:numPr>
           <w:ilvl w:val="0"/>
           <w:numId w:val="7"/>
         </w:numPr>
-        <w:kinsoku/>
-        <w:wordWrap/>
-        <w:overflowPunct/>
-        <w:topLinePunct w:val="0"/>
-        <w:autoSpaceDE/>
-        <w:autoSpaceDN/>
-        <w:bidi w:val="0"/>
-        <w:adjustRightInd/>
-        <w:snapToGrid/>
-        <w:spacing w:before="0" w:after="160" w:line="360" w:lineRule="auto"/>
-        <w:ind w:left="840" w:leftChars="0" w:hanging="420" w:firstLineChars="0"/>
-        <w:contextualSpacing/>
+        <w:spacing w:after="160" w:line="360" w:lineRule="auto"/>
+        <w:ind w:left="840"/>
         <w:jc w:val="both"/>
-        <w:textAlignment w:val="baseline"/>
-        <w:rPr>
-          <w:rFonts w:hint="default" w:ascii="Times New Roman" w:hAnsi="Times New Roman" w:cs="Times New Roman"/>
+        <w:rPr>
+          <w:rFonts w:ascii="Times New Roman" w:hAnsi="Times New Roman"/>
           <w:iCs/>
           <w:color w:val="auto"/>
         </w:rPr>
       </w:pPr>
       <w:r>
         <w:rPr>
-          <w:rFonts w:hint="default" w:ascii="Times New Roman" w:hAnsi="Times New Roman" w:cs="Times New Roman"/>
+          <w:rFonts w:ascii="Times New Roman" w:hAnsi="Times New Roman"/>
           <w:iCs/>
           <w:color w:val="auto"/>
         </w:rPr>
@@ -3812,60 +3507,71 @@
     </w:p>
     <w:p>
       <w:pPr>
-        <w:pageBreakBefore w:val="0"/>
         <w:widowControl w:val="0"/>
-        <w:kinsoku/>
-        <w:wordWrap/>
-        <w:overflowPunct/>
-        <w:topLinePunct w:val="0"/>
-        <w:autoSpaceDE/>
-        <w:autoSpaceDN/>
-        <w:bidi w:val="0"/>
-        <w:adjustRightInd/>
-        <w:snapToGrid/>
-        <w:spacing w:before="0" w:after="160" w:line="360" w:lineRule="auto"/>
+        <w:spacing w:after="160" w:line="360" w:lineRule="auto"/>
         <w:jc w:val="both"/>
-        <w:textAlignment w:val="baseline"/>
-        <w:rPr>
-          <w:rFonts w:hint="default" w:ascii="Times New Roman" w:hAnsi="Times New Roman" w:cs="Times New Roman"/>
+        <w:rPr>
+          <w:rFonts w:ascii="Times New Roman" w:hAnsi="Times New Roman"/>
           <w:iCs/>
           <w:color w:val="auto"/>
         </w:rPr>
       </w:pPr>
       <w:r>
         <w:rPr>
-          <w:rFonts w:hint="default" w:ascii="Times New Roman" w:hAnsi="Times New Roman" w:cs="Times New Roman"/>
+          <w:rFonts w:ascii="Times New Roman" w:hAnsi="Times New Roman"/>
           <w:b/>
           <w:bCs/>
           <w:iCs/>
           <w:color w:val="auto"/>
         </w:rPr>
-        <w:t>Key Responsibilit</w:t>
-      </w:r>
-      <w:r>
-        <w:rPr>
-          <w:rFonts w:hint="default" w:ascii="Times New Roman" w:hAnsi="Times New Roman" w:cs="Times New Roman"/>
+        <w:t>Key</w:t>
+      </w:r>
+      <w:r>
+        <w:rPr>
+          <w:rFonts w:ascii="Times New Roman" w:hAnsi="Times New Roman"/>
           <w:b/>
           <w:bCs/>
           <w:iCs/>
           <w:color w:val="auto"/>
-          <w:lang w:val="en"/>
-        </w:rPr>
-        <w:t>y</w:t>
-      </w:r>
-      <w:r>
-        <w:rPr>
-          <w:rFonts w:hint="default" w:ascii="Times New Roman" w:hAnsi="Times New Roman" w:cs="Times New Roman"/>
+        </w:rPr>
+        <w:t xml:space="preserve"> </w:t>
+      </w:r>
+      <w:proofErr w:type="spellStart"/>
+      <w:r>
+        <w:rPr>
+          <w:rFonts w:ascii="Times New Roman" w:hAnsi="Times New Roman"/>
           <w:b/>
           <w:bCs/>
           <w:iCs/>
           <w:color w:val="auto"/>
         </w:rPr>
+        <w:t>Responsibilit</w:t>
+      </w:r>
+      <w:proofErr w:type="spellEnd"/>
+      <w:r>
+        <w:rPr>
+          <w:rFonts w:ascii="Times New Roman" w:hAnsi="Times New Roman"/>
+          <w:b/>
+          <w:bCs/>
+          <w:iCs/>
+          <w:color w:val="auto"/>
+          <w:lang w:val="en"/>
+        </w:rPr>
+        <w:t>y</w:t>
+      </w:r>
+      <w:r>
+        <w:rPr>
+          <w:rFonts w:ascii="Times New Roman" w:hAnsi="Times New Roman"/>
+          <w:b/>
+          <w:bCs/>
+          <w:iCs/>
+          <w:color w:val="auto"/>
+        </w:rPr>
         <w:t xml:space="preserve">: </w:t>
       </w:r>
       <w:r>
         <w:rPr>
-          <w:rFonts w:hint="default" w:ascii="Times New Roman" w:hAnsi="Times New Roman" w:cs="Times New Roman"/>
+          <w:rFonts w:ascii="Times New Roman" w:hAnsi="Times New Roman"/>
           <w:iCs/>
           <w:color w:val="auto"/>
         </w:rPr>
@@ -3874,22 +3580,11 @@
     </w:p>
     <w:p>
       <w:pPr>
-        <w:pStyle w:val="2"/>
-        <w:pageBreakBefore w:val="0"/>
-        <w:kinsoku/>
-        <w:wordWrap/>
-        <w:overflowPunct/>
-        <w:topLinePunct w:val="0"/>
-        <w:autoSpaceDE/>
-        <w:autoSpaceDN/>
-        <w:bidi w:val="0"/>
-        <w:adjustRightInd/>
-        <w:snapToGrid/>
-        <w:spacing w:before="480" w:after="0" w:line="360" w:lineRule="auto"/>
+        <w:pStyle w:val="Heading1"/>
+        <w:spacing w:after="0" w:line="360" w:lineRule="auto"/>
         <w:contextualSpacing/>
-        <w:textAlignment w:val="baseline"/>
-        <w:rPr>
-          <w:rFonts w:hint="default" w:ascii="Times New Roman" w:hAnsi="Times New Roman" w:cs="Times New Roman"/>
+        <w:rPr>
+          <w:rFonts w:ascii="Times New Roman" w:hAnsi="Times New Roman"/>
           <w:color w:val="auto"/>
           <w:sz w:val="28"/>
           <w:szCs w:val="28"/>
@@ -3897,7 +3592,7 @@
       </w:pPr>
       <w:r>
         <w:rPr>
-          <w:rFonts w:hint="default" w:ascii="Times New Roman" w:hAnsi="Times New Roman" w:cs="Times New Roman"/>
+          <w:rFonts w:ascii="Times New Roman" w:hAnsi="Times New Roman"/>
           <w:color w:val="auto"/>
           <w:sz w:val="28"/>
           <w:szCs w:val="28"/>
@@ -3907,113 +3602,117 @@
     </w:p>
     <w:p>
       <w:pPr>
-        <w:pageBreakBefore w:val="0"/>
-        <w:kinsoku/>
-        <w:wordWrap/>
-        <w:overflowPunct/>
-        <w:topLinePunct w:val="0"/>
-        <w:autoSpaceDE/>
-        <w:autoSpaceDN/>
-        <w:bidi w:val="0"/>
-        <w:adjustRightInd/>
-        <w:snapToGrid/>
-        <w:spacing w:before="0" w:after="0" w:line="360" w:lineRule="auto"/>
-        <w:textAlignment w:val="baseline"/>
-        <w:rPr>
-          <w:rFonts w:hint="default" w:ascii="Times New Roman" w:hAnsi="Times New Roman" w:cs="Times New Roman"/>
-          <w:color w:val="auto"/>
-        </w:rPr>
-      </w:pPr>
-      <w:r>
-        <w:rPr>
-          <w:rFonts w:hint="default" w:ascii="Times New Roman" w:hAnsi="Times New Roman" w:cs="Times New Roman"/>
-          <w:color w:val="auto"/>
-        </w:rPr>
-        <w:t xml:space="preserve">IJMB A’Levels </w:t>
+        <w:spacing w:after="0" w:line="360" w:lineRule="auto"/>
+        <w:rPr>
+          <w:rFonts w:ascii="Times New Roman" w:hAnsi="Times New Roman"/>
+          <w:color w:val="auto"/>
+        </w:rPr>
+      </w:pPr>
+      <w:r>
+        <w:rPr>
+          <w:rFonts w:ascii="Times New Roman" w:hAnsi="Times New Roman"/>
+          <w:color w:val="auto"/>
+        </w:rPr>
+        <w:t xml:space="preserve">IJMB </w:t>
+      </w:r>
+      <w:proofErr w:type="spellStart"/>
+      <w:r>
+        <w:rPr>
+          <w:rFonts w:ascii="Times New Roman" w:hAnsi="Times New Roman"/>
+          <w:color w:val="auto"/>
+        </w:rPr>
+        <w:t>A’Levels</w:t>
+      </w:r>
+      <w:proofErr w:type="spellEnd"/>
+      <w:r>
+        <w:rPr>
+          <w:rFonts w:ascii="Times New Roman" w:hAnsi="Times New Roman"/>
+          <w:color w:val="auto"/>
+        </w:rPr>
+        <w:t xml:space="preserve"> </w:t>
       </w:r>
     </w:p>
     <w:p>
       <w:pPr>
-        <w:pageBreakBefore w:val="0"/>
-        <w:kinsoku/>
-        <w:wordWrap/>
-        <w:overflowPunct/>
-        <w:topLinePunct w:val="0"/>
-        <w:autoSpaceDE/>
-        <w:autoSpaceDN/>
-        <w:bidi w:val="0"/>
-        <w:adjustRightInd/>
-        <w:snapToGrid/>
         <w:spacing w:line="360" w:lineRule="auto"/>
-        <w:textAlignment w:val="baseline"/>
-        <w:rPr>
-          <w:rFonts w:hint="default" w:ascii="Times New Roman" w:hAnsi="Times New Roman" w:cs="Times New Roman"/>
-          <w:color w:val="auto"/>
-        </w:rPr>
-      </w:pPr>
-      <w:r>
-        <w:rPr>
-          <w:rFonts w:hint="default" w:ascii="Times New Roman" w:hAnsi="Times New Roman" w:cs="Times New Roman"/>
-          <w:color w:val="auto"/>
-        </w:rPr>
-        <w:t>Winner’s academy, Ilorin, kwara State / 2017-2018.</w:t>
+        <w:rPr>
+          <w:rFonts w:ascii="Times New Roman" w:hAnsi="Times New Roman"/>
+          <w:color w:val="auto"/>
+        </w:rPr>
+      </w:pPr>
+      <w:r>
+        <w:rPr>
+          <w:rFonts w:ascii="Times New Roman" w:hAnsi="Times New Roman"/>
+          <w:color w:val="auto"/>
+        </w:rPr>
+        <w:t xml:space="preserve">Winner’s academy, Ilorin, </w:t>
+      </w:r>
+      <w:proofErr w:type="spellStart"/>
+      <w:r>
+        <w:rPr>
+          <w:rFonts w:ascii="Times New Roman" w:hAnsi="Times New Roman"/>
+          <w:color w:val="auto"/>
+        </w:rPr>
+        <w:t>kwara</w:t>
+      </w:r>
+      <w:proofErr w:type="spellEnd"/>
+      <w:r>
+        <w:rPr>
+          <w:rFonts w:ascii="Times New Roman" w:hAnsi="Times New Roman"/>
+          <w:color w:val="auto"/>
+        </w:rPr>
+        <w:t xml:space="preserve"> State / 2017-2018.</w:t>
       </w:r>
     </w:p>
     <w:p>
       <w:pPr>
-        <w:pageBreakBefore w:val="0"/>
-        <w:kinsoku/>
-        <w:wordWrap/>
-        <w:overflowPunct/>
-        <w:topLinePunct w:val="0"/>
-        <w:autoSpaceDE/>
-        <w:autoSpaceDN/>
-        <w:bidi w:val="0"/>
-        <w:adjustRightInd/>
-        <w:snapToGrid/>
-        <w:spacing w:before="0" w:after="0" w:line="360" w:lineRule="auto"/>
+        <w:spacing w:after="0" w:line="360" w:lineRule="auto"/>
         <w:contextualSpacing/>
-        <w:textAlignment w:val="baseline"/>
-        <w:rPr>
-          <w:rFonts w:hint="default" w:ascii="Times New Roman" w:hAnsi="Times New Roman" w:cs="Times New Roman"/>
-          <w:color w:val="auto"/>
-        </w:rPr>
-      </w:pPr>
-      <w:r>
-        <w:rPr>
-          <w:rFonts w:hint="default" w:ascii="Times New Roman" w:hAnsi="Times New Roman" w:cs="Times New Roman"/>
-          <w:color w:val="auto"/>
-        </w:rPr>
-        <w:t>University of Ilorin, Kwara State.</w:t>
+        <w:rPr>
+          <w:rFonts w:ascii="Times New Roman" w:hAnsi="Times New Roman"/>
+          <w:color w:val="auto"/>
+        </w:rPr>
+      </w:pPr>
+      <w:r>
+        <w:rPr>
+          <w:rFonts w:ascii="Times New Roman" w:hAnsi="Times New Roman"/>
+          <w:color w:val="auto"/>
+        </w:rPr>
+        <w:t xml:space="preserve">University of Ilorin, </w:t>
+      </w:r>
+      <w:proofErr w:type="spellStart"/>
+      <w:r>
+        <w:rPr>
+          <w:rFonts w:ascii="Times New Roman" w:hAnsi="Times New Roman"/>
+          <w:color w:val="auto"/>
+        </w:rPr>
+        <w:t>Kwara</w:t>
+      </w:r>
+      <w:proofErr w:type="spellEnd"/>
+      <w:r>
+        <w:rPr>
+          <w:rFonts w:ascii="Times New Roman" w:hAnsi="Times New Roman"/>
+          <w:color w:val="auto"/>
+        </w:rPr>
+        <w:t xml:space="preserve"> State.</w:t>
       </w:r>
     </w:p>
     <w:p>
       <w:pPr>
-        <w:pageBreakBefore w:val="0"/>
         <w:numPr>
           <w:ilvl w:val="0"/>
           <w:numId w:val="8"/>
         </w:numPr>
-        <w:kinsoku/>
-        <w:wordWrap/>
-        <w:overflowPunct/>
-        <w:topLinePunct w:val="0"/>
-        <w:autoSpaceDE/>
-        <w:autoSpaceDN/>
-        <w:bidi w:val="0"/>
-        <w:adjustRightInd/>
-        <w:snapToGrid/>
-        <w:spacing w:before="0" w:after="0" w:line="360" w:lineRule="auto"/>
+        <w:spacing w:after="0" w:line="360" w:lineRule="auto"/>
         <w:contextualSpacing/>
-        <w:textAlignment w:val="baseline"/>
-        <w:rPr>
-          <w:rFonts w:hint="default" w:ascii="Times New Roman" w:hAnsi="Times New Roman" w:cs="Times New Roman"/>
-          <w:color w:val="auto"/>
-        </w:rPr>
-      </w:pPr>
-      <w:r>
-        <w:rPr>
-          <w:rFonts w:hint="default" w:ascii="Times New Roman" w:hAnsi="Times New Roman" w:cs="Times New Roman"/>
+        <w:rPr>
+          <w:rFonts w:ascii="Times New Roman" w:hAnsi="Times New Roman"/>
+          <w:color w:val="auto"/>
+        </w:rPr>
+      </w:pPr>
+      <w:r>
+        <w:rPr>
+          <w:rFonts w:ascii="Times New Roman" w:hAnsi="Times New Roman"/>
           <w:color w:val="auto"/>
         </w:rPr>
         <w:t>Sc. Plant Biology/ 2018-Present.</w:t>
@@ -4021,22 +3720,11 @@
     </w:p>
     <w:p>
       <w:pPr>
-        <w:pStyle w:val="2"/>
-        <w:pageBreakBefore w:val="0"/>
-        <w:kinsoku/>
-        <w:wordWrap/>
-        <w:overflowPunct/>
-        <w:topLinePunct w:val="0"/>
-        <w:autoSpaceDE/>
-        <w:autoSpaceDN/>
-        <w:bidi w:val="0"/>
-        <w:adjustRightInd/>
-        <w:snapToGrid/>
-        <w:spacing w:before="480" w:after="0" w:line="360" w:lineRule="auto"/>
+        <w:pStyle w:val="Heading1"/>
+        <w:spacing w:after="0" w:line="360" w:lineRule="auto"/>
         <w:contextualSpacing/>
-        <w:textAlignment w:val="baseline"/>
-        <w:rPr>
-          <w:rFonts w:hint="default" w:ascii="Times New Roman" w:hAnsi="Times New Roman" w:cs="Times New Roman"/>
+        <w:rPr>
+          <w:rFonts w:ascii="Times New Roman" w:hAnsi="Times New Roman"/>
           <w:color w:val="auto"/>
           <w:sz w:val="28"/>
           <w:szCs w:val="28"/>
@@ -4045,7 +3733,7 @@
       </w:pPr>
       <w:r>
         <w:rPr>
-          <w:rFonts w:hint="default" w:ascii="Times New Roman" w:hAnsi="Times New Roman" w:cs="Times New Roman"/>
+          <w:rFonts w:ascii="Times New Roman" w:hAnsi="Times New Roman"/>
           <w:color w:val="auto"/>
           <w:sz w:val="28"/>
           <w:szCs w:val="28"/>
@@ -4056,119 +3744,97 @@
     </w:p>
     <w:p>
       <w:pPr>
-        <w:pageBreakBefore w:val="0"/>
-        <w:kinsoku/>
-        <w:wordWrap/>
-        <w:overflowPunct/>
-        <w:topLinePunct w:val="0"/>
-        <w:autoSpaceDE/>
-        <w:autoSpaceDN/>
-        <w:bidi w:val="0"/>
-        <w:adjustRightInd/>
-        <w:snapToGrid/>
         <w:spacing w:after="0" w:line="360" w:lineRule="auto"/>
         <w:jc w:val="both"/>
-        <w:textAlignment w:val="baseline"/>
-        <w:rPr>
-          <w:rFonts w:hint="default" w:ascii="Times New Roman" w:hAnsi="Times New Roman" w:cs="Times New Roman"/>
-          <w:color w:val="auto"/>
-          <w:sz w:val="22"/>
-          <w:szCs w:val="22"/>
+        <w:rPr>
+          <w:rFonts w:ascii="Times New Roman" w:hAnsi="Times New Roman"/>
+          <w:color w:val="auto"/>
           <w:lang w:val="en"/>
         </w:rPr>
       </w:pPr>
-      <w:r>
-        <w:rPr>
-          <w:rFonts w:hint="default" w:ascii="Times New Roman" w:hAnsi="Times New Roman" w:cs="Times New Roman"/>
+      <w:proofErr w:type="spellStart"/>
+      <w:r>
+        <w:rPr>
+          <w:rFonts w:ascii="Times New Roman" w:hAnsi="Times New Roman"/>
           <w:b/>
           <w:color w:val="auto"/>
-          <w:sz w:val="22"/>
-          <w:szCs w:val="22"/>
-          <w:rtl w:val="0"/>
-        </w:rPr>
-        <w:t>Jobberman Soft Skills Training Certification</w:t>
-      </w:r>
-      <w:r>
-        <w:rPr>
-          <w:rFonts w:hint="default" w:ascii="Times New Roman" w:hAnsi="Times New Roman" w:cs="Times New Roman"/>
+        </w:rPr>
+        <w:t>Jobberman</w:t>
+      </w:r>
+      <w:proofErr w:type="spellEnd"/>
+      <w:r>
+        <w:rPr>
+          <w:rFonts w:ascii="Times New Roman" w:hAnsi="Times New Roman"/>
           <w:b/>
           <w:color w:val="auto"/>
-          <w:sz w:val="22"/>
-          <w:szCs w:val="22"/>
-          <w:rtl w:val="0"/>
+        </w:rPr>
+        <w:t xml:space="preserve"> Soft Skills Training </w:t>
+      </w:r>
+      <w:r>
+        <w:rPr>
+          <w:rFonts w:ascii="Times New Roman" w:hAnsi="Times New Roman"/>
+          <w:b/>
+          <w:color w:val="auto"/>
+        </w:rPr>
+        <w:t>Certification</w:t>
+      </w:r>
+      <w:r>
+        <w:rPr>
+          <w:rFonts w:ascii="Times New Roman" w:hAnsi="Times New Roman"/>
+          <w:b/>
+          <w:color w:val="auto"/>
         </w:rPr>
         <w:tab/>
       </w:r>
       <w:r>
         <w:rPr>
-          <w:rFonts w:hint="default" w:ascii="Times New Roman" w:hAnsi="Times New Roman" w:cs="Times New Roman"/>
-          <w:color w:val="auto"/>
-          <w:sz w:val="22"/>
-          <w:szCs w:val="22"/>
-          <w:rtl w:val="0"/>
+          <w:rFonts w:ascii="Times New Roman" w:hAnsi="Times New Roman"/>
+          <w:color w:val="auto"/>
         </w:rPr>
         <w:tab/>
       </w:r>
       <w:r>
         <w:rPr>
-          <w:rFonts w:hint="default" w:ascii="Times New Roman" w:hAnsi="Times New Roman" w:cs="Times New Roman"/>
-          <w:color w:val="auto"/>
-          <w:sz w:val="22"/>
-          <w:szCs w:val="22"/>
-          <w:rtl w:val="0"/>
+          <w:rFonts w:ascii="Times New Roman" w:hAnsi="Times New Roman"/>
+          <w:color w:val="auto"/>
         </w:rPr>
         <w:tab/>
       </w:r>
       <w:r>
         <w:rPr>
-          <w:rFonts w:hint="default" w:ascii="Times New Roman" w:hAnsi="Times New Roman" w:cs="Times New Roman"/>
-          <w:color w:val="auto"/>
-          <w:sz w:val="22"/>
-          <w:szCs w:val="22"/>
-          <w:rtl w:val="0"/>
+          <w:rFonts w:ascii="Times New Roman" w:hAnsi="Times New Roman"/>
+          <w:color w:val="auto"/>
         </w:rPr>
         <w:tab/>
       </w:r>
       <w:r>
         <w:rPr>
-          <w:rFonts w:hint="default" w:ascii="Times New Roman" w:hAnsi="Times New Roman" w:cs="Times New Roman"/>
-          <w:color w:val="auto"/>
-          <w:sz w:val="22"/>
-          <w:szCs w:val="22"/>
-          <w:rtl w:val="0"/>
+          <w:rFonts w:ascii="Times New Roman" w:hAnsi="Times New Roman"/>
+          <w:color w:val="auto"/>
         </w:rPr>
         <w:tab/>
       </w:r>
       <w:r>
         <w:rPr>
-          <w:rFonts w:hint="default" w:ascii="Times New Roman" w:hAnsi="Times New Roman" w:cs="Times New Roman"/>
-          <w:color w:val="auto"/>
-          <w:sz w:val="22"/>
-          <w:szCs w:val="22"/>
-          <w:rtl w:val="0"/>
+          <w:rFonts w:ascii="Times New Roman" w:hAnsi="Times New Roman"/>
+          <w:color w:val="auto"/>
           <w:lang w:val="en"/>
         </w:rPr>
         <w:tab/>
       </w:r>
       <w:r>
         <w:rPr>
-          <w:rFonts w:hint="default" w:ascii="Times New Roman" w:hAnsi="Times New Roman" w:cs="Times New Roman"/>
+          <w:rFonts w:ascii="Times New Roman" w:hAnsi="Times New Roman"/>
           <w:b/>
           <w:color w:val="auto"/>
-          <w:sz w:val="22"/>
-          <w:szCs w:val="22"/>
-          <w:rtl w:val="0"/>
         </w:rPr>
         <w:t>202</w:t>
       </w:r>
       <w:r>
         <w:rPr>
-          <w:rFonts w:hint="default" w:ascii="Times New Roman" w:hAnsi="Times New Roman" w:cs="Times New Roman"/>
+          <w:rFonts w:ascii="Times New Roman" w:hAnsi="Times New Roman"/>
           <w:b/>
           <w:color w:val="auto"/>
-          <w:sz w:val="22"/>
-          <w:szCs w:val="22"/>
-          <w:rtl w:val="0"/>
           <w:lang w:val="en"/>
         </w:rPr>
         <w:t>1</w:t>
@@ -4176,21 +3842,10 @@
     </w:p>
     <w:p>
       <w:pPr>
-        <w:pStyle w:val="2"/>
-        <w:pageBreakBefore w:val="0"/>
-        <w:kinsoku/>
-        <w:wordWrap/>
-        <w:overflowPunct/>
-        <w:topLinePunct w:val="0"/>
-        <w:autoSpaceDE/>
-        <w:autoSpaceDN/>
-        <w:bidi w:val="0"/>
-        <w:adjustRightInd/>
-        <w:snapToGrid/>
+        <w:pStyle w:val="Heading1"/>
         <w:spacing w:line="360" w:lineRule="auto"/>
-        <w:textAlignment w:val="baseline"/>
-        <w:rPr>
-          <w:rFonts w:hint="default" w:ascii="Times New Roman" w:hAnsi="Times New Roman" w:cs="Times New Roman"/>
+        <w:rPr>
+          <w:rFonts w:ascii="Times New Roman" w:hAnsi="Times New Roman"/>
           <w:color w:val="auto"/>
           <w:sz w:val="28"/>
           <w:szCs w:val="28"/>
@@ -4198,7 +3853,7 @@
       </w:pPr>
       <w:r>
         <w:rPr>
-          <w:rFonts w:hint="default" w:ascii="Times New Roman" w:hAnsi="Times New Roman" w:cs="Times New Roman"/>
+          <w:rFonts w:ascii="Times New Roman" w:hAnsi="Times New Roman"/>
           <w:color w:val="auto"/>
           <w:sz w:val="28"/>
           <w:szCs w:val="28"/>
@@ -4208,7 +3863,7 @@
       </w:r>
       <w:r>
         <w:rPr>
-          <w:rFonts w:hint="default" w:ascii="Times New Roman" w:hAnsi="Times New Roman" w:cs="Times New Roman"/>
+          <w:rFonts w:ascii="Times New Roman" w:hAnsi="Times New Roman"/>
           <w:color w:val="auto"/>
           <w:sz w:val="28"/>
           <w:szCs w:val="28"/>
@@ -4218,42 +3873,28 @@
     </w:p>
     <w:p>
       <w:pPr>
-        <w:pStyle w:val="13"/>
-        <w:keepNext w:val="0"/>
-        <w:keepLines w:val="0"/>
-        <w:pageBreakBefore w:val="0"/>
-        <w:widowControl/>
+        <w:pStyle w:val="ListBullet"/>
         <w:numPr>
           <w:ilvl w:val="0"/>
           <w:numId w:val="9"/>
         </w:numPr>
-        <w:kinsoku/>
-        <w:wordWrap/>
-        <w:overflowPunct/>
-        <w:topLinePunct w:val="0"/>
-        <w:autoSpaceDE/>
-        <w:autoSpaceDN/>
-        <w:bidi w:val="0"/>
-        <w:adjustRightInd/>
-        <w:snapToGrid/>
         <w:spacing w:line="360" w:lineRule="auto"/>
-        <w:ind w:left="418" w:leftChars="0" w:hanging="418" w:firstLineChars="0"/>
-        <w:textAlignment w:val="baseline"/>
-        <w:rPr>
-          <w:rFonts w:hint="default" w:ascii="Times New Roman" w:hAnsi="Times New Roman" w:cs="Times New Roman"/>
-          <w:color w:val="auto"/>
-        </w:rPr>
-      </w:pPr>
-      <w:r>
-        <w:rPr>
-          <w:rFonts w:hint="default" w:ascii="Times New Roman" w:hAnsi="Times New Roman" w:cs="Times New Roman"/>
+        <w:ind w:left="418" w:hanging="418"/>
+        <w:rPr>
+          <w:rFonts w:ascii="Times New Roman" w:hAnsi="Times New Roman"/>
+          <w:color w:val="auto"/>
+        </w:rPr>
+      </w:pPr>
+      <w:r>
+        <w:rPr>
+          <w:rFonts w:ascii="Times New Roman" w:hAnsi="Times New Roman"/>
           <w:color w:val="auto"/>
         </w:rPr>
         <w:t>Conversant in the use of</w:t>
       </w:r>
       <w:r>
         <w:rPr>
-          <w:rFonts w:hint="default" w:ascii="Times New Roman" w:hAnsi="Times New Roman" w:cs="Times New Roman"/>
+          <w:rFonts w:ascii="Times New Roman" w:hAnsi="Times New Roman"/>
           <w:color w:val="auto"/>
           <w:lang w:val="en"/>
         </w:rPr>
@@ -4261,29 +3902,47 @@
       </w:r>
       <w:r>
         <w:rPr>
-          <w:rFonts w:hint="default" w:ascii="Times New Roman" w:hAnsi="Times New Roman" w:cs="Times New Roman"/>
+          <w:rFonts w:ascii="Times New Roman" w:hAnsi="Times New Roman"/>
           <w:color w:val="auto"/>
         </w:rPr>
         <w:t>HTML, CSS</w:t>
       </w:r>
       <w:r>
         <w:rPr>
-          <w:rFonts w:hint="default" w:ascii="Times New Roman" w:hAnsi="Times New Roman" w:cs="Times New Roman"/>
+          <w:rFonts w:ascii="Times New Roman" w:hAnsi="Times New Roman"/>
           <w:color w:val="auto"/>
           <w:lang w:val="en"/>
         </w:rPr>
-        <w:t>, SCSS, Git and Github, Googling</w:t>
-      </w:r>
-      <w:r>
-        <w:rPr>
-          <w:rFonts w:hint="default" w:ascii="Times New Roman" w:hAnsi="Times New Roman" w:cs="Times New Roman"/>
+        <w:t xml:space="preserve">, SCSS, Git and </w:t>
+      </w:r>
+      <w:proofErr w:type="spellStart"/>
+      <w:r>
+        <w:rPr>
+          <w:rFonts w:ascii="Times New Roman" w:hAnsi="Times New Roman"/>
+          <w:color w:val="auto"/>
+          <w:lang w:val="en"/>
+        </w:rPr>
+        <w:t>Github</w:t>
+      </w:r>
+      <w:proofErr w:type="spellEnd"/>
+      <w:r>
+        <w:rPr>
+          <w:rFonts w:ascii="Times New Roman" w:hAnsi="Times New Roman"/>
+          <w:color w:val="auto"/>
+          <w:lang w:val="en"/>
+        </w:rPr>
+        <w:t>, Googling</w:t>
+      </w:r>
+      <w:r>
+        <w:rPr>
+          <w:rFonts w:ascii="Times New Roman" w:hAnsi="Times New Roman"/>
           <w:color w:val="auto"/>
         </w:rPr>
         <w:t xml:space="preserve"> and </w:t>
       </w:r>
       <w:r>
         <w:rPr>
-          <w:rFonts w:hint="default" w:ascii="Times New Roman" w:hAnsi="Times New Roman" w:cs="Times New Roman"/>
+          <w:rFonts w:ascii="Times New Roman" w:hAnsi="Times New Roman"/>
           <w:color w:val="auto"/>
           <w:lang w:val="en"/>
         </w:rPr>
@@ -4291,14 +3950,14 @@
       </w:r>
       <w:r>
         <w:rPr>
-          <w:rFonts w:hint="default" w:ascii="Times New Roman" w:hAnsi="Times New Roman" w:cs="Times New Roman"/>
+          <w:rFonts w:ascii="Times New Roman" w:hAnsi="Times New Roman"/>
           <w:color w:val="auto"/>
         </w:rPr>
         <w:t>JavaScript</w:t>
       </w:r>
       <w:r>
         <w:rPr>
-          <w:rFonts w:hint="default" w:ascii="Times New Roman" w:hAnsi="Times New Roman" w:cs="Times New Roman"/>
+          <w:rFonts w:ascii="Times New Roman" w:hAnsi="Times New Roman"/>
           <w:color w:val="auto"/>
           <w:lang w:val="en"/>
         </w:rPr>
@@ -4307,42 +3966,28 @@
     </w:p>
     <w:p>
       <w:pPr>
-        <w:pStyle w:val="13"/>
-        <w:keepNext w:val="0"/>
-        <w:keepLines w:val="0"/>
-        <w:pageBreakBefore w:val="0"/>
-        <w:widowControl/>
+        <w:pStyle w:val="ListBullet"/>
         <w:numPr>
           <w:ilvl w:val="0"/>
           <w:numId w:val="10"/>
         </w:numPr>
-        <w:kinsoku/>
-        <w:wordWrap/>
-        <w:overflowPunct/>
-        <w:topLinePunct w:val="0"/>
-        <w:autoSpaceDE/>
-        <w:autoSpaceDN/>
-        <w:bidi w:val="0"/>
-        <w:adjustRightInd/>
-        <w:snapToGrid/>
         <w:spacing w:line="360" w:lineRule="auto"/>
-        <w:ind w:left="418" w:leftChars="0" w:hanging="418" w:firstLineChars="0"/>
-        <w:textAlignment w:val="baseline"/>
-        <w:rPr>
-          <w:rFonts w:hint="default" w:ascii="Times New Roman" w:hAnsi="Times New Roman" w:cs="Times New Roman"/>
-          <w:color w:val="auto"/>
-        </w:rPr>
-      </w:pPr>
-      <w:r>
-        <w:rPr>
-          <w:rFonts w:hint="default" w:ascii="Times New Roman" w:hAnsi="Times New Roman" w:cs="Times New Roman"/>
+        <w:ind w:left="418" w:hanging="418"/>
+        <w:rPr>
+          <w:rFonts w:ascii="Times New Roman" w:hAnsi="Times New Roman"/>
+          <w:color w:val="auto"/>
+        </w:rPr>
+      </w:pPr>
+      <w:r>
+        <w:rPr>
+          <w:rFonts w:ascii="Times New Roman" w:hAnsi="Times New Roman"/>
           <w:color w:val="auto"/>
         </w:rPr>
         <w:t xml:space="preserve">Computer literate: conversant in the use of Microsoft </w:t>
       </w:r>
       <w:r>
         <w:rPr>
-          <w:rFonts w:hint="default" w:ascii="Times New Roman" w:hAnsi="Times New Roman" w:cs="Times New Roman"/>
+          <w:rFonts w:ascii="Times New Roman" w:hAnsi="Times New Roman"/>
           <w:color w:val="auto"/>
           <w:lang w:val="en"/>
         </w:rPr>
@@ -4350,7 +3995,7 @@
       </w:r>
       <w:r>
         <w:rPr>
-          <w:rFonts w:hint="default" w:ascii="Times New Roman" w:hAnsi="Times New Roman" w:cs="Times New Roman"/>
+          <w:rFonts w:ascii="Times New Roman" w:hAnsi="Times New Roman"/>
           <w:color w:val="auto"/>
         </w:rPr>
         <w:t xml:space="preserve"> PowerPoint.</w:t>
@@ -4358,35 +4003,21 @@
     </w:p>
     <w:p>
       <w:pPr>
-        <w:pStyle w:val="13"/>
-        <w:keepNext w:val="0"/>
-        <w:keepLines w:val="0"/>
-        <w:pageBreakBefore w:val="0"/>
-        <w:widowControl/>
+        <w:pStyle w:val="ListBullet"/>
         <w:numPr>
           <w:ilvl w:val="0"/>
           <w:numId w:val="11"/>
         </w:numPr>
-        <w:kinsoku/>
-        <w:wordWrap/>
-        <w:overflowPunct/>
-        <w:topLinePunct w:val="0"/>
-        <w:autoSpaceDE/>
-        <w:autoSpaceDN/>
-        <w:bidi w:val="0"/>
-        <w:adjustRightInd/>
-        <w:snapToGrid/>
         <w:spacing w:line="360" w:lineRule="auto"/>
-        <w:ind w:left="418" w:leftChars="0" w:hanging="418" w:firstLineChars="0"/>
-        <w:textAlignment w:val="baseline"/>
-        <w:rPr>
-          <w:rFonts w:hint="default" w:ascii="Times New Roman" w:hAnsi="Times New Roman" w:cs="Times New Roman"/>
-          <w:color w:val="auto"/>
-        </w:rPr>
-      </w:pPr>
-      <w:r>
-        <w:rPr>
-          <w:rFonts w:hint="default" w:ascii="Times New Roman" w:hAnsi="Times New Roman" w:cs="Times New Roman"/>
+        <w:ind w:left="418" w:hanging="418"/>
+        <w:rPr>
+          <w:rFonts w:ascii="Times New Roman" w:hAnsi="Times New Roman"/>
+          <w:color w:val="auto"/>
+        </w:rPr>
+      </w:pPr>
+      <w:r>
+        <w:rPr>
+          <w:rFonts w:ascii="Times New Roman" w:hAnsi="Times New Roman"/>
           <w:color w:val="auto"/>
         </w:rPr>
         <w:t>Progressive health personnel.</w:t>
@@ -4394,34 +4025,20 @@
     </w:p>
     <w:p>
       <w:pPr>
-        <w:keepNext w:val="0"/>
-        <w:keepLines w:val="0"/>
-        <w:pageBreakBefore w:val="0"/>
-        <w:widowControl/>
         <w:numPr>
           <w:ilvl w:val="0"/>
           <w:numId w:val="12"/>
         </w:numPr>
-        <w:kinsoku/>
-        <w:wordWrap/>
-        <w:overflowPunct/>
-        <w:topLinePunct w:val="0"/>
-        <w:autoSpaceDE/>
-        <w:autoSpaceDN/>
-        <w:bidi w:val="0"/>
-        <w:adjustRightInd/>
-        <w:snapToGrid/>
         <w:spacing w:line="360" w:lineRule="auto"/>
-        <w:ind w:left="418" w:leftChars="0" w:hanging="418" w:firstLineChars="0"/>
-        <w:textAlignment w:val="baseline"/>
-        <w:rPr>
-          <w:rFonts w:hint="default" w:ascii="Times New Roman" w:hAnsi="Times New Roman" w:cs="Times New Roman"/>
-          <w:color w:val="auto"/>
-        </w:rPr>
-      </w:pPr>
-      <w:r>
-        <w:rPr>
-          <w:rFonts w:hint="default" w:ascii="Times New Roman" w:hAnsi="Times New Roman" w:cs="Times New Roman"/>
+        <w:ind w:left="418" w:hanging="418"/>
+        <w:rPr>
+          <w:rFonts w:ascii="Times New Roman" w:hAnsi="Times New Roman"/>
+          <w:color w:val="auto"/>
+        </w:rPr>
+      </w:pPr>
+      <w:r>
+        <w:rPr>
+          <w:rFonts w:ascii="Times New Roman" w:hAnsi="Times New Roman"/>
           <w:color w:val="auto"/>
           <w:lang w:val="en"/>
         </w:rPr>
@@ -4429,7 +4046,7 @@
       </w:r>
       <w:r>
         <w:rPr>
-          <w:rFonts w:hint="default" w:ascii="Times New Roman" w:hAnsi="Times New Roman" w:cs="Times New Roman"/>
+          <w:rFonts w:ascii="Times New Roman" w:hAnsi="Times New Roman"/>
           <w:color w:val="auto"/>
         </w:rPr>
         <w:t xml:space="preserve">pen to learning and self-development, communicating and sharing ideas with people. </w:t>
@@ -4437,35 +4054,26 @@
     </w:p>
     <w:p>
       <w:pPr>
-        <w:pStyle w:val="2"/>
-        <w:pageBreakBefore w:val="0"/>
-        <w:kinsoku/>
-        <w:wordWrap/>
-        <w:overflowPunct/>
-        <w:topLinePunct w:val="0"/>
-        <w:autoSpaceDE/>
-        <w:autoSpaceDN/>
-        <w:bidi w:val="0"/>
-        <w:adjustRightInd/>
-        <w:snapToGrid/>
+        <w:pStyle w:val="Heading1"/>
         <w:spacing w:line="360" w:lineRule="auto"/>
-        <w:textAlignment w:val="baseline"/>
-        <w:rPr>
-          <w:rFonts w:hint="default" w:ascii="Times New Roman" w:hAnsi="Times New Roman" w:cs="Times New Roman"/>
+        <w:rPr>
+          <w:rFonts w:ascii="Times New Roman" w:hAnsi="Times New Roman"/>
           <w:color w:val="auto"/>
           <w:lang w:val="en"/>
         </w:rPr>
       </w:pPr>
-      <w:r>
-        <w:rPr>
-          <w:rFonts w:hint="default" w:ascii="Times New Roman" w:hAnsi="Times New Roman" w:cs="Times New Roman"/>
+      <w:proofErr w:type="spellStart"/>
+      <w:r>
+        <w:rPr>
+          <w:rFonts w:ascii="Times New Roman" w:hAnsi="Times New Roman"/>
           <w:color w:val="auto"/>
         </w:rPr>
         <w:t>Refere</w:t>
       </w:r>
-      <w:r>
-        <w:rPr>
-          <w:rFonts w:hint="default" w:ascii="Times New Roman" w:hAnsi="Times New Roman" w:cs="Times New Roman"/>
+      <w:proofErr w:type="spellEnd"/>
+      <w:r>
+        <w:rPr>
+          <w:rFonts w:ascii="Times New Roman" w:hAnsi="Times New Roman"/>
           <w:color w:val="auto"/>
           <w:lang w:val="en"/>
         </w:rPr>
@@ -4474,26 +4082,15 @@
     </w:p>
     <w:p>
       <w:pPr>
-        <w:pageBreakBefore w:val="0"/>
-        <w:kinsoku/>
-        <w:wordWrap/>
-        <w:overflowPunct/>
-        <w:topLinePunct w:val="0"/>
-        <w:autoSpaceDE/>
-        <w:autoSpaceDN/>
-        <w:bidi w:val="0"/>
-        <w:adjustRightInd/>
-        <w:snapToGrid/>
         <w:spacing w:line="360" w:lineRule="auto"/>
-        <w:textAlignment w:val="baseline"/>
-        <w:rPr>
-          <w:rFonts w:hint="default" w:ascii="Times New Roman" w:hAnsi="Times New Roman" w:cs="Times New Roman"/>
-          <w:color w:val="auto"/>
-        </w:rPr>
-      </w:pPr>
-      <w:r>
-        <w:rPr>
-          <w:rFonts w:hint="default" w:ascii="Times New Roman" w:hAnsi="Times New Roman" w:cs="Times New Roman"/>
+        <w:rPr>
+          <w:rFonts w:ascii="Times New Roman" w:hAnsi="Times New Roman"/>
+          <w:color w:val="auto"/>
+        </w:rPr>
+      </w:pPr>
+      <w:r>
+        <w:rPr>
+          <w:rFonts w:ascii="Times New Roman" w:hAnsi="Times New Roman"/>
           <w:color w:val="auto"/>
         </w:rPr>
         <w:t>Available on request.</w:t>
@@ -4501,33 +4098,18 @@
     </w:p>
     <w:p>
       <w:pPr>
-        <w:pageBreakBefore w:val="0"/>
-        <w:widowControl/>
-        <w:suppressAutoHyphens/>
-        <w:kinsoku/>
-        <w:wordWrap/>
-        <w:overflowPunct/>
-        <w:topLinePunct w:val="0"/>
-        <w:autoSpaceDE/>
-        <w:autoSpaceDN/>
-        <w:bidi w:val="0"/>
-        <w:adjustRightInd/>
-        <w:snapToGrid/>
-        <w:spacing w:before="0" w:after="260" w:line="360" w:lineRule="auto"/>
-        <w:jc w:val="left"/>
-        <w:textAlignment w:val="baseline"/>
-        <w:rPr>
-          <w:rFonts w:hint="default" w:ascii="Times New Roman" w:hAnsi="Times New Roman" w:cs="Times New Roman"/>
+        <w:spacing w:line="360" w:lineRule="auto"/>
+        <w:rPr>
+          <w:rFonts w:ascii="Times New Roman" w:hAnsi="Times New Roman"/>
           <w:color w:val="auto"/>
         </w:rPr>
       </w:pPr>
     </w:p>
     <w:sectPr>
-      <w:footerReference r:id="rId5" w:type="default"/>
+      <w:footerReference w:type="default" r:id="rId9"/>
       <w:pgSz w:w="12240" w:h="15840"/>
       <w:pgMar w:top="907" w:right="1440" w:bottom="1080" w:left="1440" w:header="0" w:footer="720" w:gutter="0"/>
-      <w:pgNumType w:fmt="decimal"/>
-      <w:cols w:space="720" w:num="1"/>
+      <w:cols w:space="720"/>
       <w:formProt w:val="0"/>
       <w:titlePg/>
       <w:docGrid w:linePitch="100" w:charSpace="4096"/>
@@ -4537,22 +4119,16 @@
 </file>
 
 <file path=word/endnotes.xml><?xml version="1.0" encoding="utf-8"?>
-<w:endnotes xmlns:wpc="http://schemas.microsoft.com/office/word/2010/wordprocessingCanvas" xmlns:mc="http://schemas.openxmlformats.org/markup-compatibility/2006" xmlns:o="urn:schemas-microsoft-com:office:office" xmlns:r="http://schemas.openxmlformats.org/officeDocument/2006/relationships" xmlns:m="http://schemas.openxmlformats.org/officeDocument/2006/math" xmlns:v="urn:schemas-microsoft-com:vml" xmlns:wp14="http://schemas.microsoft.com/office/word/2010/wordprocessingDrawing" xmlns:wp="http://schemas.openxmlformats.org/drawingml/2006/wordprocessingDrawing" xmlns:w="http://schemas.openxmlformats.org/wordprocessingml/2006/main" xmlns:w14="http://schemas.microsoft.com/office/word/2010/wordml" xmlns:w15="http://schemas.microsoft.com/office/word/2012/wordml" xmlns:w10="urn:schemas-microsoft-com:office:word" xmlns:wpg="http://schemas.microsoft.com/office/word/2010/wordprocessingGroup" xmlns:wpi="http://schemas.microsoft.com/office/word/2010/wordprocessingInk" xmlns:wne="http://schemas.microsoft.com/office/word/2006/wordml" xmlns:wps="http://schemas.microsoft.com/office/word/2010/wordprocessingShape" xmlns:wpsCustomData="http://www.wps.cn/officeDocument/2013/wpsCustomData" mc:Ignorable="w14 w15 wp14">
-  <w:endnote w:type="separator" w:id="0">
+<w:endnotes xmlns:wpc="http://schemas.microsoft.com/office/word/2010/wordprocessingCanvas" xmlns:cx="http://schemas.microsoft.com/office/drawing/2014/chartex" xmlns:cx1="http://schemas.microsoft.com/office/drawing/2015/9/8/chartex" xmlns:cx2="http://schemas.microsoft.com/office/drawing/2015/10/21/chartex" xmlns:cx3="http://schemas.microsoft.com/office/drawing/2016/5/9/chartex" xmlns:cx4="http://schemas.microsoft.com/office/drawing/2016/5/10/chartex" xmlns:cx5="http://schemas.microsoft.com/office/drawing/2016/5/11/chartex" xmlns:cx6="http://schemas.microsoft.com/office/drawing/2016/5/12/chartex" xmlns:cx7="http://schemas.microsoft.com/office/drawing/2016/5/13/chartex" xmlns:cx8="http://schemas.microsoft.com/office/drawing/2016/5/14/chartex" xmlns:mc="http://schemas.openxmlformats.org/markup-compatibility/2006" xmlns:aink="http://schemas.microsoft.com/office/drawing/2016/ink" xmlns:am3d="http://schemas.microsoft.com/office/drawing/2017/model3d" xmlns:o="urn:schemas-microsoft-com:office:office" xmlns:r="http://schemas.openxmlformats.org/officeDocument/2006/relationships" xmlns:m="http://schemas.openxmlformats.org/officeDocument/2006/math" xmlns:v="urn:schemas-microsoft-com:vml" xmlns:wp14="http://schemas.microsoft.com/office/word/2010/wordprocessingDrawing" xmlns:wp="http://schemas.openxmlformats.org/drawingml/2006/wordprocessingDrawing" xmlns:w10="urn:schemas-microsoft-com:office:word" xmlns:w="http://schemas.openxmlformats.org/wordprocessingml/2006/main" xmlns:w14="http://schemas.microsoft.com/office/word/2010/wordml" xmlns:w15="http://schemas.microsoft.com/office/word/2012/wordml" xmlns:w16cex="http://schemas.microsoft.com/office/word/2018/wordml/cex" xmlns:w16cid="http://schemas.microsoft.com/office/word/2016/wordml/cid" xmlns:w16="http://schemas.microsoft.com/office/word/2018/wordml" xmlns:w16sdtdh="http://schemas.microsoft.com/office/word/2020/wordml/sdtdatahash" xmlns:w16se="http://schemas.microsoft.com/office/word/2015/wordml/symex" xmlns:wpg="http://schemas.microsoft.com/office/word/2010/wordprocessingGroup" xmlns:wpi="http://schemas.microsoft.com/office/word/2010/wordprocessingInk" xmlns:wne="http://schemas.microsoft.com/office/word/2006/wordml" xmlns:wps="http://schemas.microsoft.com/office/word/2010/wordprocessingShape" mc:Ignorable="w14 w15 w16se w16cid w16 w16cex w16sdtdh wp14">
+  <w:endnote w:type="separator" w:id="-1">
     <w:p>
-      <w:pPr>
-        <w:spacing w:line="240" w:lineRule="auto"/>
-      </w:pPr>
       <w:r>
         <w:separator/>
       </w:r>
     </w:p>
   </w:endnote>
-  <w:endnote w:type="continuationSeparator" w:id="1">
+  <w:endnote w:type="continuationSeparator" w:id="0">
     <w:p>
-      <w:pPr>
-        <w:spacing w:line="240" w:lineRule="auto"/>
-      </w:pPr>
       <w:r>
         <w:continuationSeparator/>
       </w:r>
@@ -4562,16 +4138,16 @@
 </file>
 
 <file path=word/footer1.xml><?xml version="1.0" encoding="utf-8"?>
-<w:ftr xmlns:wpc="http://schemas.microsoft.com/office/word/2010/wordprocessingCanvas" xmlns:mc="http://schemas.openxmlformats.org/markup-compatibility/2006" xmlns:o="urn:schemas-microsoft-com:office:office" xmlns:r="http://schemas.openxmlformats.org/officeDocument/2006/relationships" xmlns:m="http://schemas.openxmlformats.org/officeDocument/2006/math" xmlns:v="urn:schemas-microsoft-com:vml" xmlns:wp14="http://schemas.microsoft.com/office/word/2010/wordprocessingDrawing" xmlns:wp="http://schemas.openxmlformats.org/drawingml/2006/wordprocessingDrawing" xmlns:w10="urn:schemas-microsoft-com:office:word" xmlns:w="http://schemas.openxmlformats.org/wordprocessingml/2006/main" xmlns:w14="http://schemas.microsoft.com/office/word/2010/wordml" xmlns:w15="http://schemas.microsoft.com/office/word/2012/wordml" xmlns:wpg="http://schemas.microsoft.com/office/word/2010/wordprocessingGroup" xmlns:wpi="http://schemas.microsoft.com/office/word/2010/wordprocessingInk" xmlns:wne="http://schemas.microsoft.com/office/word/2006/wordml" xmlns:wps="http://schemas.microsoft.com/office/word/2010/wordprocessingShape" xmlns:wpsCustomData="http://www.wps.cn/officeDocument/2013/wpsCustomData" mc:Ignorable="w14 w15 wp14">
+<w:ftr xmlns:wpc="http://schemas.microsoft.com/office/word/2010/wordprocessingCanvas" xmlns:cx="http://schemas.microsoft.com/office/drawing/2014/chartex" xmlns:cx1="http://schemas.microsoft.com/office/drawing/2015/9/8/chartex" xmlns:cx2="http://schemas.microsoft.com/office/drawing/2015/10/21/chartex" xmlns:cx3="http://schemas.microsoft.com/office/drawing/2016/5/9/chartex" xmlns:cx4="http://schemas.microsoft.com/office/drawing/2016/5/10/chartex" xmlns:cx5="http://schemas.microsoft.com/office/drawing/2016/5/11/chartex" xmlns:cx6="http://schemas.microsoft.com/office/drawing/2016/5/12/chartex" xmlns:cx7="http://schemas.microsoft.com/office/drawing/2016/5/13/chartex" xmlns:cx8="http://schemas.microsoft.com/office/drawing/2016/5/14/chartex" xmlns:mc="http://schemas.openxmlformats.org/markup-compatibility/2006" xmlns:aink="http://schemas.microsoft.com/office/drawing/2016/ink" xmlns:am3d="http://schemas.microsoft.com/office/drawing/2017/model3d" xmlns:o="urn:schemas-microsoft-com:office:office" xmlns:r="http://schemas.openxmlformats.org/officeDocument/2006/relationships" xmlns:m="http://schemas.openxmlformats.org/officeDocument/2006/math" xmlns:v="urn:schemas-microsoft-com:vml" xmlns:wp14="http://schemas.microsoft.com/office/word/2010/wordprocessingDrawing" xmlns:wp="http://schemas.openxmlformats.org/drawingml/2006/wordprocessingDrawing" xmlns:w10="urn:schemas-microsoft-com:office:word" xmlns:w="http://schemas.openxmlformats.org/wordprocessingml/2006/main" xmlns:w14="http://schemas.microsoft.com/office/word/2010/wordml" xmlns:w15="http://schemas.microsoft.com/office/word/2012/wordml" xmlns:w16cex="http://schemas.microsoft.com/office/word/2018/wordml/cex" xmlns:w16cid="http://schemas.microsoft.com/office/word/2016/wordml/cid" xmlns:w16="http://schemas.microsoft.com/office/word/2018/wordml" xmlns:w16sdtdh="http://schemas.microsoft.com/office/word/2020/wordml/sdtdatahash" xmlns:w16se="http://schemas.microsoft.com/office/word/2015/wordml/symex" xmlns:wpg="http://schemas.microsoft.com/office/word/2010/wordprocessingGroup" xmlns:wpi="http://schemas.microsoft.com/office/word/2010/wordprocessingInk" xmlns:wne="http://schemas.microsoft.com/office/word/2006/wordml" xmlns:wps="http://schemas.microsoft.com/office/word/2010/wordprocessingShape" mc:Ignorable="w14 w15 w16se w16cid w16 w16cex w16sdtdh wp14">
   <w:p>
     <w:pPr>
-      <w:pStyle w:val="10"/>
+      <w:pStyle w:val="Footer"/>
     </w:pPr>
     <w:r>
       <w:fldChar w:fldCharType="begin"/>
     </w:r>
     <w:r>
-      <w:instrText xml:space="preserve">PAGE</w:instrText>
+      <w:instrText>PAGE</w:instrText>
     </w:r>
     <w:r>
       <w:fldChar w:fldCharType="separate"/>
@@ -4587,22 +4163,16 @@
 </file>
 
 <file path=word/footnotes.xml><?xml version="1.0" encoding="utf-8"?>
-<w:footnotes xmlns:wpc="http://schemas.microsoft.com/office/word/2010/wordprocessingCanvas" xmlns:mc="http://schemas.openxmlformats.org/markup-compatibility/2006" xmlns:o="urn:schemas-microsoft-com:office:office" xmlns:r="http://schemas.openxmlformats.org/officeDocument/2006/relationships" xmlns:m="http://schemas.openxmlformats.org/officeDocument/2006/math" xmlns:v="urn:schemas-microsoft-com:vml" xmlns:wp14="http://schemas.microsoft.com/office/word/2010/wordprocessingDrawing" xmlns:wp="http://schemas.openxmlformats.org/drawingml/2006/wordprocessingDrawing" xmlns:w="http://schemas.openxmlformats.org/wordprocessingml/2006/main" xmlns:w14="http://schemas.microsoft.com/office/word/2010/wordml" xmlns:w15="http://schemas.microsoft.com/office/word/2012/wordml" xmlns:w10="urn:schemas-microsoft-com:office:word" xmlns:wpg="http://schemas.microsoft.com/office/word/2010/wordprocessingGroup" xmlns:wpi="http://schemas.microsoft.com/office/word/2010/wordprocessingInk" xmlns:wne="http://schemas.microsoft.com/office/word/2006/wordml" xmlns:wps="http://schemas.microsoft.com/office/word/2010/wordprocessingShape" xmlns:wpsCustomData="http://www.wps.cn/officeDocument/2013/wpsCustomData" mc:Ignorable="w14 w15 wp14">
-  <w:footnote w:type="separator" w:id="0">
+<w:footnotes xmlns:wpc="http://schemas.microsoft.com/office/word/2010/wordprocessingCanvas" xmlns:cx="http://schemas.microsoft.com/office/drawing/2014/chartex" xmlns:cx1="http://schemas.microsoft.com/office/drawing/2015/9/8/chartex" xmlns:cx2="http://schemas.microsoft.com/office/drawing/2015/10/21/chartex" xmlns:cx3="http://schemas.microsoft.com/office/drawing/2016/5/9/chartex" xmlns:cx4="http://schemas.microsoft.com/office/drawing/2016/5/10/chartex" xmlns:cx5="http://schemas.microsoft.com/office/drawing/2016/5/11/chartex" xmlns:cx6="http://schemas.microsoft.com/office/drawing/2016/5/12/chartex" xmlns:cx7="http://schemas.microsoft.com/office/drawing/2016/5/13/chartex" xmlns:cx8="http://schemas.microsoft.com/office/drawing/2016/5/14/chartex" xmlns:mc="http://schemas.openxmlformats.org/markup-compatibility/2006" xmlns:aink="http://schemas.microsoft.com/office/drawing/2016/ink" xmlns:am3d="http://schemas.microsoft.com/office/drawing/2017/model3d" xmlns:o="urn:schemas-microsoft-com:office:office" xmlns:r="http://schemas.openxmlformats.org/officeDocument/2006/relationships" xmlns:m="http://schemas.openxmlformats.org/officeDocument/2006/math" xmlns:v="urn:schemas-microsoft-com:vml" xmlns:wp14="http://schemas.microsoft.com/office/word/2010/wordprocessingDrawing" xmlns:wp="http://schemas.openxmlformats.org/drawingml/2006/wordprocessingDrawing" xmlns:w10="urn:schemas-microsoft-com:office:word" xmlns:w="http://schemas.openxmlformats.org/wordprocessingml/2006/main" xmlns:w14="http://schemas.microsoft.com/office/word/2010/wordml" xmlns:w15="http://schemas.microsoft.com/office/word/2012/wordml" xmlns:w16cex="http://schemas.microsoft.com/office/word/2018/wordml/cex" xmlns:w16cid="http://schemas.microsoft.com/office/word/2016/wordml/cid" xmlns:w16="http://schemas.microsoft.com/office/word/2018/wordml" xmlns:w16sdtdh="http://schemas.microsoft.com/office/word/2020/wordml/sdtdatahash" xmlns:w16se="http://schemas.microsoft.com/office/word/2015/wordml/symex" xmlns:wpg="http://schemas.microsoft.com/office/word/2010/wordprocessingGroup" xmlns:wpi="http://schemas.microsoft.com/office/word/2010/wordprocessingInk" xmlns:wne="http://schemas.microsoft.com/office/word/2006/wordml" xmlns:wps="http://schemas.microsoft.com/office/word/2010/wordprocessingShape" mc:Ignorable="w14 w15 w16se w16cid w16 w16cex w16sdtdh wp14">
+  <w:footnote w:type="separator" w:id="-1">
     <w:p>
-      <w:pPr>
-        <w:spacing w:line="240" w:lineRule="auto"/>
-      </w:pPr>
       <w:r>
         <w:separator/>
       </w:r>
     </w:p>
   </w:footnote>
-  <w:footnote w:type="continuationSeparator" w:id="1">
+  <w:footnote w:type="continuationSeparator" w:id="0">
     <w:p>
-      <w:pPr>
-        <w:spacing w:line="240" w:lineRule="auto"/>
-      </w:pPr>
       <w:r>
         <w:continuationSeparator/>
       </w:r>
@@ -4612,12 +4182,12 @@
 </file>
 
 <file path=word/numbering.xml><?xml version="1.0" encoding="utf-8"?>
-<w:numbering xmlns:wpc="http://schemas.microsoft.com/office/word/2010/wordprocessingCanvas" xmlns:mc="http://schemas.openxmlformats.org/markup-compatibility/2006" xmlns:o="urn:schemas-microsoft-com:office:office" xmlns:r="http://schemas.openxmlformats.org/officeDocument/2006/relationships" xmlns:m="http://schemas.openxmlformats.org/officeDocument/2006/math" xmlns:v="urn:schemas-microsoft-com:vml" xmlns:wp14="http://schemas.microsoft.com/office/word/2010/wordprocessingDrawing" xmlns:wp="http://schemas.openxmlformats.org/drawingml/2006/wordprocessingDrawing" xmlns:w10="urn:schemas-microsoft-com:office:word" xmlns:w="http://schemas.openxmlformats.org/wordprocessingml/2006/main" xmlns:w14="http://schemas.microsoft.com/office/word/2010/wordml" xmlns:wpg="http://schemas.microsoft.com/office/word/2010/wordprocessingGroup" xmlns:wpi="http://schemas.microsoft.com/office/word/2010/wordprocessingInk" xmlns:wne="http://schemas.microsoft.com/office/word/2006/wordml" xmlns:wps="http://schemas.microsoft.com/office/word/2010/wordprocessingShape" mc:Ignorable="w14 wp14">
-  <w:abstractNum w:abstractNumId="0">
+<w:numbering xmlns:wpc="http://schemas.microsoft.com/office/word/2010/wordprocessingCanvas" xmlns:cx="http://schemas.microsoft.com/office/drawing/2014/chartex" xmlns:cx1="http://schemas.microsoft.com/office/drawing/2015/9/8/chartex" xmlns:cx2="http://schemas.microsoft.com/office/drawing/2015/10/21/chartex" xmlns:cx3="http://schemas.microsoft.com/office/drawing/2016/5/9/chartex" xmlns:cx4="http://schemas.microsoft.com/office/drawing/2016/5/10/chartex" xmlns:cx5="http://schemas.microsoft.com/office/drawing/2016/5/11/chartex" xmlns:cx6="http://schemas.microsoft.com/office/drawing/2016/5/12/chartex" xmlns:cx7="http://schemas.microsoft.com/office/drawing/2016/5/13/chartex" xmlns:cx8="http://schemas.microsoft.com/office/drawing/2016/5/14/chartex" xmlns:mc="http://schemas.openxmlformats.org/markup-compatibility/2006" xmlns:aink="http://schemas.microsoft.com/office/drawing/2016/ink" xmlns:am3d="http://schemas.microsoft.com/office/drawing/2017/model3d" xmlns:o="urn:schemas-microsoft-com:office:office" xmlns:r="http://schemas.openxmlformats.org/officeDocument/2006/relationships" xmlns:m="http://schemas.openxmlformats.org/officeDocument/2006/math" xmlns:v="urn:schemas-microsoft-com:vml" xmlns:wp14="http://schemas.microsoft.com/office/word/2010/wordprocessingDrawing" xmlns:wp="http://schemas.openxmlformats.org/drawingml/2006/wordprocessingDrawing" xmlns:w10="urn:schemas-microsoft-com:office:word" xmlns:w="http://schemas.openxmlformats.org/wordprocessingml/2006/main" xmlns:w14="http://schemas.microsoft.com/office/word/2010/wordml" xmlns:w15="http://schemas.microsoft.com/office/word/2012/wordml" xmlns:w16cex="http://schemas.microsoft.com/office/word/2018/wordml/cex" xmlns:w16cid="http://schemas.microsoft.com/office/word/2016/wordml/cid" xmlns:w16="http://schemas.microsoft.com/office/word/2018/wordml" xmlns:w16sdtdh="http://schemas.microsoft.com/office/word/2020/wordml/sdtdatahash" xmlns:w16se="http://schemas.microsoft.com/office/word/2015/wordml/symex" xmlns:wpg="http://schemas.microsoft.com/office/word/2010/wordprocessingGroup" xmlns:wpi="http://schemas.microsoft.com/office/word/2010/wordprocessingInk" xmlns:wne="http://schemas.microsoft.com/office/word/2006/wordml" xmlns:wps="http://schemas.microsoft.com/office/word/2010/wordprocessingShape" mc:Ignorable="w14 w15 w16se w16cid w16 w16cex w16sdtdh wp14">
+  <w:abstractNum w:abstractNumId="0" w15:restartNumberingAfterBreak="0">
     <w:nsid w:val="A9FE4B29"/>
     <w:multiLevelType w:val="singleLevel"/>
     <w:tmpl w:val="A9FE4B29"/>
-    <w:lvl w:ilvl="0" w:tentative="0">
+    <w:lvl w:ilvl="0">
       <w:start w:val="1"/>
       <w:numFmt w:val="bullet"/>
       <w:lvlText w:val=""/>
@@ -4626,18 +4196,18 @@
         <w:tabs>
           <w:tab w:val="left" w:pos="420"/>
         </w:tabs>
-        <w:ind w:left="420" w:leftChars="0" w:hanging="420" w:firstLineChars="0"/>
+        <w:ind w:left="420" w:hanging="420"/>
       </w:pPr>
       <w:rPr>
-        <w:rFonts w:hint="default" w:ascii="Wingdings" w:hAnsi="Wingdings"/>
+        <w:rFonts w:ascii="Wingdings" w:hAnsi="Wingdings" w:hint="default"/>
       </w:rPr>
     </w:lvl>
   </w:abstractNum>
-  <w:abstractNum w:abstractNumId="1">
+  <w:abstractNum w:abstractNumId="1" w15:restartNumberingAfterBreak="0">
     <w:nsid w:val="AFEEEDAB"/>
     <w:multiLevelType w:val="singleLevel"/>
     <w:tmpl w:val="AFEEEDAB"/>
-    <w:lvl w:ilvl="0" w:tentative="0">
+    <w:lvl w:ilvl="0">
       <w:start w:val="1"/>
       <w:numFmt w:val="bullet"/>
       <w:lvlText w:val=""/>
@@ -4646,18 +4216,18 @@
         <w:tabs>
           <w:tab w:val="left" w:pos="420"/>
         </w:tabs>
-        <w:ind w:left="420" w:leftChars="0" w:hanging="420" w:firstLineChars="0"/>
+        <w:ind w:left="420" w:hanging="420"/>
       </w:pPr>
       <w:rPr>
-        <w:rFonts w:hint="default" w:ascii="Wingdings" w:hAnsi="Wingdings"/>
+        <w:rFonts w:ascii="Wingdings" w:hAnsi="Wingdings" w:hint="default"/>
       </w:rPr>
     </w:lvl>
   </w:abstractNum>
-  <w:abstractNum w:abstractNumId="2">
+  <w:abstractNum w:abstractNumId="2" w15:restartNumberingAfterBreak="0">
     <w:nsid w:val="B7FED642"/>
     <w:multiLevelType w:val="singleLevel"/>
     <w:tmpl w:val="B7FED642"/>
-    <w:lvl w:ilvl="0" w:tentative="0">
+    <w:lvl w:ilvl="0">
       <w:start w:val="2"/>
       <w:numFmt w:val="upperLetter"/>
       <w:suff w:val="space"/>
@@ -4665,11 +4235,11 @@
       <w:lvlJc w:val="left"/>
     </w:lvl>
   </w:abstractNum>
-  <w:abstractNum w:abstractNumId="3">
+  <w:abstractNum w:abstractNumId="3" w15:restartNumberingAfterBreak="0">
     <w:nsid w:val="BDDB6AB6"/>
     <w:multiLevelType w:val="singleLevel"/>
     <w:tmpl w:val="BDDB6AB6"/>
-    <w:lvl w:ilvl="0" w:tentative="0">
+    <w:lvl w:ilvl="0">
       <w:start w:val="1"/>
       <w:numFmt w:val="bullet"/>
       <w:lvlText w:val=""/>
@@ -4678,18 +4248,18 @@
         <w:tabs>
           <w:tab w:val="left" w:pos="420"/>
         </w:tabs>
-        <w:ind w:left="420" w:leftChars="0" w:hanging="420" w:firstLineChars="0"/>
+        <w:ind w:left="420" w:hanging="420"/>
       </w:pPr>
       <w:rPr>
-        <w:rFonts w:hint="default" w:ascii="Wingdings" w:hAnsi="Wingdings"/>
+        <w:rFonts w:ascii="Wingdings" w:hAnsi="Wingdings" w:hint="default"/>
       </w:rPr>
     </w:lvl>
   </w:abstractNum>
-  <w:abstractNum w:abstractNumId="4">
+  <w:abstractNum w:abstractNumId="4" w15:restartNumberingAfterBreak="0">
     <w:nsid w:val="D7CC59F7"/>
     <w:multiLevelType w:val="singleLevel"/>
     <w:tmpl w:val="D7CC59F7"/>
-    <w:lvl w:ilvl="0" w:tentative="0">
+    <w:lvl w:ilvl="0">
       <w:start w:val="1"/>
       <w:numFmt w:val="bullet"/>
       <w:lvlText w:val=""/>
@@ -4698,18 +4268,18 @@
         <w:tabs>
           <w:tab w:val="left" w:pos="420"/>
         </w:tabs>
-        <w:ind w:left="420" w:leftChars="0" w:hanging="420" w:firstLineChars="0"/>
+        <w:ind w:left="420" w:hanging="420"/>
       </w:pPr>
       <w:rPr>
-        <w:rFonts w:hint="default" w:ascii="Wingdings" w:hAnsi="Wingdings"/>
+        <w:rFonts w:ascii="Wingdings" w:hAnsi="Wingdings" w:hint="default"/>
       </w:rPr>
     </w:lvl>
   </w:abstractNum>
-  <w:abstractNum w:abstractNumId="5">
+  <w:abstractNum w:abstractNumId="5" w15:restartNumberingAfterBreak="0">
     <w:nsid w:val="E316F73E"/>
     <w:multiLevelType w:val="singleLevel"/>
     <w:tmpl w:val="E316F73E"/>
-    <w:lvl w:ilvl="0" w:tentative="0">
+    <w:lvl w:ilvl="0">
       <w:start w:val="1"/>
       <w:numFmt w:val="bullet"/>
       <w:lvlText w:val=""/>
@@ -4718,18 +4288,18 @@
         <w:tabs>
           <w:tab w:val="left" w:pos="420"/>
         </w:tabs>
-        <w:ind w:left="420" w:leftChars="0" w:hanging="420" w:firstLineChars="0"/>
+        <w:ind w:left="420" w:hanging="420"/>
       </w:pPr>
       <w:rPr>
-        <w:rFonts w:hint="default" w:ascii="Wingdings" w:hAnsi="Wingdings"/>
+        <w:rFonts w:ascii="Wingdings" w:hAnsi="Wingdings" w:hint="default"/>
       </w:rPr>
     </w:lvl>
   </w:abstractNum>
-  <w:abstractNum w:abstractNumId="6">
+  <w:abstractNum w:abstractNumId="6" w15:restartNumberingAfterBreak="0">
     <w:nsid w:val="ED1EAEAB"/>
     <w:multiLevelType w:val="singleLevel"/>
     <w:tmpl w:val="ED1EAEAB"/>
-    <w:lvl w:ilvl="0" w:tentative="0">
+    <w:lvl w:ilvl="0">
       <w:start w:val="1"/>
       <w:numFmt w:val="bullet"/>
       <w:lvlText w:val=""/>
@@ -4738,18 +4308,18 @@
         <w:tabs>
           <w:tab w:val="left" w:pos="420"/>
         </w:tabs>
-        <w:ind w:left="420" w:leftChars="0" w:hanging="420" w:firstLineChars="0"/>
+        <w:ind w:left="420" w:hanging="420"/>
       </w:pPr>
       <w:rPr>
-        <w:rFonts w:hint="default" w:ascii="Wingdings" w:hAnsi="Wingdings"/>
+        <w:rFonts w:ascii="Wingdings" w:hAnsi="Wingdings" w:hint="default"/>
       </w:rPr>
     </w:lvl>
   </w:abstractNum>
-  <w:abstractNum w:abstractNumId="7">
+  <w:abstractNum w:abstractNumId="7" w15:restartNumberingAfterBreak="0">
     <w:nsid w:val="EFB7F460"/>
     <w:multiLevelType w:val="singleLevel"/>
     <w:tmpl w:val="EFB7F460"/>
-    <w:lvl w:ilvl="0" w:tentative="0">
+    <w:lvl w:ilvl="0">
       <w:start w:val="1"/>
       <w:numFmt w:val="bullet"/>
       <w:lvlText w:val=""/>
@@ -4758,18 +4328,18 @@
         <w:tabs>
           <w:tab w:val="left" w:pos="420"/>
         </w:tabs>
-        <w:ind w:left="420" w:leftChars="0" w:hanging="420" w:firstLineChars="0"/>
+        <w:ind w:left="420" w:hanging="420"/>
       </w:pPr>
       <w:rPr>
-        <w:rFonts w:hint="default" w:ascii="Wingdings" w:hAnsi="Wingdings"/>
+        <w:rFonts w:ascii="Wingdings" w:hAnsi="Wingdings" w:hint="default"/>
       </w:rPr>
     </w:lvl>
   </w:abstractNum>
-  <w:abstractNum w:abstractNumId="8">
+  <w:abstractNum w:abstractNumId="8" w15:restartNumberingAfterBreak="0">
     <w:nsid w:val="EFF7471F"/>
     <w:multiLevelType w:val="singleLevel"/>
     <w:tmpl w:val="EFF7471F"/>
-    <w:lvl w:ilvl="0" w:tentative="0">
+    <w:lvl w:ilvl="0">
       <w:start w:val="1"/>
       <w:numFmt w:val="bullet"/>
       <w:lvlText w:val=""/>
@@ -4778,18 +4348,18 @@
         <w:tabs>
           <w:tab w:val="left" w:pos="420"/>
         </w:tabs>
-        <w:ind w:left="420" w:leftChars="0" w:hanging="420" w:firstLineChars="0"/>
+        <w:ind w:left="420" w:hanging="420"/>
       </w:pPr>
       <w:rPr>
-        <w:rFonts w:hint="default" w:ascii="Wingdings" w:hAnsi="Wingdings"/>
+        <w:rFonts w:ascii="Wingdings" w:hAnsi="Wingdings" w:hint="default"/>
       </w:rPr>
     </w:lvl>
   </w:abstractNum>
-  <w:abstractNum w:abstractNumId="9">
+  <w:abstractNum w:abstractNumId="9" w15:restartNumberingAfterBreak="0">
     <w:nsid w:val="FBF62A20"/>
     <w:multiLevelType w:val="singleLevel"/>
     <w:tmpl w:val="FBF62A20"/>
-    <w:lvl w:ilvl="0" w:tentative="0">
+    <w:lvl w:ilvl="0">
       <w:start w:val="1"/>
       <w:numFmt w:val="bullet"/>
       <w:lvlText w:val=""/>
@@ -4798,18 +4368,18 @@
         <w:tabs>
           <w:tab w:val="left" w:pos="420"/>
         </w:tabs>
-        <w:ind w:left="420" w:leftChars="0" w:hanging="420" w:firstLineChars="0"/>
+        <w:ind w:left="420" w:hanging="420"/>
       </w:pPr>
       <w:rPr>
-        <w:rFonts w:hint="default" w:ascii="Wingdings" w:hAnsi="Wingdings"/>
+        <w:rFonts w:ascii="Wingdings" w:hAnsi="Wingdings" w:hint="default"/>
       </w:rPr>
     </w:lvl>
   </w:abstractNum>
-  <w:abstractNum w:abstractNumId="10">
+  <w:abstractNum w:abstractNumId="10" w15:restartNumberingAfterBreak="0">
     <w:nsid w:val="5DFF97DB"/>
     <w:multiLevelType w:val="multilevel"/>
     <w:tmpl w:val="5DFF97DB"/>
-    <w:lvl w:ilvl="0" w:tentative="0">
+    <w:lvl w:ilvl="0">
       <w:start w:val="1"/>
       <w:numFmt w:val="bullet"/>
       <w:lvlText w:val=""/>
@@ -4818,13 +4388,13 @@
         <w:tabs>
           <w:tab w:val="left" w:pos="420"/>
         </w:tabs>
-        <w:ind w:left="420" w:leftChars="0" w:hanging="420" w:firstLineChars="0"/>
+        <w:ind w:left="420" w:hanging="420"/>
       </w:pPr>
       <w:rPr>
-        <w:rFonts w:hint="default" w:ascii="Wingdings" w:hAnsi="Wingdings"/>
+        <w:rFonts w:ascii="Wingdings" w:hAnsi="Wingdings" w:hint="default"/>
       </w:rPr>
     </w:lvl>
-    <w:lvl w:ilvl="1" w:tentative="0">
+    <w:lvl w:ilvl="1">
       <w:start w:val="1"/>
       <w:numFmt w:val="bullet"/>
       <w:lvlText w:val=""/>
@@ -4833,13 +4403,13 @@
         <w:tabs>
           <w:tab w:val="left" w:pos="840"/>
         </w:tabs>
-        <w:ind w:left="840" w:leftChars="0" w:hanging="420" w:firstLineChars="0"/>
+        <w:ind w:left="840" w:hanging="420"/>
       </w:pPr>
       <w:rPr>
-        <w:rFonts w:hint="default" w:ascii="Wingdings" w:hAnsi="Wingdings"/>
+        <w:rFonts w:ascii="Wingdings" w:hAnsi="Wingdings" w:hint="default"/>
       </w:rPr>
     </w:lvl>
-    <w:lvl w:ilvl="2" w:tentative="0">
+    <w:lvl w:ilvl="2">
       <w:start w:val="1"/>
       <w:numFmt w:val="bullet"/>
       <w:lvlText w:val=""/>
@@ -4848,13 +4418,13 @@
         <w:tabs>
           <w:tab w:val="left" w:pos="1260"/>
         </w:tabs>
-        <w:ind w:left="1260" w:leftChars="0" w:hanging="420" w:firstLineChars="0"/>
+        <w:ind w:left="1260" w:hanging="420"/>
       </w:pPr>
       <w:rPr>
-        <w:rFonts w:hint="default" w:ascii="Wingdings" w:hAnsi="Wingdings"/>
+        <w:rFonts w:ascii="Wingdings" w:hAnsi="Wingdings" w:hint="default"/>
       </w:rPr>
     </w:lvl>
-    <w:lvl w:ilvl="3" w:tentative="0">
+    <w:lvl w:ilvl="3">
       <w:start w:val="1"/>
       <w:numFmt w:val="bullet"/>
       <w:lvlText w:val=""/>
@@ -4863,13 +4433,13 @@
         <w:tabs>
           <w:tab w:val="left" w:pos="1680"/>
         </w:tabs>
-        <w:ind w:left="1680" w:leftChars="0" w:hanging="420" w:firstLineChars="0"/>
+        <w:ind w:left="1680" w:hanging="420"/>
       </w:pPr>
       <w:rPr>
-        <w:rFonts w:hint="default" w:ascii="Wingdings" w:hAnsi="Wingdings"/>
+        <w:rFonts w:ascii="Wingdings" w:hAnsi="Wingdings" w:hint="default"/>
       </w:rPr>
     </w:lvl>
-    <w:lvl w:ilvl="4" w:tentative="0">
+    <w:lvl w:ilvl="4">
       <w:start w:val="1"/>
       <w:numFmt w:val="bullet"/>
       <w:lvlText w:val=""/>
@@ -4878,13 +4448,13 @@
         <w:tabs>
           <w:tab w:val="left" w:pos="2100"/>
         </w:tabs>
-        <w:ind w:left="2100" w:leftChars="0" w:hanging="420" w:firstLineChars="0"/>
+        <w:ind w:left="2100" w:hanging="420"/>
       </w:pPr>
       <w:rPr>
-        <w:rFonts w:hint="default" w:ascii="Wingdings" w:hAnsi="Wingdings"/>
+        <w:rFonts w:ascii="Wingdings" w:hAnsi="Wingdings" w:hint="default"/>
       </w:rPr>
     </w:lvl>
-    <w:lvl w:ilvl="5" w:tentative="0">
+    <w:lvl w:ilvl="5">
       <w:start w:val="1"/>
       <w:numFmt w:val="bullet"/>
       <w:lvlText w:val=""/>
@@ -4893,13 +4463,13 @@
         <w:tabs>
           <w:tab w:val="left" w:pos="2520"/>
         </w:tabs>
-        <w:ind w:left="2520" w:leftChars="0" w:hanging="420" w:firstLineChars="0"/>
+        <w:ind w:left="2520" w:hanging="420"/>
       </w:pPr>
       <w:rPr>
-        <w:rFonts w:hint="default" w:ascii="Wingdings" w:hAnsi="Wingdings"/>
+        <w:rFonts w:ascii="Wingdings" w:hAnsi="Wingdings" w:hint="default"/>
       </w:rPr>
     </w:lvl>
-    <w:lvl w:ilvl="6" w:tentative="0">
+    <w:lvl w:ilvl="6">
       <w:start w:val="1"/>
       <w:numFmt w:val="bullet"/>
       <w:lvlText w:val=""/>
@@ -4908,13 +4478,13 @@
         <w:tabs>
           <w:tab w:val="left" w:pos="2940"/>
         </w:tabs>
-        <w:ind w:left="2940" w:leftChars="0" w:hanging="420" w:firstLineChars="0"/>
+        <w:ind w:left="2940" w:hanging="420"/>
       </w:pPr>
       <w:rPr>
-        <w:rFonts w:hint="default" w:ascii="Wingdings" w:hAnsi="Wingdings"/>
+        <w:rFonts w:ascii="Wingdings" w:hAnsi="Wingdings" w:hint="default"/>
       </w:rPr>
     </w:lvl>
-    <w:lvl w:ilvl="7" w:tentative="0">
+    <w:lvl w:ilvl="7">
       <w:start w:val="1"/>
       <w:numFmt w:val="bullet"/>
       <w:lvlText w:val=""/>
@@ -4923,13 +4493,13 @@
         <w:tabs>
           <w:tab w:val="left" w:pos="3360"/>
         </w:tabs>
-        <w:ind w:left="3360" w:leftChars="0" w:hanging="420" w:firstLineChars="0"/>
+        <w:ind w:left="3360" w:hanging="420"/>
       </w:pPr>
       <w:rPr>
-        <w:rFonts w:hint="default" w:ascii="Wingdings" w:hAnsi="Wingdings"/>
+        <w:rFonts w:ascii="Wingdings" w:hAnsi="Wingdings" w:hint="default"/>
       </w:rPr>
     </w:lvl>
-    <w:lvl w:ilvl="8" w:tentative="0">
+    <w:lvl w:ilvl="8">
       <w:start w:val="1"/>
       <w:numFmt w:val="bullet"/>
       <w:lvlText w:val=""/>
@@ -4938,18 +4508,18 @@
         <w:tabs>
           <w:tab w:val="left" w:pos="3780"/>
         </w:tabs>
-        <w:ind w:left="3780" w:leftChars="0" w:hanging="420" w:firstLineChars="0"/>
+        <w:ind w:left="3780" w:hanging="420"/>
       </w:pPr>
       <w:rPr>
-        <w:rFonts w:hint="default" w:ascii="Wingdings" w:hAnsi="Wingdings"/>
+        <w:rFonts w:ascii="Wingdings" w:hAnsi="Wingdings" w:hint="default"/>
       </w:rPr>
     </w:lvl>
   </w:abstractNum>
-  <w:abstractNum w:abstractNumId="11">
+  <w:abstractNum w:abstractNumId="11" w15:restartNumberingAfterBreak="0">
     <w:nsid w:val="7EDFDCE5"/>
     <w:multiLevelType w:val="singleLevel"/>
     <w:tmpl w:val="7EDFDCE5"/>
-    <w:lvl w:ilvl="0" w:tentative="0">
+    <w:lvl w:ilvl="0">
       <w:start w:val="1"/>
       <w:numFmt w:val="bullet"/>
       <w:lvlText w:val=""/>
@@ -4958,389 +4528,514 @@
         <w:tabs>
           <w:tab w:val="left" w:pos="420"/>
         </w:tabs>
-        <w:ind w:left="420" w:leftChars="0" w:hanging="420" w:firstLineChars="0"/>
+        <w:ind w:left="420" w:hanging="420"/>
       </w:pPr>
       <w:rPr>
-        <w:rFonts w:hint="default" w:ascii="Wingdings" w:hAnsi="Wingdings"/>
+        <w:rFonts w:ascii="Wingdings" w:hAnsi="Wingdings" w:hint="default"/>
       </w:rPr>
     </w:lvl>
   </w:abstractNum>
-  <w:num w:numId="1">
+  <w:num w:numId="1" w16cid:durableId="41053843">
     <w:abstractNumId w:val="6"/>
   </w:num>
-  <w:num w:numId="2">
+  <w:num w:numId="2" w16cid:durableId="885531206">
     <w:abstractNumId w:val="0"/>
   </w:num>
-  <w:num w:numId="3">
+  <w:num w:numId="3" w16cid:durableId="521019450">
     <w:abstractNumId w:val="3"/>
   </w:num>
-  <w:num w:numId="4">
+  <w:num w:numId="4" w16cid:durableId="1913470760">
     <w:abstractNumId w:val="8"/>
   </w:num>
-  <w:num w:numId="5">
+  <w:num w:numId="5" w16cid:durableId="1130785124">
     <w:abstractNumId w:val="10"/>
   </w:num>
-  <w:num w:numId="6">
+  <w:num w:numId="6" w16cid:durableId="2101488369">
     <w:abstractNumId w:val="11"/>
   </w:num>
-  <w:num w:numId="7">
+  <w:num w:numId="7" w16cid:durableId="866797014">
     <w:abstractNumId w:val="7"/>
   </w:num>
-  <w:num w:numId="8">
+  <w:num w:numId="8" w16cid:durableId="336159095">
     <w:abstractNumId w:val="2"/>
   </w:num>
-  <w:num w:numId="9">
+  <w:num w:numId="9" w16cid:durableId="1222978541">
     <w:abstractNumId w:val="9"/>
   </w:num>
-  <w:num w:numId="10">
+  <w:num w:numId="10" w16cid:durableId="249971963">
     <w:abstractNumId w:val="4"/>
   </w:num>
-  <w:num w:numId="11">
+  <w:num w:numId="11" w16cid:durableId="1581252841">
     <w:abstractNumId w:val="1"/>
   </w:num>
-  <w:num w:numId="12">
+  <w:num w:numId="12" w16cid:durableId="661546004">
     <w:abstractNumId w:val="5"/>
   </w:num>
 </w:numbering>
 </file>
 
 <file path=word/styles.xml><?xml version="1.0" encoding="utf-8"?>
-<w:styles xmlns:mc="http://schemas.openxmlformats.org/markup-compatibility/2006" xmlns:o="urn:schemas-microsoft-com:office:office" xmlns:r="http://schemas.openxmlformats.org/officeDocument/2006/relationships" xmlns:m="http://schemas.openxmlformats.org/officeDocument/2006/math" xmlns:v="urn:schemas-microsoft-com:vml" xmlns:w="http://schemas.openxmlformats.org/wordprocessingml/2006/main" xmlns:w14="http://schemas.microsoft.com/office/word/2010/wordml" xmlns:w10="urn:schemas-microsoft-com:office:word" xmlns:sl="http://schemas.openxmlformats.org/schemaLibrary/2006/main" mc:Ignorable="w14">
+<w:styles xmlns:mc="http://schemas.openxmlformats.org/markup-compatibility/2006" xmlns:r="http://schemas.openxmlformats.org/officeDocument/2006/relationships" xmlns:w="http://schemas.openxmlformats.org/wordprocessingml/2006/main" xmlns:w14="http://schemas.microsoft.com/office/word/2010/wordml" xmlns:w15="http://schemas.microsoft.com/office/word/2012/wordml" xmlns:w16cex="http://schemas.microsoft.com/office/word/2018/wordml/cex" xmlns:w16cid="http://schemas.microsoft.com/office/word/2016/wordml/cid" xmlns:w16="http://schemas.microsoft.com/office/word/2018/wordml" xmlns:w16sdtdh="http://schemas.microsoft.com/office/word/2020/wordml/sdtdatahash" xmlns:w16se="http://schemas.microsoft.com/office/word/2015/wordml/symex" mc:Ignorable="w14 w15 w16se w16cid w16 w16cex w16sdtdh">
   <w:docDefaults>
     <w:rPrDefault>
       <w:rPr>
-        <w:rFonts w:ascii="Times New Roman" w:hAnsi="Times New Roman" w:eastAsia="宋体" w:cs="Times New Roman"/>
+        <w:rFonts w:ascii="Times New Roman" w:eastAsia="SimSun" w:hAnsi="Times New Roman" w:cs="Times New Roman"/>
+        <w:lang w:val="en-NG" w:eastAsia="en-NG" w:bidi="ar-SA"/>
       </w:rPr>
     </w:rPrDefault>
+    <w:pPrDefault>
+      <w:pPr>
+        <w:spacing w:after="160" w:line="259" w:lineRule="auto"/>
+      </w:pPr>
+    </w:pPrDefault>
   </w:docDefaults>
-  <w:latentStyles w:count="260" w:defQFormat="0" w:defUnhideWhenUsed="1" w:defSemiHidden="1" w:defUIPriority="99" w:defLockedState="0">
-    <w:lsdException w:qFormat="1" w:unhideWhenUsed="0" w:uiPriority="0" w:semiHidden="0" w:name="Normal"/>
-    <w:lsdException w:qFormat="1" w:unhideWhenUsed="0" w:uiPriority="9" w:semiHidden="0" w:name="heading 1"/>
-    <w:lsdException w:qFormat="1" w:uiPriority="9" w:semiHidden="0" w:name="heading 2"/>
-    <w:lsdException w:qFormat="1" w:uiPriority="9" w:semiHidden="0" w:name="heading 3"/>
-    <w:lsdException w:qFormat="1" w:uiPriority="9" w:name="heading 4"/>
-    <w:lsdException w:qFormat="1" w:uiPriority="9" w:name="heading 5"/>
-    <w:lsdException w:qFormat="1" w:uiPriority="9" w:name="heading 6"/>
-    <w:lsdException w:qFormat="1" w:uiPriority="9" w:name="heading 7"/>
-    <w:lsdException w:qFormat="1" w:uiPriority="9" w:name="heading 8"/>
-    <w:lsdException w:qFormat="1" w:uiPriority="9" w:name="heading 9"/>
-    <w:lsdException w:uiPriority="99" w:name="index 1"/>
-    <w:lsdException w:uiPriority="99" w:name="index 2"/>
-    <w:lsdException w:uiPriority="99" w:name="index 3"/>
-    <w:lsdException w:uiPriority="99" w:name="index 4"/>
-    <w:lsdException w:uiPriority="99" w:name="index 5"/>
-    <w:lsdException w:uiPriority="99" w:name="index 6"/>
-    <w:lsdException w:uiPriority="99" w:name="index 7"/>
-    <w:lsdException w:uiPriority="99" w:name="index 8"/>
-    <w:lsdException w:uiPriority="99" w:name="index 9"/>
-    <w:lsdException w:uiPriority="39" w:name="toc 1"/>
-    <w:lsdException w:uiPriority="39" w:name="toc 2"/>
-    <w:lsdException w:uiPriority="39" w:name="toc 3"/>
-    <w:lsdException w:uiPriority="39" w:name="toc 4"/>
-    <w:lsdException w:uiPriority="39" w:name="toc 5"/>
-    <w:lsdException w:uiPriority="39" w:name="toc 6"/>
-    <w:lsdException w:uiPriority="39" w:name="toc 7"/>
-    <w:lsdException w:uiPriority="39" w:name="toc 8"/>
-    <w:lsdException w:uiPriority="39" w:name="toc 9"/>
-    <w:lsdException w:uiPriority="99" w:name="Normal Indent"/>
-    <w:lsdException w:uiPriority="99" w:name="footnote text"/>
-    <w:lsdException w:uiPriority="99" w:name="annotation text"/>
-    <w:lsdException w:qFormat="1" w:unhideWhenUsed="0" w:uiPriority="0" w:semiHidden="0" w:name="header"/>
-    <w:lsdException w:qFormat="1" w:unhideWhenUsed="0" w:uiPriority="0" w:semiHidden="0" w:name="footer"/>
-    <w:lsdException w:uiPriority="99" w:name="index heading"/>
-    <w:lsdException w:qFormat="1" w:unhideWhenUsed="0" w:uiPriority="0" w:semiHidden="0" w:name="caption"/>
-    <w:lsdException w:uiPriority="99" w:name="table of figures"/>
-    <w:lsdException w:uiPriority="99" w:name="envelope address"/>
-    <w:lsdException w:uiPriority="99" w:name="envelope return"/>
-    <w:lsdException w:uiPriority="99" w:name="footnote reference"/>
-    <w:lsdException w:uiPriority="99" w:name="annotation reference"/>
-    <w:lsdException w:uiPriority="99" w:name="line number"/>
-    <w:lsdException w:uiPriority="99" w:name="page number"/>
-    <w:lsdException w:uiPriority="99" w:name="endnote reference"/>
-    <w:lsdException w:uiPriority="99" w:name="endnote text"/>
-    <w:lsdException w:uiPriority="99" w:name="table of authorities"/>
-    <w:lsdException w:uiPriority="99" w:name="macro"/>
-    <w:lsdException w:uiPriority="99" w:name="toa heading"/>
-    <w:lsdException w:qFormat="1" w:unhideWhenUsed="0" w:uiPriority="0" w:semiHidden="0" w:name="List"/>
-    <w:lsdException w:qFormat="1" w:unhideWhenUsed="0" w:uiPriority="0" w:semiHidden="0" w:name="List Bullet"/>
-    <w:lsdException w:uiPriority="99" w:name="List Number"/>
-    <w:lsdException w:uiPriority="99" w:name="List 2"/>
-    <w:lsdException w:uiPriority="99" w:name="List 3"/>
-    <w:lsdException w:uiPriority="99" w:name="List 4"/>
-    <w:lsdException w:uiPriority="99" w:name="List 5"/>
-    <w:lsdException w:uiPriority="99" w:name="List Bullet 2"/>
-    <w:lsdException w:uiPriority="99" w:name="List Bullet 3"/>
-    <w:lsdException w:uiPriority="99" w:name="List Bullet 4"/>
-    <w:lsdException w:uiPriority="99" w:name="List Bullet 5"/>
-    <w:lsdException w:uiPriority="99" w:name="List Number 2"/>
-    <w:lsdException w:uiPriority="99" w:name="List Number 3"/>
-    <w:lsdException w:uiPriority="99" w:name="List Number 4"/>
-    <w:lsdException w:uiPriority="99" w:name="List Number 5"/>
-    <w:lsdException w:qFormat="1" w:unhideWhenUsed="0" w:uiPriority="10" w:semiHidden="0" w:name="Title"/>
-    <w:lsdException w:uiPriority="99" w:name="Closing"/>
-    <w:lsdException w:uiPriority="99" w:name="Signature"/>
-    <w:lsdException w:qFormat="1" w:uiPriority="1" w:name="Default Paragraph Font"/>
-    <w:lsdException w:qFormat="1" w:unhideWhenUsed="0" w:uiPriority="0" w:semiHidden="0" w:name="Body Text"/>
-    <w:lsdException w:uiPriority="99" w:name="Body Text Indent"/>
-    <w:lsdException w:uiPriority="99" w:name="List Continue"/>
-    <w:lsdException w:uiPriority="99" w:name="List Continue 2"/>
-    <w:lsdException w:uiPriority="99" w:name="List Continue 3"/>
-    <w:lsdException w:uiPriority="99" w:name="List Continue 4"/>
-    <w:lsdException w:uiPriority="99" w:name="List Continue 5"/>
-    <w:lsdException w:uiPriority="99" w:name="Message Header"/>
-    <w:lsdException w:qFormat="1" w:unhideWhenUsed="0" w:uiPriority="11" w:semiHidden="0" w:name="Subtitle"/>
-    <w:lsdException w:uiPriority="99" w:name="Salutation"/>
-    <w:lsdException w:uiPriority="99" w:name="Date"/>
-    <w:lsdException w:uiPriority="99" w:name="Body Text First Indent"/>
-    <w:lsdException w:uiPriority="99" w:name="Body Text First Indent 2"/>
-    <w:lsdException w:uiPriority="99" w:name="Note Heading"/>
-    <w:lsdException w:uiPriority="99" w:name="Body Text 2"/>
-    <w:lsdException w:uiPriority="99" w:name="Body Text 3"/>
-    <w:lsdException w:uiPriority="99" w:name="Body Text Indent 2"/>
-    <w:lsdException w:uiPriority="99" w:name="Body Text Indent 3"/>
-    <w:lsdException w:uiPriority="99" w:name="Block Text"/>
-    <w:lsdException w:uiPriority="99" w:name="Hyperlink"/>
-    <w:lsdException w:uiPriority="99" w:name="FollowedHyperlink"/>
-    <w:lsdException w:qFormat="1" w:unhideWhenUsed="0" w:uiPriority="22" w:semiHidden="0" w:name="Strong"/>
-    <w:lsdException w:qFormat="1" w:unhideWhenUsed="0" w:uiPriority="0" w:semiHidden="0" w:name="Emphasis"/>
-    <w:lsdException w:uiPriority="99" w:name="Document Map"/>
-    <w:lsdException w:uiPriority="99" w:name="Plain Text"/>
-    <w:lsdException w:uiPriority="99" w:name="E-mail Signature"/>
-    <w:lsdException w:uiPriority="99" w:name="Normal (Web)"/>
-    <w:lsdException w:uiPriority="99" w:name="HTML Acronym"/>
-    <w:lsdException w:uiPriority="99" w:name="HTML Address"/>
-    <w:lsdException w:uiPriority="99" w:name="HTML Cite"/>
-    <w:lsdException w:uiPriority="99" w:name="HTML Code"/>
-    <w:lsdException w:uiPriority="99" w:name="HTML Definition"/>
-    <w:lsdException w:uiPriority="99" w:name="HTML Keyboard"/>
-    <w:lsdException w:uiPriority="99" w:name="HTML Preformatted"/>
-    <w:lsdException w:uiPriority="99" w:name="HTML Sample"/>
-    <w:lsdException w:uiPriority="99" w:name="HTML Typewriter"/>
-    <w:lsdException w:uiPriority="99" w:name="HTML Variable"/>
-    <w:lsdException w:qFormat="1" w:uiPriority="99" w:name="Normal Table"/>
-    <w:lsdException w:uiPriority="99" w:name="annotation subject"/>
-    <w:lsdException w:uiPriority="99" w:name="Table Simple 1"/>
-    <w:lsdException w:uiPriority="99" w:name="Table Simple 2"/>
-    <w:lsdException w:uiPriority="99" w:name="Table Simple 3"/>
-    <w:lsdException w:uiPriority="99" w:name="Table Classic 1"/>
-    <w:lsdException w:uiPriority="99" w:name="Table Classic 2"/>
-    <w:lsdException w:uiPriority="99" w:name="Table Classic 3"/>
-    <w:lsdException w:uiPriority="99" w:name="Table Classic 4"/>
-    <w:lsdException w:uiPriority="99" w:name="Table Colorful 1"/>
-    <w:lsdException w:uiPriority="99" w:name="Table Colorful 2"/>
-    <w:lsdException w:uiPriority="99" w:name="Table Colorful 3"/>
-    <w:lsdException w:uiPriority="99" w:name="Table Columns 1"/>
-    <w:lsdException w:uiPriority="99" w:name="Table Columns 2"/>
-    <w:lsdException w:uiPriority="99" w:name="Table Columns 3"/>
-    <w:lsdException w:uiPriority="99" w:name="Table Columns 4"/>
-    <w:lsdException w:uiPriority="99" w:name="Table Columns 5"/>
-    <w:lsdException w:uiPriority="99" w:name="Table Grid 1"/>
-    <w:lsdException w:uiPriority="99" w:name="Table Grid 2"/>
-    <w:lsdException w:uiPriority="99" w:name="Table Grid 3"/>
-    <w:lsdException w:uiPriority="99" w:name="Table Grid 4"/>
-    <w:lsdException w:uiPriority="99" w:name="Table Grid 5"/>
-    <w:lsdException w:uiPriority="99" w:name="Table Grid 6"/>
-    <w:lsdException w:uiPriority="99" w:name="Table Grid 7"/>
-    <w:lsdException w:uiPriority="99" w:name="Table Grid 8"/>
-    <w:lsdException w:uiPriority="99" w:name="Table List 1"/>
-    <w:lsdException w:uiPriority="99" w:name="Table List 2"/>
-    <w:lsdException w:uiPriority="99" w:name="Table List 3"/>
-    <w:lsdException w:uiPriority="99" w:name="Table List 4"/>
-    <w:lsdException w:uiPriority="99" w:name="Table List 5"/>
-    <w:lsdException w:uiPriority="99" w:name="Table List 6"/>
-    <w:lsdException w:uiPriority="99" w:name="Table List 7"/>
-    <w:lsdException w:uiPriority="99" w:name="Table List 8"/>
-    <w:lsdException w:uiPriority="99" w:name="Table 3D effects 1"/>
-    <w:lsdException w:uiPriority="99" w:name="Table 3D effects 2"/>
-    <w:lsdException w:uiPriority="99" w:name="Table 3D effects 3"/>
-    <w:lsdException w:uiPriority="99" w:name="Table Contemporary"/>
-    <w:lsdException w:uiPriority="99" w:name="Table Elegant"/>
-    <w:lsdException w:uiPriority="99" w:name="Table Professional"/>
-    <w:lsdException w:uiPriority="99" w:name="Table Subtle 1"/>
-    <w:lsdException w:uiPriority="99" w:name="Table Subtle 2"/>
-    <w:lsdException w:uiPriority="99" w:name="Table Web 1"/>
-    <w:lsdException w:uiPriority="99" w:name="Table Web 2"/>
-    <w:lsdException w:uiPriority="99" w:name="Table Web 3"/>
-    <w:lsdException w:uiPriority="99" w:name="Balloon Text"/>
-    <w:lsdException w:unhideWhenUsed="0" w:uiPriority="39" w:semiHidden="0" w:name="Table Grid"/>
-    <w:lsdException w:uiPriority="99" w:name="Table Theme"/>
-    <w:lsdException w:unhideWhenUsed="0" w:uiPriority="60" w:semiHidden="0" w:name="Light Shading"/>
-    <w:lsdException w:unhideWhenUsed="0" w:uiPriority="61" w:semiHidden="0" w:name="Light List"/>
-    <w:lsdException w:unhideWhenUsed="0" w:uiPriority="62" w:semiHidden="0" w:name="Light Grid"/>
-    <w:lsdException w:unhideWhenUsed="0" w:uiPriority="63" w:semiHidden="0" w:name="Medium Shading 1"/>
-    <w:lsdException w:unhideWhenUsed="0" w:uiPriority="64" w:semiHidden="0" w:name="Medium Shading 2"/>
-    <w:lsdException w:unhideWhenUsed="0" w:uiPriority="65" w:semiHidden="0" w:name="Medium List 1"/>
-    <w:lsdException w:unhideWhenUsed="0" w:uiPriority="66" w:semiHidden="0" w:name="Medium List 2"/>
-    <w:lsdException w:unhideWhenUsed="0" w:uiPriority="67" w:semiHidden="0" w:name="Medium Grid 1"/>
-    <w:lsdException w:unhideWhenUsed="0" w:uiPriority="68" w:semiHidden="0" w:name="Medium Grid 2"/>
-    <w:lsdException w:unhideWhenUsed="0" w:uiPriority="69" w:semiHidden="0" w:name="Medium Grid 3"/>
-    <w:lsdException w:unhideWhenUsed="0" w:uiPriority="70" w:semiHidden="0" w:name="Dark List"/>
-    <w:lsdException w:unhideWhenUsed="0" w:uiPriority="71" w:semiHidden="0" w:name="Colorful Shading"/>
-    <w:lsdException w:unhideWhenUsed="0" w:uiPriority="72" w:semiHidden="0" w:name="Colorful List"/>
-    <w:lsdException w:unhideWhenUsed="0" w:uiPriority="73" w:semiHidden="0" w:name="Colorful Grid"/>
-    <w:lsdException w:unhideWhenUsed="0" w:uiPriority="60" w:semiHidden="0" w:name="Light Shading Accent 1"/>
-    <w:lsdException w:unhideWhenUsed="0" w:uiPriority="61" w:semiHidden="0" w:name="Light List Accent 1"/>
-    <w:lsdException w:unhideWhenUsed="0" w:uiPriority="62" w:semiHidden="0" w:name="Light Grid Accent 1"/>
-    <w:lsdException w:unhideWhenUsed="0" w:uiPriority="63" w:semiHidden="0" w:name="Medium Shading 1 Accent 1"/>
-    <w:lsdException w:unhideWhenUsed="0" w:uiPriority="64" w:semiHidden="0" w:name="Medium Shading 2 Accent 1"/>
-    <w:lsdException w:unhideWhenUsed="0" w:uiPriority="65" w:semiHidden="0" w:name="Medium List 1 Accent 1"/>
-    <w:lsdException w:qFormat="1" w:unhideWhenUsed="0" w:uiPriority="34" w:semiHidden="0" w:name="List Paragraph"/>
-    <w:lsdException w:unhideWhenUsed="0" w:uiPriority="66" w:semiHidden="0" w:name="Medium List 2 Accent 1"/>
-    <w:lsdException w:unhideWhenUsed="0" w:uiPriority="67" w:semiHidden="0" w:name="Medium Grid 1 Accent 1"/>
-    <w:lsdException w:unhideWhenUsed="0" w:uiPriority="68" w:semiHidden="0" w:name="Medium Grid 2 Accent 1"/>
-    <w:lsdException w:unhideWhenUsed="0" w:uiPriority="69" w:semiHidden="0" w:name="Medium Grid 3 Accent 1"/>
-    <w:lsdException w:unhideWhenUsed="0" w:uiPriority="70" w:semiHidden="0" w:name="Dark List Accent 1"/>
-    <w:lsdException w:unhideWhenUsed="0" w:uiPriority="71" w:semiHidden="0" w:name="Colorful Shading Accent 1"/>
-    <w:lsdException w:unhideWhenUsed="0" w:uiPriority="72" w:semiHidden="0" w:name="Colorful List Accent 1"/>
-    <w:lsdException w:unhideWhenUsed="0" w:uiPriority="73" w:semiHidden="0" w:name="Colorful Grid Accent 1"/>
-    <w:lsdException w:unhideWhenUsed="0" w:uiPriority="60" w:semiHidden="0" w:name="Light Shading Accent 2"/>
-    <w:lsdException w:unhideWhenUsed="0" w:uiPriority="61" w:semiHidden="0" w:name="Light List Accent 2"/>
-    <w:lsdException w:unhideWhenUsed="0" w:uiPriority="62" w:semiHidden="0" w:name="Light Grid Accent 2"/>
-    <w:lsdException w:unhideWhenUsed="0" w:uiPriority="63" w:semiHidden="0" w:name="Medium Shading 1 Accent 2"/>
-    <w:lsdException w:unhideWhenUsed="0" w:uiPriority="64" w:semiHidden="0" w:name="Medium Shading 2 Accent 2"/>
-    <w:lsdException w:unhideWhenUsed="0" w:uiPriority="65" w:semiHidden="0" w:name="Medium List 1 Accent 2"/>
-    <w:lsdException w:unhideWhenUsed="0" w:uiPriority="66" w:semiHidden="0" w:name="Medium List 2 Accent 2"/>
-    <w:lsdException w:unhideWhenUsed="0" w:uiPriority="67" w:semiHidden="0" w:name="Medium Grid 1 Accent 2"/>
-    <w:lsdException w:unhideWhenUsed="0" w:uiPriority="68" w:semiHidden="0" w:name="Medium Grid 2 Accent 2"/>
-    <w:lsdException w:unhideWhenUsed="0" w:uiPriority="69" w:semiHidden="0" w:name="Medium Grid 3 Accent 2"/>
-    <w:lsdException w:unhideWhenUsed="0" w:uiPriority="70" w:semiHidden="0" w:name="Dark List Accent 2"/>
-    <w:lsdException w:unhideWhenUsed="0" w:uiPriority="71" w:semiHidden="0" w:name="Colorful Shading Accent 2"/>
-    <w:lsdException w:unhideWhenUsed="0" w:uiPriority="72" w:semiHidden="0" w:name="Colorful List Accent 2"/>
-    <w:lsdException w:unhideWhenUsed="0" w:uiPriority="73" w:semiHidden="0" w:name="Colorful Grid Accent 2"/>
-    <w:lsdException w:unhideWhenUsed="0" w:uiPriority="60" w:semiHidden="0" w:name="Light Shading Accent 3"/>
-    <w:lsdException w:unhideWhenUsed="0" w:uiPriority="61" w:semiHidden="0" w:name="Light List Accent 3"/>
-    <w:lsdException w:unhideWhenUsed="0" w:uiPriority="62" w:semiHidden="0" w:name="Light Grid Accent 3"/>
-    <w:lsdException w:unhideWhenUsed="0" w:uiPriority="63" w:semiHidden="0" w:name="Medium Shading 1 Accent 3"/>
-    <w:lsdException w:unhideWhenUsed="0" w:uiPriority="64" w:semiHidden="0" w:name="Medium Shading 2 Accent 3"/>
-    <w:lsdException w:unhideWhenUsed="0" w:uiPriority="65" w:semiHidden="0" w:name="Medium List 1 Accent 3"/>
-    <w:lsdException w:unhideWhenUsed="0" w:uiPriority="66" w:semiHidden="0" w:name="Medium List 2 Accent 3"/>
-    <w:lsdException w:unhideWhenUsed="0" w:uiPriority="67" w:semiHidden="0" w:name="Medium Grid 1 Accent 3"/>
-    <w:lsdException w:unhideWhenUsed="0" w:uiPriority="68" w:semiHidden="0" w:name="Medium Grid 2 Accent 3"/>
-    <w:lsdException w:unhideWhenUsed="0" w:uiPriority="69" w:semiHidden="0" w:name="Medium Grid 3 Accent 3"/>
-    <w:lsdException w:unhideWhenUsed="0" w:uiPriority="70" w:semiHidden="0" w:name="Dark List Accent 3"/>
-    <w:lsdException w:unhideWhenUsed="0" w:uiPriority="71" w:semiHidden="0" w:name="Colorful Shading Accent 3"/>
-    <w:lsdException w:unhideWhenUsed="0" w:uiPriority="72" w:semiHidden="0" w:name="Colorful List Accent 3"/>
-    <w:lsdException w:unhideWhenUsed="0" w:uiPriority="73" w:semiHidden="0" w:name="Colorful Grid Accent 3"/>
-    <w:lsdException w:unhideWhenUsed="0" w:uiPriority="60" w:semiHidden="0" w:name="Light Shading Accent 4"/>
-    <w:lsdException w:unhideWhenUsed="0" w:uiPriority="61" w:semiHidden="0" w:name="Light List Accent 4"/>
-    <w:lsdException w:unhideWhenUsed="0" w:uiPriority="62" w:semiHidden="0" w:name="Light Grid Accent 4"/>
-    <w:lsdException w:unhideWhenUsed="0" w:uiPriority="63" w:semiHidden="0" w:name="Medium Shading 1 Accent 4"/>
-    <w:lsdException w:unhideWhenUsed="0" w:uiPriority="64" w:semiHidden="0" w:name="Medium Shading 2 Accent 4"/>
-    <w:lsdException w:unhideWhenUsed="0" w:uiPriority="65" w:semiHidden="0" w:name="Medium List 1 Accent 4"/>
-    <w:lsdException w:unhideWhenUsed="0" w:uiPriority="66" w:semiHidden="0" w:name="Medium List 2 Accent 4"/>
-    <w:lsdException w:unhideWhenUsed="0" w:uiPriority="67" w:semiHidden="0" w:name="Medium Grid 1 Accent 4"/>
-    <w:lsdException w:unhideWhenUsed="0" w:uiPriority="68" w:semiHidden="0" w:name="Medium Grid 2 Accent 4"/>
-    <w:lsdException w:unhideWhenUsed="0" w:uiPriority="69" w:semiHidden="0" w:name="Medium Grid 3 Accent 4"/>
-    <w:lsdException w:unhideWhenUsed="0" w:uiPriority="70" w:semiHidden="0" w:name="Dark List Accent 4"/>
-    <w:lsdException w:unhideWhenUsed="0" w:uiPriority="71" w:semiHidden="0" w:name="Colorful Shading Accent 4"/>
-    <w:lsdException w:unhideWhenUsed="0" w:uiPriority="72" w:semiHidden="0" w:name="Colorful List Accent 4"/>
-    <w:lsdException w:unhideWhenUsed="0" w:uiPriority="73" w:semiHidden="0" w:name="Colorful Grid Accent 4"/>
-    <w:lsdException w:unhideWhenUsed="0" w:uiPriority="60" w:semiHidden="0" w:name="Light Shading Accent 5"/>
-    <w:lsdException w:unhideWhenUsed="0" w:uiPriority="61" w:semiHidden="0" w:name="Light List Accent 5"/>
-    <w:lsdException w:unhideWhenUsed="0" w:uiPriority="62" w:semiHidden="0" w:name="Light Grid Accent 5"/>
-    <w:lsdException w:unhideWhenUsed="0" w:uiPriority="63" w:semiHidden="0" w:name="Medium Shading 1 Accent 5"/>
-    <w:lsdException w:unhideWhenUsed="0" w:uiPriority="64" w:semiHidden="0" w:name="Medium Shading 2 Accent 5"/>
-    <w:lsdException w:unhideWhenUsed="0" w:uiPriority="65" w:semiHidden="0" w:name="Medium List 1 Accent 5"/>
-    <w:lsdException w:unhideWhenUsed="0" w:uiPriority="66" w:semiHidden="0" w:name="Medium List 2 Accent 5"/>
-    <w:lsdException w:unhideWhenUsed="0" w:uiPriority="67" w:semiHidden="0" w:name="Medium Grid 1 Accent 5"/>
-    <w:lsdException w:unhideWhenUsed="0" w:uiPriority="68" w:semiHidden="0" w:name="Medium Grid 2 Accent 5"/>
-    <w:lsdException w:unhideWhenUsed="0" w:uiPriority="69" w:semiHidden="0" w:name="Medium Grid 3 Accent 5"/>
-    <w:lsdException w:unhideWhenUsed="0" w:uiPriority="70" w:semiHidden="0" w:name="Dark List Accent 5"/>
-    <w:lsdException w:unhideWhenUsed="0" w:uiPriority="71" w:semiHidden="0" w:name="Colorful Shading Accent 5"/>
-    <w:lsdException w:unhideWhenUsed="0" w:uiPriority="72" w:semiHidden="0" w:name="Colorful List Accent 5"/>
-    <w:lsdException w:unhideWhenUsed="0" w:uiPriority="73" w:semiHidden="0" w:name="Colorful Grid Accent 5"/>
-    <w:lsdException w:unhideWhenUsed="0" w:uiPriority="60" w:semiHidden="0" w:name="Light Shading Accent 6"/>
-    <w:lsdException w:unhideWhenUsed="0" w:uiPriority="61" w:semiHidden="0" w:name="Light List Accent 6"/>
-    <w:lsdException w:unhideWhenUsed="0" w:uiPriority="62" w:semiHidden="0" w:name="Light Grid Accent 6"/>
-    <w:lsdException w:unhideWhenUsed="0" w:uiPriority="63" w:semiHidden="0" w:name="Medium Shading 1 Accent 6"/>
-    <w:lsdException w:unhideWhenUsed="0" w:uiPriority="64" w:semiHidden="0" w:name="Medium Shading 2 Accent 6"/>
-    <w:lsdException w:unhideWhenUsed="0" w:uiPriority="65" w:semiHidden="0" w:name="Medium List 1 Accent 6"/>
-    <w:lsdException w:unhideWhenUsed="0" w:uiPriority="66" w:semiHidden="0" w:name="Medium List 2 Accent 6"/>
-    <w:lsdException w:unhideWhenUsed="0" w:uiPriority="67" w:semiHidden="0" w:name="Medium Grid 1 Accent 6"/>
-    <w:lsdException w:unhideWhenUsed="0" w:uiPriority="68" w:semiHidden="0" w:name="Medium Grid 2 Accent 6"/>
-    <w:lsdException w:unhideWhenUsed="0" w:uiPriority="69" w:semiHidden="0" w:name="Medium Grid 3 Accent 6"/>
-    <w:lsdException w:unhideWhenUsed="0" w:uiPriority="70" w:semiHidden="0" w:name="Dark List Accent 6"/>
-    <w:lsdException w:unhideWhenUsed="0" w:uiPriority="71" w:semiHidden="0" w:name="Colorful Shading Accent 6"/>
-    <w:lsdException w:unhideWhenUsed="0" w:uiPriority="72" w:semiHidden="0" w:name="Colorful List Accent 6"/>
-    <w:lsdException w:unhideWhenUsed="0" w:uiPriority="73" w:semiHidden="0" w:name="Colorful Grid Accent 6"/>
+  <w:latentStyles w:defLockedState="0" w:defUIPriority="99" w:defSemiHidden="0" w:defUnhideWhenUsed="0" w:defQFormat="0" w:count="376">
+    <w:lsdException w:name="Normal" w:uiPriority="0" w:qFormat="1"/>
+    <w:lsdException w:name="heading 1" w:uiPriority="9" w:qFormat="1"/>
+    <w:lsdException w:name="heading 2" w:uiPriority="9" w:unhideWhenUsed="1" w:qFormat="1"/>
+    <w:lsdException w:name="heading 3" w:uiPriority="9" w:unhideWhenUsed="1" w:qFormat="1"/>
+    <w:lsdException w:name="heading 4" w:semiHidden="1" w:uiPriority="9" w:unhideWhenUsed="1" w:qFormat="1"/>
+    <w:lsdException w:name="heading 5" w:semiHidden="1" w:uiPriority="9" w:unhideWhenUsed="1" w:qFormat="1"/>
+    <w:lsdException w:name="heading 6" w:semiHidden="1" w:uiPriority="9" w:unhideWhenUsed="1" w:qFormat="1"/>
+    <w:lsdException w:name="heading 7" w:semiHidden="1" w:uiPriority="9" w:unhideWhenUsed="1" w:qFormat="1"/>
+    <w:lsdException w:name="heading 8" w:semiHidden="1" w:uiPriority="9" w:unhideWhenUsed="1" w:qFormat="1"/>
+    <w:lsdException w:name="heading 9" w:semiHidden="1" w:uiPriority="9" w:unhideWhenUsed="1" w:qFormat="1"/>
+    <w:lsdException w:name="index 1" w:semiHidden="1" w:unhideWhenUsed="1"/>
+    <w:lsdException w:name="index 2" w:semiHidden="1" w:unhideWhenUsed="1"/>
+    <w:lsdException w:name="index 3" w:semiHidden="1" w:unhideWhenUsed="1"/>
+    <w:lsdException w:name="index 4" w:semiHidden="1" w:unhideWhenUsed="1"/>
+    <w:lsdException w:name="index 5" w:semiHidden="1" w:unhideWhenUsed="1"/>
+    <w:lsdException w:name="index 6" w:semiHidden="1" w:unhideWhenUsed="1"/>
+    <w:lsdException w:name="index 7" w:semiHidden="1" w:unhideWhenUsed="1"/>
+    <w:lsdException w:name="index 8" w:semiHidden="1" w:unhideWhenUsed="1"/>
+    <w:lsdException w:name="index 9" w:semiHidden="1" w:unhideWhenUsed="1"/>
+    <w:lsdException w:name="toc 1" w:semiHidden="1" w:uiPriority="39" w:unhideWhenUsed="1"/>
+    <w:lsdException w:name="toc 2" w:semiHidden="1" w:uiPriority="39" w:unhideWhenUsed="1"/>
+    <w:lsdException w:name="toc 3" w:semiHidden="1" w:uiPriority="39" w:unhideWhenUsed="1"/>
+    <w:lsdException w:name="toc 4" w:semiHidden="1" w:uiPriority="39" w:unhideWhenUsed="1"/>
+    <w:lsdException w:name="toc 5" w:semiHidden="1" w:uiPriority="39" w:unhideWhenUsed="1"/>
+    <w:lsdException w:name="toc 6" w:semiHidden="1" w:uiPriority="39" w:unhideWhenUsed="1"/>
+    <w:lsdException w:name="toc 7" w:semiHidden="1" w:uiPriority="39" w:unhideWhenUsed="1"/>
+    <w:lsdException w:name="toc 8" w:semiHidden="1" w:uiPriority="39" w:unhideWhenUsed="1"/>
+    <w:lsdException w:name="toc 9" w:semiHidden="1" w:uiPriority="39" w:unhideWhenUsed="1"/>
+    <w:lsdException w:name="Normal Indent" w:semiHidden="1" w:unhideWhenUsed="1"/>
+    <w:lsdException w:name="footnote text" w:semiHidden="1" w:unhideWhenUsed="1"/>
+    <w:lsdException w:name="annotation text" w:semiHidden="1" w:unhideWhenUsed="1"/>
+    <w:lsdException w:name="header" w:uiPriority="0" w:qFormat="1"/>
+    <w:lsdException w:name="footer" w:uiPriority="0" w:qFormat="1"/>
+    <w:lsdException w:name="index heading" w:semiHidden="1" w:unhideWhenUsed="1"/>
+    <w:lsdException w:name="caption" w:uiPriority="0" w:qFormat="1"/>
+    <w:lsdException w:name="table of figures" w:semiHidden="1" w:unhideWhenUsed="1"/>
+    <w:lsdException w:name="envelope address" w:semiHidden="1" w:unhideWhenUsed="1"/>
+    <w:lsdException w:name="envelope return" w:semiHidden="1" w:unhideWhenUsed="1"/>
+    <w:lsdException w:name="footnote reference" w:semiHidden="1" w:unhideWhenUsed="1"/>
+    <w:lsdException w:name="annotation reference" w:semiHidden="1" w:unhideWhenUsed="1"/>
+    <w:lsdException w:name="line number" w:semiHidden="1" w:unhideWhenUsed="1"/>
+    <w:lsdException w:name="page number" w:semiHidden="1" w:unhideWhenUsed="1"/>
+    <w:lsdException w:name="endnote reference" w:semiHidden="1" w:unhideWhenUsed="1"/>
+    <w:lsdException w:name="endnote text" w:semiHidden="1" w:unhideWhenUsed="1"/>
+    <w:lsdException w:name="table of authorities" w:semiHidden="1" w:unhideWhenUsed="1"/>
+    <w:lsdException w:name="macro" w:semiHidden="1" w:unhideWhenUsed="1"/>
+    <w:lsdException w:name="toa heading" w:semiHidden="1" w:unhideWhenUsed="1"/>
+    <w:lsdException w:name="List" w:uiPriority="0" w:qFormat="1"/>
+    <w:lsdException w:name="List Bullet" w:uiPriority="0" w:qFormat="1"/>
+    <w:lsdException w:name="List Number" w:semiHidden="1" w:unhideWhenUsed="1"/>
+    <w:lsdException w:name="List 2" w:semiHidden="1" w:unhideWhenUsed="1"/>
+    <w:lsdException w:name="List 3" w:semiHidden="1" w:unhideWhenUsed="1"/>
+    <w:lsdException w:name="List 4" w:semiHidden="1" w:unhideWhenUsed="1"/>
+    <w:lsdException w:name="List 5" w:semiHidden="1" w:unhideWhenUsed="1"/>
+    <w:lsdException w:name="List Bullet 2" w:semiHidden="1" w:unhideWhenUsed="1"/>
+    <w:lsdException w:name="List Bullet 3" w:semiHidden="1" w:unhideWhenUsed="1"/>
+    <w:lsdException w:name="List Bullet 4" w:semiHidden="1" w:unhideWhenUsed="1"/>
+    <w:lsdException w:name="List Bullet 5" w:semiHidden="1" w:unhideWhenUsed="1"/>
+    <w:lsdException w:name="List Number 2" w:semiHidden="1" w:unhideWhenUsed="1"/>
+    <w:lsdException w:name="List Number 3" w:semiHidden="1" w:unhideWhenUsed="1"/>
+    <w:lsdException w:name="List Number 4" w:semiHidden="1" w:unhideWhenUsed="1"/>
+    <w:lsdException w:name="List Number 5" w:semiHidden="1" w:unhideWhenUsed="1"/>
+    <w:lsdException w:name="Title" w:uiPriority="10" w:qFormat="1"/>
+    <w:lsdException w:name="Closing" w:semiHidden="1" w:unhideWhenUsed="1"/>
+    <w:lsdException w:name="Signature" w:semiHidden="1" w:unhideWhenUsed="1"/>
+    <w:lsdException w:name="Default Paragraph Font" w:semiHidden="1" w:uiPriority="1" w:unhideWhenUsed="1" w:qFormat="1"/>
+    <w:lsdException w:name="Body Text" w:uiPriority="0" w:qFormat="1"/>
+    <w:lsdException w:name="Body Text Indent" w:semiHidden="1" w:unhideWhenUsed="1"/>
+    <w:lsdException w:name="List Continue" w:semiHidden="1" w:unhideWhenUsed="1"/>
+    <w:lsdException w:name="List Continue 2" w:semiHidden="1" w:unhideWhenUsed="1"/>
+    <w:lsdException w:name="List Continue 3" w:semiHidden="1" w:unhideWhenUsed="1"/>
+    <w:lsdException w:name="List Continue 4" w:semiHidden="1" w:unhideWhenUsed="1"/>
+    <w:lsdException w:name="List Continue 5" w:semiHidden="1" w:unhideWhenUsed="1"/>
+    <w:lsdException w:name="Message Header" w:semiHidden="1" w:unhideWhenUsed="1"/>
+    <w:lsdException w:name="Subtitle" w:uiPriority="11" w:qFormat="1"/>
+    <w:lsdException w:name="Salutation" w:semiHidden="1" w:unhideWhenUsed="1"/>
+    <w:lsdException w:name="Date" w:semiHidden="1" w:unhideWhenUsed="1"/>
+    <w:lsdException w:name="Body Text First Indent" w:semiHidden="1" w:unhideWhenUsed="1"/>
+    <w:lsdException w:name="Body Text First Indent 2" w:semiHidden="1" w:unhideWhenUsed="1"/>
+    <w:lsdException w:name="Note Heading" w:semiHidden="1" w:unhideWhenUsed="1"/>
+    <w:lsdException w:name="Body Text 2" w:semiHidden="1" w:unhideWhenUsed="1"/>
+    <w:lsdException w:name="Body Text 3" w:semiHidden="1" w:unhideWhenUsed="1"/>
+    <w:lsdException w:name="Body Text Indent 2" w:semiHidden="1" w:unhideWhenUsed="1"/>
+    <w:lsdException w:name="Body Text Indent 3" w:semiHidden="1" w:unhideWhenUsed="1"/>
+    <w:lsdException w:name="Block Text" w:semiHidden="1" w:unhideWhenUsed="1"/>
+    <w:lsdException w:name="Hyperlink" w:semiHidden="1" w:unhideWhenUsed="1"/>
+    <w:lsdException w:name="FollowedHyperlink" w:semiHidden="1" w:unhideWhenUsed="1"/>
+    <w:lsdException w:name="Strong" w:uiPriority="22" w:qFormat="1"/>
+    <w:lsdException w:name="Emphasis" w:uiPriority="0" w:qFormat="1"/>
+    <w:lsdException w:name="Document Map" w:semiHidden="1" w:unhideWhenUsed="1"/>
+    <w:lsdException w:name="Plain Text" w:semiHidden="1" w:unhideWhenUsed="1"/>
+    <w:lsdException w:name="E-mail Signature" w:semiHidden="1" w:unhideWhenUsed="1"/>
+    <w:lsdException w:name="HTML Top of Form" w:semiHidden="1" w:unhideWhenUsed="1"/>
+    <w:lsdException w:name="HTML Bottom of Form" w:semiHidden="1" w:unhideWhenUsed="1"/>
+    <w:lsdException w:name="Normal (Web)" w:semiHidden="1" w:unhideWhenUsed="1"/>
+    <w:lsdException w:name="HTML Acronym" w:semiHidden="1" w:unhideWhenUsed="1"/>
+    <w:lsdException w:name="HTML Address" w:semiHidden="1" w:unhideWhenUsed="1"/>
+    <w:lsdException w:name="HTML Cite" w:semiHidden="1" w:unhideWhenUsed="1"/>
+    <w:lsdException w:name="HTML Code" w:semiHidden="1" w:unhideWhenUsed="1"/>
+    <w:lsdException w:name="HTML Definition" w:semiHidden="1" w:unhideWhenUsed="1"/>
+    <w:lsdException w:name="HTML Keyboard" w:semiHidden="1" w:unhideWhenUsed="1"/>
+    <w:lsdException w:name="HTML Preformatted" w:semiHidden="1" w:unhideWhenUsed="1"/>
+    <w:lsdException w:name="HTML Sample" w:semiHidden="1" w:unhideWhenUsed="1"/>
+    <w:lsdException w:name="HTML Typewriter" w:semiHidden="1" w:unhideWhenUsed="1"/>
+    <w:lsdException w:name="HTML Variable" w:semiHidden="1" w:unhideWhenUsed="1"/>
+    <w:lsdException w:name="Normal Table" w:semiHidden="1" w:unhideWhenUsed="1" w:qFormat="1"/>
+    <w:lsdException w:name="annotation subject" w:semiHidden="1" w:unhideWhenUsed="1"/>
+    <w:lsdException w:name="No List" w:semiHidden="1" w:unhideWhenUsed="1"/>
+    <w:lsdException w:name="Outline List 1" w:semiHidden="1" w:unhideWhenUsed="1"/>
+    <w:lsdException w:name="Outline List 2" w:semiHidden="1" w:unhideWhenUsed="1"/>
+    <w:lsdException w:name="Outline List 3" w:semiHidden="1" w:unhideWhenUsed="1"/>
+    <w:lsdException w:name="Table Simple 1" w:semiHidden="1" w:unhideWhenUsed="1"/>
+    <w:lsdException w:name="Table Simple 2" w:semiHidden="1" w:unhideWhenUsed="1"/>
+    <w:lsdException w:name="Table Simple 3" w:semiHidden="1" w:unhideWhenUsed="1"/>
+    <w:lsdException w:name="Table Classic 1" w:semiHidden="1" w:unhideWhenUsed="1"/>
+    <w:lsdException w:name="Table Classic 2" w:semiHidden="1" w:unhideWhenUsed="1"/>
+    <w:lsdException w:name="Table Classic 3" w:semiHidden="1" w:unhideWhenUsed="1"/>
+    <w:lsdException w:name="Table Classic 4" w:semiHidden="1" w:unhideWhenUsed="1"/>
+    <w:lsdException w:name="Table Colorful 1" w:semiHidden="1" w:unhideWhenUsed="1"/>
+    <w:lsdException w:name="Table Colorful 2" w:semiHidden="1" w:unhideWhenUsed="1"/>
+    <w:lsdException w:name="Table Colorful 3" w:semiHidden="1" w:unhideWhenUsed="1"/>
+    <w:lsdException w:name="Table Columns 1" w:semiHidden="1" w:unhideWhenUsed="1"/>
+    <w:lsdException w:name="Table Columns 2" w:semiHidden="1" w:unhideWhenUsed="1"/>
+    <w:lsdException w:name="Table Columns 3" w:semiHidden="1" w:unhideWhenUsed="1"/>
+    <w:lsdException w:name="Table Columns 4" w:semiHidden="1" w:unhideWhenUsed="1"/>
+    <w:lsdException w:name="Table Columns 5" w:semiHidden="1" w:unhideWhenUsed="1"/>
+    <w:lsdException w:name="Table Grid 1" w:semiHidden="1" w:unhideWhenUsed="1"/>
+    <w:lsdException w:name="Table Grid 2" w:semiHidden="1" w:unhideWhenUsed="1"/>
+    <w:lsdException w:name="Table Grid 3" w:semiHidden="1" w:unhideWhenUsed="1"/>
+    <w:lsdException w:name="Table Grid 4" w:semiHidden="1" w:unhideWhenUsed="1"/>
+    <w:lsdException w:name="Table Grid 5" w:semiHidden="1" w:unhideWhenUsed="1"/>
+    <w:lsdException w:name="Table Grid 6" w:semiHidden="1" w:unhideWhenUsed="1"/>
+    <w:lsdException w:name="Table Grid 7" w:semiHidden="1" w:unhideWhenUsed="1"/>
+    <w:lsdException w:name="Table Grid 8" w:semiHidden="1" w:unhideWhenUsed="1"/>
+    <w:lsdException w:name="Table List 1" w:semiHidden="1" w:unhideWhenUsed="1"/>
+    <w:lsdException w:name="Table List 2" w:semiHidden="1" w:unhideWhenUsed="1"/>
+    <w:lsdException w:name="Table List 3" w:semiHidden="1" w:unhideWhenUsed="1"/>
+    <w:lsdException w:name="Table List 4" w:semiHidden="1" w:unhideWhenUsed="1"/>
+    <w:lsdException w:name="Table List 5" w:semiHidden="1" w:unhideWhenUsed="1"/>
+    <w:lsdException w:name="Table List 6" w:semiHidden="1" w:unhideWhenUsed="1"/>
+    <w:lsdException w:name="Table List 7" w:semiHidden="1" w:unhideWhenUsed="1"/>
+    <w:lsdException w:name="Table List 8" w:semiHidden="1" w:unhideWhenUsed="1"/>
+    <w:lsdException w:name="Table 3D effects 1" w:semiHidden="1" w:unhideWhenUsed="1"/>
+    <w:lsdException w:name="Table 3D effects 2" w:semiHidden="1" w:unhideWhenUsed="1"/>
+    <w:lsdException w:name="Table 3D effects 3" w:semiHidden="1" w:unhideWhenUsed="1"/>
+    <w:lsdException w:name="Table Contemporary" w:semiHidden="1" w:unhideWhenUsed="1"/>
+    <w:lsdException w:name="Table Elegant" w:semiHidden="1" w:unhideWhenUsed="1"/>
+    <w:lsdException w:name="Table Professional" w:semiHidden="1" w:unhideWhenUsed="1"/>
+    <w:lsdException w:name="Table Subtle 1" w:semiHidden="1" w:unhideWhenUsed="1"/>
+    <w:lsdException w:name="Table Subtle 2" w:semiHidden="1" w:unhideWhenUsed="1"/>
+    <w:lsdException w:name="Table Web 1" w:semiHidden="1" w:unhideWhenUsed="1"/>
+    <w:lsdException w:name="Table Web 2" w:semiHidden="1" w:unhideWhenUsed="1"/>
+    <w:lsdException w:name="Table Web 3" w:semiHidden="1" w:unhideWhenUsed="1"/>
+    <w:lsdException w:name="Balloon Text" w:semiHidden="1" w:unhideWhenUsed="1"/>
+    <w:lsdException w:name="Table Grid" w:uiPriority="39"/>
+    <w:lsdException w:name="Table Theme" w:semiHidden="1" w:unhideWhenUsed="1"/>
+    <w:lsdException w:name="Placeholder Text" w:semiHidden="1"/>
+    <w:lsdException w:name="Light Shading" w:uiPriority="60"/>
+    <w:lsdException w:name="Light List" w:uiPriority="61"/>
+    <w:lsdException w:name="Light Grid" w:uiPriority="62"/>
+    <w:lsdException w:name="Medium Shading 1" w:uiPriority="63"/>
+    <w:lsdException w:name="Medium Shading 2" w:uiPriority="64"/>
+    <w:lsdException w:name="Medium List 1" w:uiPriority="65"/>
+    <w:lsdException w:name="Medium List 2" w:uiPriority="66"/>
+    <w:lsdException w:name="Medium Grid 1" w:uiPriority="67"/>
+    <w:lsdException w:name="Medium Grid 2" w:uiPriority="68"/>
+    <w:lsdException w:name="Medium Grid 3" w:uiPriority="69"/>
+    <w:lsdException w:name="Dark List" w:uiPriority="70"/>
+    <w:lsdException w:name="Colorful Shading" w:uiPriority="71"/>
+    <w:lsdException w:name="Colorful List" w:uiPriority="72"/>
+    <w:lsdException w:name="Colorful Grid" w:uiPriority="73"/>
+    <w:lsdException w:name="Light Shading Accent 1" w:uiPriority="60"/>
+    <w:lsdException w:name="Light List Accent 1" w:uiPriority="61"/>
+    <w:lsdException w:name="Light Grid Accent 1" w:uiPriority="62"/>
+    <w:lsdException w:name="Medium Shading 1 Accent 1" w:uiPriority="63"/>
+    <w:lsdException w:name="Medium Shading 2 Accent 1" w:uiPriority="64"/>
+    <w:lsdException w:name="Medium List 1 Accent 1" w:uiPriority="65"/>
+    <w:lsdException w:name="Revision" w:semiHidden="1"/>
+    <w:lsdException w:name="List Paragraph" w:uiPriority="34" w:qFormat="1"/>
+    <w:lsdException w:name="Medium List 2 Accent 1" w:uiPriority="66"/>
+    <w:lsdException w:name="Medium Grid 1 Accent 1" w:uiPriority="67"/>
+    <w:lsdException w:name="Medium Grid 2 Accent 1" w:uiPriority="68"/>
+    <w:lsdException w:name="Medium Grid 3 Accent 1" w:uiPriority="69"/>
+    <w:lsdException w:name="Dark List Accent 1" w:uiPriority="70"/>
+    <w:lsdException w:name="Colorful Shading Accent 1" w:uiPriority="71"/>
+    <w:lsdException w:name="Colorful List Accent 1" w:uiPriority="72"/>
+    <w:lsdException w:name="Colorful Grid Accent 1" w:uiPriority="73"/>
+    <w:lsdException w:name="Light Shading Accent 2" w:uiPriority="60"/>
+    <w:lsdException w:name="Light List Accent 2" w:uiPriority="61"/>
+    <w:lsdException w:name="Light Grid Accent 2" w:uiPriority="62"/>
+    <w:lsdException w:name="Medium Shading 1 Accent 2" w:uiPriority="63"/>
+    <w:lsdException w:name="Medium Shading 2 Accent 2" w:uiPriority="64"/>
+    <w:lsdException w:name="Medium List 1 Accent 2" w:uiPriority="65"/>
+    <w:lsdException w:name="Medium List 2 Accent 2" w:uiPriority="66"/>
+    <w:lsdException w:name="Medium Grid 1 Accent 2" w:uiPriority="67"/>
+    <w:lsdException w:name="Medium Grid 2 Accent 2" w:uiPriority="68"/>
+    <w:lsdException w:name="Medium Grid 3 Accent 2" w:uiPriority="69"/>
+    <w:lsdException w:name="Dark List Accent 2" w:uiPriority="70"/>
+    <w:lsdException w:name="Colorful Shading Accent 2" w:uiPriority="71"/>
+    <w:lsdException w:name="Colorful List Accent 2" w:uiPriority="72"/>
+    <w:lsdException w:name="Colorful Grid Accent 2" w:uiPriority="73"/>
+    <w:lsdException w:name="Light Shading Accent 3" w:uiPriority="60"/>
+    <w:lsdException w:name="Light List Accent 3" w:uiPriority="61"/>
+    <w:lsdException w:name="Light Grid Accent 3" w:uiPriority="62"/>
+    <w:lsdException w:name="Medium Shading 1 Accent 3" w:uiPriority="63"/>
+    <w:lsdException w:name="Medium Shading 2 Accent 3" w:uiPriority="64"/>
+    <w:lsdException w:name="Medium List 1 Accent 3" w:uiPriority="65"/>
+    <w:lsdException w:name="Medium List 2 Accent 3" w:uiPriority="66"/>
+    <w:lsdException w:name="Medium Grid 1 Accent 3" w:uiPriority="67"/>
+    <w:lsdException w:name="Medium Grid 2 Accent 3" w:uiPriority="68"/>
+    <w:lsdException w:name="Medium Grid 3 Accent 3" w:uiPriority="69"/>
+    <w:lsdException w:name="Dark List Accent 3" w:uiPriority="70"/>
+    <w:lsdException w:name="Colorful Shading Accent 3" w:uiPriority="71"/>
+    <w:lsdException w:name="Colorful List Accent 3" w:uiPriority="72"/>
+    <w:lsdException w:name="Colorful Grid Accent 3" w:uiPriority="73"/>
+    <w:lsdException w:name="Light Shading Accent 4" w:uiPriority="60"/>
+    <w:lsdException w:name="Light List Accent 4" w:uiPriority="61"/>
+    <w:lsdException w:name="Light Grid Accent 4" w:uiPriority="62"/>
+    <w:lsdException w:name="Medium Shading 1 Accent 4" w:uiPriority="63"/>
+    <w:lsdException w:name="Medium Shading 2 Accent 4" w:uiPriority="64"/>
+    <w:lsdException w:name="Medium List 1 Accent 4" w:uiPriority="65"/>
+    <w:lsdException w:name="Medium List 2 Accent 4" w:uiPriority="66"/>
+    <w:lsdException w:name="Medium Grid 1 Accent 4" w:uiPriority="67"/>
+    <w:lsdException w:name="Medium Grid 2 Accent 4" w:uiPriority="68"/>
+    <w:lsdException w:name="Medium Grid 3 Accent 4" w:uiPriority="69"/>
+    <w:lsdException w:name="Dark List Accent 4" w:uiPriority="70"/>
+    <w:lsdException w:name="Colorful Shading Accent 4" w:uiPriority="71"/>
+    <w:lsdException w:name="Colorful List Accent 4" w:uiPriority="72"/>
+    <w:lsdException w:name="Colorful Grid Accent 4" w:uiPriority="73"/>
+    <w:lsdException w:name="Light Shading Accent 5" w:uiPriority="60"/>
+    <w:lsdException w:name="Light List Accent 5" w:uiPriority="61"/>
+    <w:lsdException w:name="Light Grid Accent 5" w:uiPriority="62"/>
+    <w:lsdException w:name="Medium Shading 1 Accent 5" w:uiPriority="63"/>
+    <w:lsdException w:name="Medium Shading 2 Accent 5" w:uiPriority="64"/>
+    <w:lsdException w:name="Medium List 1 Accent 5" w:uiPriority="65"/>
+    <w:lsdException w:name="Medium List 2 Accent 5" w:uiPriority="66"/>
+    <w:lsdException w:name="Medium Grid 1 Accent 5" w:uiPriority="67"/>
+    <w:lsdException w:name="Medium Grid 2 Accent 5" w:uiPriority="68"/>
+    <w:lsdException w:name="Medium Grid 3 Accent 5" w:uiPriority="69"/>
+    <w:lsdException w:name="Dark List Accent 5" w:uiPriority="70"/>
+    <w:lsdException w:name="Colorful Shading Accent 5" w:uiPriority="71"/>
+    <w:lsdException w:name="Colorful List Accent 5" w:uiPriority="72"/>
+    <w:lsdException w:name="Colorful Grid Accent 5" w:uiPriority="73"/>
+    <w:lsdException w:name="Light Shading Accent 6" w:uiPriority="60"/>
+    <w:lsdException w:name="Light List Accent 6" w:uiPriority="61"/>
+    <w:lsdException w:name="Light Grid Accent 6" w:uiPriority="62"/>
+    <w:lsdException w:name="Medium Shading 1 Accent 6" w:uiPriority="63"/>
+    <w:lsdException w:name="Medium Shading 2 Accent 6" w:uiPriority="64"/>
+    <w:lsdException w:name="Medium List 1 Accent 6" w:uiPriority="65"/>
+    <w:lsdException w:name="Medium List 2 Accent 6" w:uiPriority="66"/>
+    <w:lsdException w:name="Medium Grid 1 Accent 6" w:uiPriority="67"/>
+    <w:lsdException w:name="Medium Grid 2 Accent 6" w:uiPriority="68"/>
+    <w:lsdException w:name="Medium Grid 3 Accent 6" w:uiPriority="69"/>
+    <w:lsdException w:name="Dark List Accent 6" w:uiPriority="70"/>
+    <w:lsdException w:name="Colorful Shading Accent 6" w:uiPriority="71"/>
+    <w:lsdException w:name="Colorful List Accent 6" w:uiPriority="72"/>
+    <w:lsdException w:name="Colorful Grid Accent 6" w:uiPriority="73"/>
+    <w:lsdException w:name="Subtle Emphasis" w:uiPriority="19" w:qFormat="1"/>
+    <w:lsdException w:name="Intense Emphasis" w:uiPriority="21" w:qFormat="1"/>
+    <w:lsdException w:name="Subtle Reference" w:uiPriority="31" w:qFormat="1"/>
+    <w:lsdException w:name="Intense Reference" w:uiPriority="32" w:qFormat="1"/>
+    <w:lsdException w:name="Book Title" w:uiPriority="33" w:qFormat="1"/>
+    <w:lsdException w:name="Bibliography" w:semiHidden="1" w:uiPriority="37" w:unhideWhenUsed="1"/>
+    <w:lsdException w:name="TOC Heading" w:semiHidden="1" w:uiPriority="39" w:unhideWhenUsed="1" w:qFormat="1"/>
+    <w:lsdException w:name="Plain Table 1" w:uiPriority="41"/>
+    <w:lsdException w:name="Plain Table 2" w:uiPriority="42"/>
+    <w:lsdException w:name="Plain Table 3" w:uiPriority="43"/>
+    <w:lsdException w:name="Plain Table 4" w:uiPriority="44"/>
+    <w:lsdException w:name="Plain Table 5" w:uiPriority="45"/>
+    <w:lsdException w:name="Grid Table Light" w:uiPriority="40"/>
+    <w:lsdException w:name="Grid Table 1 Light" w:uiPriority="46"/>
+    <w:lsdException w:name="Grid Table 2" w:uiPriority="47"/>
+    <w:lsdException w:name="Grid Table 3" w:uiPriority="48"/>
+    <w:lsdException w:name="Grid Table 4" w:uiPriority="49"/>
+    <w:lsdException w:name="Grid Table 5 Dark" w:uiPriority="50"/>
+    <w:lsdException w:name="Grid Table 6 Colorful" w:uiPriority="51"/>
+    <w:lsdException w:name="Grid Table 7 Colorful" w:uiPriority="52"/>
+    <w:lsdException w:name="Grid Table 1 Light Accent 1" w:uiPriority="46"/>
+    <w:lsdException w:name="Grid Table 2 Accent 1" w:uiPriority="47"/>
+    <w:lsdException w:name="Grid Table 3 Accent 1" w:uiPriority="48"/>
+    <w:lsdException w:name="Grid Table 4 Accent 1" w:uiPriority="49"/>
+    <w:lsdException w:name="Grid Table 5 Dark Accent 1" w:uiPriority="50"/>
+    <w:lsdException w:name="Grid Table 6 Colorful Accent 1" w:uiPriority="51"/>
+    <w:lsdException w:name="Grid Table 7 Colorful Accent 1" w:uiPriority="52"/>
+    <w:lsdException w:name="Grid Table 1 Light Accent 2" w:uiPriority="46"/>
+    <w:lsdException w:name="Grid Table 2 Accent 2" w:uiPriority="47"/>
+    <w:lsdException w:name="Grid Table 3 Accent 2" w:uiPriority="48"/>
+    <w:lsdException w:name="Grid Table 4 Accent 2" w:uiPriority="49"/>
+    <w:lsdException w:name="Grid Table 5 Dark Accent 2" w:uiPriority="50"/>
+    <w:lsdException w:name="Grid Table 6 Colorful Accent 2" w:uiPriority="51"/>
+    <w:lsdException w:name="Grid Table 7 Colorful Accent 2" w:uiPriority="52"/>
+    <w:lsdException w:name="Grid Table 1 Light Accent 3" w:uiPriority="46"/>
+    <w:lsdException w:name="Grid Table 2 Accent 3" w:uiPriority="47"/>
+    <w:lsdException w:name="Grid Table 3 Accent 3" w:uiPriority="48"/>
+    <w:lsdException w:name="Grid Table 4 Accent 3" w:uiPriority="49"/>
+    <w:lsdException w:name="Grid Table 5 Dark Accent 3" w:uiPriority="50"/>
+    <w:lsdException w:name="Grid Table 6 Colorful Accent 3" w:uiPriority="51"/>
+    <w:lsdException w:name="Grid Table 7 Colorful Accent 3" w:uiPriority="52"/>
+    <w:lsdException w:name="Grid Table 1 Light Accent 4" w:uiPriority="46"/>
+    <w:lsdException w:name="Grid Table 2 Accent 4" w:uiPriority="47"/>
+    <w:lsdException w:name="Grid Table 3 Accent 4" w:uiPriority="48"/>
+    <w:lsdException w:name="Grid Table 4 Accent 4" w:uiPriority="49"/>
+    <w:lsdException w:name="Grid Table 5 Dark Accent 4" w:uiPriority="50"/>
+    <w:lsdException w:name="Grid Table 6 Colorful Accent 4" w:uiPriority="51"/>
+    <w:lsdException w:name="Grid Table 7 Colorful Accent 4" w:uiPriority="52"/>
+    <w:lsdException w:name="Grid Table 1 Light Accent 5" w:uiPriority="46"/>
+    <w:lsdException w:name="Grid Table 2 Accent 5" w:uiPriority="47"/>
+    <w:lsdException w:name="Grid Table 3 Accent 5" w:uiPriority="48"/>
+    <w:lsdException w:name="Grid Table 4 Accent 5" w:uiPriority="49"/>
+    <w:lsdException w:name="Grid Table 5 Dark Accent 5" w:uiPriority="50"/>
+    <w:lsdException w:name="Grid Table 6 Colorful Accent 5" w:uiPriority="51"/>
+    <w:lsdException w:name="Grid Table 7 Colorful Accent 5" w:uiPriority="52"/>
+    <w:lsdException w:name="Grid Table 1 Light Accent 6" w:uiPriority="46"/>
+    <w:lsdException w:name="Grid Table 2 Accent 6" w:uiPriority="47"/>
+    <w:lsdException w:name="Grid Table 3 Accent 6" w:uiPriority="48"/>
+    <w:lsdException w:name="Grid Table 4 Accent 6" w:uiPriority="49"/>
+    <w:lsdException w:name="Grid Table 5 Dark Accent 6" w:uiPriority="50"/>
+    <w:lsdException w:name="Grid Table 6 Colorful Accent 6" w:uiPriority="51"/>
+    <w:lsdException w:name="Grid Table 7 Colorful Accent 6" w:uiPriority="52"/>
+    <w:lsdException w:name="List Table 1 Light" w:uiPriority="46"/>
+    <w:lsdException w:name="List Table 2" w:uiPriority="47"/>
+    <w:lsdException w:name="List Table 3" w:uiPriority="48"/>
+    <w:lsdException w:name="List Table 4" w:uiPriority="49"/>
+    <w:lsdException w:name="List Table 5 Dark" w:uiPriority="50"/>
+    <w:lsdException w:name="List Table 6 Colorful" w:uiPriority="51"/>
+    <w:lsdException w:name="List Table 7 Colorful" w:uiPriority="52"/>
+    <w:lsdException w:name="List Table 1 Light Accent 1" w:uiPriority="46"/>
+    <w:lsdException w:name="List Table 2 Accent 1" w:uiPriority="47"/>
+    <w:lsdException w:name="List Table 3 Accent 1" w:uiPriority="48"/>
+    <w:lsdException w:name="List Table 4 Accent 1" w:uiPriority="49"/>
+    <w:lsdException w:name="List Table 5 Dark Accent 1" w:uiPriority="50"/>
+    <w:lsdException w:name="List Table 6 Colorful Accent 1" w:uiPriority="51"/>
+    <w:lsdException w:name="List Table 7 Colorful Accent 1" w:uiPriority="52"/>
+    <w:lsdException w:name="List Table 1 Light Accent 2" w:uiPriority="46"/>
+    <w:lsdException w:name="List Table 2 Accent 2" w:uiPriority="47"/>
+    <w:lsdException w:name="List Table 3 Accent 2" w:uiPriority="48"/>
+    <w:lsdException w:name="List Table 4 Accent 2" w:uiPriority="49"/>
+    <w:lsdException w:name="List Table 5 Dark Accent 2" w:uiPriority="50"/>
+    <w:lsdException w:name="List Table 6 Colorful Accent 2" w:uiPriority="51"/>
+    <w:lsdException w:name="List Table 7 Colorful Accent 2" w:uiPriority="52"/>
+    <w:lsdException w:name="List Table 1 Light Accent 3" w:uiPriority="46"/>
+    <w:lsdException w:name="List Table 2 Accent 3" w:uiPriority="47"/>
+    <w:lsdException w:name="List Table 3 Accent 3" w:uiPriority="48"/>
+    <w:lsdException w:name="List Table 4 Accent 3" w:uiPriority="49"/>
+    <w:lsdException w:name="List Table 5 Dark Accent 3" w:uiPriority="50"/>
+    <w:lsdException w:name="List Table 6 Colorful Accent 3" w:uiPriority="51"/>
+    <w:lsdException w:name="List Table 7 Colorful Accent 3" w:uiPriority="52"/>
+    <w:lsdException w:name="List Table 1 Light Accent 4" w:uiPriority="46"/>
+    <w:lsdException w:name="List Table 2 Accent 4" w:uiPriority="47"/>
+    <w:lsdException w:name="List Table 3 Accent 4" w:uiPriority="48"/>
+    <w:lsdException w:name="List Table 4 Accent 4" w:uiPriority="49"/>
+    <w:lsdException w:name="List Table 5 Dark Accent 4" w:uiPriority="50"/>
+    <w:lsdException w:name="List Table 6 Colorful Accent 4" w:uiPriority="51"/>
+    <w:lsdException w:name="List Table 7 Colorful Accent 4" w:uiPriority="52"/>
+    <w:lsdException w:name="List Table 1 Light Accent 5" w:uiPriority="46"/>
+    <w:lsdException w:name="List Table 2 Accent 5" w:uiPriority="47"/>
+    <w:lsdException w:name="List Table 3 Accent 5" w:uiPriority="48"/>
+    <w:lsdException w:name="List Table 4 Accent 5" w:uiPriority="49"/>
+    <w:lsdException w:name="List Table 5 Dark Accent 5" w:uiPriority="50"/>
+    <w:lsdException w:name="List Table 6 Colorful Accent 5" w:uiPriority="51"/>
+    <w:lsdException w:name="List Table 7 Colorful Accent 5" w:uiPriority="52"/>
+    <w:lsdException w:name="List Table 1 Light Accent 6" w:uiPriority="46"/>
+    <w:lsdException w:name="List Table 2 Accent 6" w:uiPriority="47"/>
+    <w:lsdException w:name="List Table 3 Accent 6" w:uiPriority="48"/>
+    <w:lsdException w:name="List Table 4 Accent 6" w:uiPriority="49"/>
+    <w:lsdException w:name="List Table 5 Dark Accent 6" w:uiPriority="50"/>
+    <w:lsdException w:name="List Table 6 Colorful Accent 6" w:uiPriority="51"/>
+    <w:lsdException w:name="List Table 7 Colorful Accent 6" w:uiPriority="52"/>
+    <w:lsdException w:name="Mention" w:semiHidden="1" w:unhideWhenUsed="1"/>
+    <w:lsdException w:name="Smart Hyperlink" w:semiHidden="1" w:unhideWhenUsed="1"/>
+    <w:lsdException w:name="Hashtag" w:semiHidden="1" w:unhideWhenUsed="1"/>
+    <w:lsdException w:name="Unresolved Mention" w:semiHidden="1" w:unhideWhenUsed="1"/>
+    <w:lsdException w:name="Smart Link" w:semiHidden="1" w:unhideWhenUsed="1"/>
   </w:latentStyles>
-  <w:style w:type="paragraph" w:default="1" w:styleId="1">
+  <w:style w:type="paragraph" w:default="1" w:styleId="Normal">
     <w:name w:val="Normal"/>
     <w:qFormat/>
-    <w:uiPriority w:val="0"/>
     <w:pPr>
-      <w:widowControl/>
       <w:suppressAutoHyphens/>
-      <w:bidi w:val="0"/>
-      <w:spacing w:before="0" w:after="260" w:line="240" w:lineRule="auto"/>
-      <w:jc w:val="left"/>
+      <w:spacing w:after="260" w:line="240" w:lineRule="auto"/>
       <w:textAlignment w:val="baseline"/>
     </w:pPr>
     <w:rPr>
-      <w:rFonts w:ascii="Calibri" w:hAnsi="Calibri" w:eastAsia="Calibri" w:cs="Times New Roman"/>
+      <w:rFonts w:ascii="Calibri" w:eastAsia="Calibri" w:hAnsi="Calibri"/>
       <w:color w:val="595959"/>
-      <w:kern w:val="0"/>
       <w:sz w:val="22"/>
       <w:szCs w:val="22"/>
-      <w:lang w:val="en-US" w:eastAsia="en-US" w:bidi="ar-SA"/>
+      <w:lang w:val="en-US" w:eastAsia="en-US"/>
     </w:rPr>
   </w:style>
-  <w:style w:type="paragraph" w:styleId="2">
+  <w:style w:type="paragraph" w:styleId="Heading1">
     <w:name w:val="heading 1"/>
-    <w:basedOn w:val="1"/>
-    <w:next w:val="1"/>
-    <w:link w:val="15"/>
+    <w:basedOn w:val="Normal"/>
+    <w:next w:val="Normal"/>
+    <w:link w:val="Heading1Char"/>
+    <w:uiPriority w:val="9"/>
     <w:qFormat/>
-    <w:uiPriority w:val="9"/>
     <w:pPr>
       <w:pBdr>
-        <w:top w:val="single" w:color="A6A6A6" w:sz="4" w:space="3"/>
+        <w:top w:val="single" w:sz="4" w:space="3" w:color="A6A6A6"/>
       </w:pBdr>
       <w:spacing w:before="480" w:after="120"/>
       <w:outlineLvl w:val="0"/>
     </w:pPr>
     <w:rPr>
-      <w:rFonts w:ascii="Rockwell" w:hAnsi="Rockwell" w:eastAsia="MS Gothic"/>
+      <w:rFonts w:ascii="Rockwell" w:eastAsia="MS Gothic" w:hAnsi="Rockwell"/>
       <w:b/>
       <w:color w:val="262626"/>
       <w:sz w:val="36"/>
       <w:szCs w:val="32"/>
     </w:rPr>
   </w:style>
-  <w:style w:type="paragraph" w:styleId="3">
+  <w:style w:type="paragraph" w:styleId="Heading2">
     <w:name w:val="heading 2"/>
-    <w:basedOn w:val="1"/>
-    <w:next w:val="1"/>
-    <w:link w:val="16"/>
+    <w:basedOn w:val="Normal"/>
+    <w:next w:val="Normal"/>
+    <w:link w:val="Heading2Char"/>
+    <w:uiPriority w:val="9"/>
     <w:unhideWhenUsed/>
     <w:qFormat/>
-    <w:uiPriority w:val="9"/>
     <w:pPr>
       <w:keepNext/>
       <w:keepLines/>
-      <w:spacing w:before="0" w:after="40"/>
+      <w:spacing w:after="40"/>
       <w:outlineLvl w:val="1"/>
     </w:pPr>
     <w:rPr>
-      <w:rFonts w:ascii="Rockwell" w:hAnsi="Rockwell" w:eastAsia="MS Gothic"/>
+      <w:rFonts w:ascii="Rockwell" w:eastAsia="MS Gothic" w:hAnsi="Rockwell"/>
       <w:b/>
       <w:color w:val="007FAB"/>
       <w:sz w:val="32"/>
       <w:szCs w:val="26"/>
     </w:rPr>
   </w:style>
-  <w:style w:type="paragraph" w:styleId="4">
+  <w:style w:type="paragraph" w:styleId="Heading3">
     <w:name w:val="heading 3"/>
-    <w:basedOn w:val="1"/>
-    <w:next w:val="1"/>
-    <w:link w:val="17"/>
+    <w:basedOn w:val="Normal"/>
+    <w:next w:val="Normal"/>
+    <w:link w:val="Heading3Char"/>
+    <w:uiPriority w:val="9"/>
     <w:unhideWhenUsed/>
     <w:qFormat/>
-    <w:uiPriority w:val="9"/>
     <w:pPr>
       <w:keepNext/>
       <w:keepLines/>
-      <w:spacing w:before="0" w:after="0"/>
+      <w:spacing w:after="0"/>
       <w:outlineLvl w:val="2"/>
     </w:pPr>
     <w:rPr>
@@ -5349,20 +5044,19 @@
       <w:szCs w:val="24"/>
     </w:rPr>
   </w:style>
-  <w:style w:type="character" w:default="1" w:styleId="5">
+  <w:style w:type="character" w:default="1" w:styleId="DefaultParagraphFont">
     <w:name w:val="Default Paragraph Font"/>
+    <w:uiPriority w:val="1"/>
     <w:semiHidden/>
     <w:unhideWhenUsed/>
-    <w:qFormat/>
-    <w:uiPriority w:val="1"/>
   </w:style>
-  <w:style w:type="table" w:default="1" w:styleId="6">
+  <w:style w:type="table" w:default="1" w:styleId="TableNormal">
     <w:name w:val="Normal Table"/>
+    <w:uiPriority w:val="99"/>
     <w:semiHidden/>
     <w:unhideWhenUsed/>
-    <w:qFormat/>
-    <w:uiPriority w:val="99"/>
     <w:tblPr>
+      <w:tblInd w:w="0" w:type="dxa"/>
       <w:tblCellMar>
         <w:top w:w="0" w:type="dxa"/>
         <w:left w:w="108" w:type="dxa"/>
@@ -5371,21 +5065,25 @@
       </w:tblCellMar>
     </w:tblPr>
   </w:style>
-  <w:style w:type="paragraph" w:styleId="7">
+  <w:style w:type="numbering" w:default="1" w:styleId="NoList">
+    <w:name w:val="No List"/>
+    <w:uiPriority w:val="99"/>
+    <w:semiHidden/>
+    <w:unhideWhenUsed/>
+  </w:style>
+  <w:style w:type="paragraph" w:styleId="BodyText">
     <w:name w:val="Body Text"/>
-    <w:basedOn w:val="1"/>
+    <w:basedOn w:val="Normal"/>
     <w:qFormat/>
-    <w:uiPriority w:val="0"/>
     <w:pPr>
-      <w:spacing w:before="0" w:after="140" w:line="276" w:lineRule="auto"/>
+      <w:spacing w:after="140" w:line="276" w:lineRule="auto"/>
     </w:pPr>
   </w:style>
-  <w:style w:type="paragraph" w:styleId="8">
+  <w:style w:type="paragraph" w:styleId="Caption">
     <w:name w:val="caption"/>
-    <w:basedOn w:val="1"/>
-    <w:next w:val="1"/>
+    <w:basedOn w:val="Normal"/>
+    <w:next w:val="Normal"/>
     <w:qFormat/>
-    <w:uiPriority w:val="0"/>
     <w:pPr>
       <w:suppressLineNumbers/>
       <w:spacing w:before="120" w:after="120"/>
@@ -5398,65 +5096,60 @@
       <w:szCs w:val="24"/>
     </w:rPr>
   </w:style>
-  <w:style w:type="character" w:styleId="9">
+  <w:style w:type="character" w:styleId="Emphasis">
     <w:name w:val="Emphasis"/>
-    <w:basedOn w:val="5"/>
+    <w:basedOn w:val="DefaultParagraphFont"/>
     <w:qFormat/>
-    <w:uiPriority w:val="0"/>
     <w:rPr>
       <w:iCs/>
       <w:color w:val="595959"/>
     </w:rPr>
   </w:style>
-  <w:style w:type="paragraph" w:styleId="10">
+  <w:style w:type="paragraph" w:styleId="Footer">
     <w:name w:val="footer"/>
-    <w:basedOn w:val="1"/>
-    <w:link w:val="19"/>
+    <w:basedOn w:val="Normal"/>
+    <w:link w:val="FooterChar"/>
     <w:qFormat/>
-    <w:uiPriority w:val="0"/>
     <w:pPr>
-      <w:spacing w:before="0" w:after="0"/>
+      <w:spacing w:after="0"/>
     </w:pPr>
   </w:style>
-  <w:style w:type="paragraph" w:styleId="11">
+  <w:style w:type="paragraph" w:styleId="Header">
     <w:name w:val="header"/>
-    <w:basedOn w:val="1"/>
-    <w:link w:val="18"/>
+    <w:basedOn w:val="Normal"/>
+    <w:link w:val="HeaderChar"/>
     <w:qFormat/>
-    <w:uiPriority w:val="0"/>
     <w:pPr>
-      <w:spacing w:before="0" w:after="0"/>
+      <w:spacing w:after="0"/>
     </w:pPr>
   </w:style>
-  <w:style w:type="paragraph" w:styleId="12">
+  <w:style w:type="paragraph" w:styleId="List">
     <w:name w:val="List"/>
-    <w:basedOn w:val="7"/>
+    <w:basedOn w:val="BodyText"/>
     <w:qFormat/>
-    <w:uiPriority w:val="0"/>
     <w:rPr>
       <w:rFonts w:cs="Lohit Devanagari"/>
     </w:rPr>
   </w:style>
-  <w:style w:type="paragraph" w:styleId="13">
+  <w:style w:type="paragraph" w:styleId="ListBullet">
     <w:name w:val="List Bullet"/>
-    <w:basedOn w:val="1"/>
+    <w:basedOn w:val="Normal"/>
     <w:qFormat/>
-    <w:uiPriority w:val="0"/>
     <w:pPr>
-      <w:spacing w:before="0" w:after="0"/>
+      <w:spacing w:after="0"/>
     </w:pPr>
   </w:style>
-  <w:style w:type="paragraph" w:styleId="14">
+  <w:style w:type="paragraph" w:styleId="Title">
     <w:name w:val="Title"/>
-    <w:basedOn w:val="1"/>
-    <w:link w:val="20"/>
+    <w:basedOn w:val="Normal"/>
+    <w:link w:val="TitleChar"/>
+    <w:uiPriority w:val="10"/>
     <w:qFormat/>
-    <w:uiPriority w:val="10"/>
     <w:pPr>
-      <w:spacing w:before="0" w:after="0" w:line="216" w:lineRule="auto"/>
+      <w:spacing w:after="0" w:line="216" w:lineRule="auto"/>
     </w:pPr>
     <w:rPr>
-      <w:rFonts w:ascii="Rockwell" w:hAnsi="Rockwell" w:eastAsia="MS Gothic"/>
+      <w:rFonts w:ascii="Rockwell" w:eastAsia="MS Gothic" w:hAnsi="Rockwell"/>
       <w:b/>
       <w:color w:val="262626"/>
       <w:kern w:val="2"/>
@@ -5464,14 +5157,14 @@
       <w:szCs w:val="56"/>
     </w:rPr>
   </w:style>
-  <w:style w:type="character" w:customStyle="1" w:styleId="15">
+  <w:style w:type="character" w:customStyle="1" w:styleId="Heading1Char">
     <w:name w:val="Heading 1 Char"/>
-    <w:basedOn w:val="5"/>
-    <w:link w:val="2"/>
+    <w:basedOn w:val="DefaultParagraphFont"/>
+    <w:link w:val="Heading1"/>
+    <w:uiPriority w:val="9"/>
     <w:qFormat/>
-    <w:uiPriority w:val="9"/>
     <w:rPr>
-      <w:rFonts w:ascii="Rockwell" w:hAnsi="Rockwell" w:eastAsia="MS Gothic" w:cs="Times New Roman"/>
+      <w:rFonts w:ascii="Rockwell" w:eastAsia="MS Gothic" w:hAnsi="Rockwell" w:cs="Times New Roman"/>
       <w:b/>
       <w:color w:val="262626"/>
       <w:sz w:val="36"/>
@@ -5479,14 +5172,14 @@
       <w:lang w:val="en-US"/>
     </w:rPr>
   </w:style>
-  <w:style w:type="character" w:customStyle="1" w:styleId="16">
+  <w:style w:type="character" w:customStyle="1" w:styleId="Heading2Char">
     <w:name w:val="Heading 2 Char"/>
-    <w:basedOn w:val="5"/>
-    <w:link w:val="3"/>
+    <w:basedOn w:val="DefaultParagraphFont"/>
+    <w:link w:val="Heading2"/>
+    <w:uiPriority w:val="9"/>
     <w:qFormat/>
-    <w:uiPriority w:val="9"/>
     <w:rPr>
-      <w:rFonts w:ascii="Rockwell" w:hAnsi="Rockwell" w:eastAsia="MS Gothic" w:cs="Times New Roman"/>
+      <w:rFonts w:ascii="Rockwell" w:eastAsia="MS Gothic" w:hAnsi="Rockwell" w:cs="Times New Roman"/>
       <w:b/>
       <w:color w:val="007FAB"/>
       <w:sz w:val="32"/>
@@ -5494,52 +5187,50 @@
       <w:lang w:val="en-US"/>
     </w:rPr>
   </w:style>
-  <w:style w:type="character" w:customStyle="1" w:styleId="17">
+  <w:style w:type="character" w:customStyle="1" w:styleId="Heading3Char">
     <w:name w:val="Heading 3 Char"/>
-    <w:basedOn w:val="5"/>
-    <w:link w:val="4"/>
+    <w:basedOn w:val="DefaultParagraphFont"/>
+    <w:link w:val="Heading3"/>
+    <w:uiPriority w:val="9"/>
     <w:qFormat/>
-    <w:uiPriority w:val="9"/>
     <w:rPr>
-      <w:rFonts w:ascii="Calibri" w:hAnsi="Calibri" w:eastAsia="MS Gothic" w:cs="Times New Roman"/>
+      <w:rFonts w:ascii="Calibri" w:eastAsia="MS Gothic" w:hAnsi="Calibri" w:cs="Times New Roman"/>
       <w:caps/>
       <w:color w:val="595959"/>
       <w:szCs w:val="24"/>
       <w:lang w:val="en-US"/>
     </w:rPr>
   </w:style>
-  <w:style w:type="character" w:customStyle="1" w:styleId="18">
+  <w:style w:type="character" w:customStyle="1" w:styleId="HeaderChar">
     <w:name w:val="Header Char"/>
-    <w:basedOn w:val="5"/>
-    <w:link w:val="11"/>
+    <w:basedOn w:val="DefaultParagraphFont"/>
+    <w:link w:val="Header"/>
     <w:qFormat/>
-    <w:uiPriority w:val="0"/>
     <w:rPr>
-      <w:rFonts w:ascii="Calibri" w:hAnsi="Calibri" w:eastAsia="Calibri" w:cs="Times New Roman"/>
+      <w:rFonts w:ascii="Calibri" w:eastAsia="Calibri" w:hAnsi="Calibri" w:cs="Times New Roman"/>
       <w:color w:val="595959"/>
       <w:lang w:val="en-US"/>
     </w:rPr>
   </w:style>
-  <w:style w:type="character" w:customStyle="1" w:styleId="19">
+  <w:style w:type="character" w:customStyle="1" w:styleId="FooterChar">
     <w:name w:val="Footer Char"/>
-    <w:basedOn w:val="5"/>
-    <w:link w:val="10"/>
+    <w:basedOn w:val="DefaultParagraphFont"/>
+    <w:link w:val="Footer"/>
     <w:qFormat/>
-    <w:uiPriority w:val="0"/>
     <w:rPr>
-      <w:rFonts w:ascii="Calibri" w:hAnsi="Calibri" w:eastAsia="Calibri" w:cs="Times New Roman"/>
+      <w:rFonts w:ascii="Calibri" w:eastAsia="Calibri" w:hAnsi="Calibri" w:cs="Times New Roman"/>
       <w:color w:val="595959"/>
       <w:lang w:val="en-US"/>
     </w:rPr>
   </w:style>
-  <w:style w:type="character" w:customStyle="1" w:styleId="20">
+  <w:style w:type="character" w:customStyle="1" w:styleId="TitleChar">
     <w:name w:val="Title Char"/>
-    <w:basedOn w:val="5"/>
-    <w:link w:val="14"/>
+    <w:basedOn w:val="DefaultParagraphFont"/>
+    <w:link w:val="Title"/>
+    <w:uiPriority w:val="10"/>
     <w:qFormat/>
-    <w:uiPriority w:val="10"/>
     <w:rPr>
-      <w:rFonts w:ascii="Rockwell" w:hAnsi="Rockwell" w:eastAsia="MS Gothic" w:cs="Times New Roman"/>
+      <w:rFonts w:ascii="Rockwell" w:eastAsia="MS Gothic" w:hAnsi="Rockwell" w:cs="Times New Roman"/>
       <w:b/>
       <w:color w:val="262626"/>
       <w:kern w:val="2"/>
@@ -5548,27 +5239,25 @@
       <w:lang w:val="en-US"/>
     </w:rPr>
   </w:style>
-  <w:style w:type="paragraph" w:customStyle="1" w:styleId="21">
+  <w:style w:type="paragraph" w:customStyle="1" w:styleId="Heading">
     <w:name w:val="Heading"/>
-    <w:basedOn w:val="1"/>
-    <w:next w:val="7"/>
+    <w:basedOn w:val="Normal"/>
+    <w:next w:val="BodyText"/>
     <w:qFormat/>
-    <w:uiPriority w:val="0"/>
     <w:pPr>
       <w:keepNext/>
       <w:spacing w:before="240" w:after="120"/>
     </w:pPr>
     <w:rPr>
-      <w:rFonts w:ascii="Liberation Sans" w:hAnsi="Liberation Sans" w:eastAsia="Noto Sans CJK SC" w:cs="Lohit Devanagari"/>
+      <w:rFonts w:ascii="Liberation Sans" w:eastAsia="Noto Sans CJK SC" w:hAnsi="Liberation Sans" w:cs="Lohit Devanagari"/>
       <w:sz w:val="28"/>
       <w:szCs w:val="28"/>
     </w:rPr>
   </w:style>
-  <w:style w:type="paragraph" w:customStyle="1" w:styleId="22">
+  <w:style w:type="paragraph" w:customStyle="1" w:styleId="Index">
     <w:name w:val="Index"/>
-    <w:basedOn w:val="1"/>
+    <w:basedOn w:val="Normal"/>
     <w:qFormat/>
-    <w:uiPriority w:val="0"/>
     <w:pPr>
       <w:suppressLineNumbers/>
     </w:pPr>
@@ -5576,45 +5265,64 @@
       <w:rFonts w:cs="Lohit Devanagari"/>
     </w:rPr>
   </w:style>
-  <w:style w:type="paragraph" w:customStyle="1" w:styleId="23">
+  <w:style w:type="paragraph" w:customStyle="1" w:styleId="HeaderandFooter">
     <w:name w:val="Header and Footer"/>
-    <w:basedOn w:val="1"/>
+    <w:basedOn w:val="Normal"/>
     <w:qFormat/>
-    <w:uiPriority w:val="0"/>
   </w:style>
-  <w:style w:type="paragraph" w:customStyle="1" w:styleId="24">
+  <w:style w:type="paragraph" w:customStyle="1" w:styleId="ContactInfo">
     <w:name w:val="Contact Info"/>
-    <w:basedOn w:val="1"/>
+    <w:basedOn w:val="Normal"/>
     <w:qFormat/>
-    <w:uiPriority w:val="0"/>
     <w:pPr>
       <w:spacing w:before="40" w:after="0"/>
       <w:jc w:val="right"/>
     </w:pPr>
   </w:style>
-  <w:style w:type="paragraph" w:customStyle="1" w:styleId="25">
+  <w:style w:type="paragraph" w:customStyle="1" w:styleId="Icons">
     <w:name w:val="Icons"/>
-    <w:basedOn w:val="1"/>
+    <w:basedOn w:val="Normal"/>
     <w:qFormat/>
-    <w:uiPriority w:val="0"/>
     <w:pPr>
-      <w:spacing w:before="0" w:after="40"/>
+      <w:spacing w:after="40"/>
       <w:jc w:val="center"/>
     </w:pPr>
     <w:rPr>
       <w:color w:val="4C4C4C"/>
     </w:rPr>
   </w:style>
-  <w:style w:type="paragraph" w:styleId="26">
+  <w:style w:type="paragraph" w:styleId="ListParagraph">
     <w:name w:val="List Paragraph"/>
-    <w:basedOn w:val="1"/>
+    <w:basedOn w:val="Normal"/>
+    <w:uiPriority w:val="34"/>
     <w:qFormat/>
-    <w:uiPriority w:val="34"/>
     <w:pPr>
-      <w:spacing w:before="0" w:after="260"/>
-      <w:ind w:left="720" w:firstLine="0"/>
+      <w:ind w:left="720"/>
       <w:contextualSpacing/>
     </w:pPr>
+  </w:style>
+  <w:style w:type="character" w:styleId="Hyperlink">
+    <w:name w:val="Hyperlink"/>
+    <w:basedOn w:val="DefaultParagraphFont"/>
+    <w:uiPriority w:val="99"/>
+    <w:unhideWhenUsed/>
+    <w:rsid w:val="00F60AD5"/>
+    <w:rPr>
+      <w:color w:val="0563C1" w:themeColor="hyperlink"/>
+      <w:u w:val="single"/>
+    </w:rPr>
+  </w:style>
+  <w:style w:type="character" w:styleId="UnresolvedMention">
+    <w:name w:val="Unresolved Mention"/>
+    <w:basedOn w:val="DefaultParagraphFont"/>
+    <w:uiPriority w:val="99"/>
+    <w:semiHidden/>
+    <w:unhideWhenUsed/>
+    <w:rsid w:val="00F60AD5"/>
+    <w:rPr>
+      <w:color w:val="605E5C"/>
+      <w:shd w:val="clear" w:color="auto" w:fill="E1DFDD"/>
+    </w:rPr>
   </w:style>
 </w:styles>
 </file>
@@ -5871,6 +5579,7 @@
     </a:fmtScheme>
   </a:themeElements>
   <a:objectDefaults/>
+  <a:extraClrSchemeLst/>
 </a:theme>
 </file>
 
